--- a/src/Tests/Inputs/letters/05/input.docx
+++ b/src/Tests/Inputs/letters/05/input.docx
@@ -1,6 +1,6 @@
 
 <file path=word/document.xml><?xml version="1.0" encoding="utf-8"?>
-<w:document xmlns:wpc="http://schemas.microsoft.com/office/word/2010/wordprocessingCanvas" xmlns:cx="http://schemas.microsoft.com/office/drawing/2014/chartex" xmlns:cx1="http://schemas.microsoft.com/office/drawing/2015/9/8/chartex" xmlns:cx2="http://schemas.microsoft.com/office/drawing/2015/10/21/chartex" xmlns:cx3="http://schemas.microsoft.com/office/drawing/2016/5/9/chartex" xmlns:cx4="http://schemas.microsoft.com/office/drawing/2016/5/10/chartex" xmlns:cx5="http://schemas.microsoft.com/office/drawing/2016/5/11/chartex" xmlns:cx6="http://schemas.microsoft.com/office/drawing/2016/5/12/chartex" xmlns:cx7="http://schemas.microsoft.com/office/drawing/2016/5/13/chartex" xmlns:cx8="http://schemas.microsoft.com/office/drawing/2016/5/14/chartex" xmlns:mc="http://schemas.openxmlformats.org/markup-compatibility/2006" xmlns:aink="http://schemas.microsoft.com/office/drawing/2016/ink" xmlns:am3d="http://schemas.microsoft.com/office/drawing/2017/model3d" xmlns:o="urn:schemas-microsoft-com:office:office" xmlns:oel="http://schemas.microsoft.com/office/2019/extlst" xmlns:r="http://schemas.openxmlformats.org/officeDocument/2006/relationships" xmlns:m="http://schemas.openxmlformats.org/officeDocument/2006/math" xmlns:v="urn:schemas-microsoft-com:vml" xmlns:wp14="http://schemas.microsoft.com/office/word/2010/wordprocessingDrawing" xmlns:wp="http://schemas.openxmlformats.org/drawingml/2006/wordprocessingDrawing" xmlns:w10="urn:schemas-microsoft-com:office:word" xmlns:w="http://schemas.openxmlformats.org/wordprocessingml/2006/main" xmlns:w14="http://schemas.microsoft.com/office/word/2010/wordml" xmlns:w15="http://schemas.microsoft.com/office/word/2012/wordml" xmlns:w16cex="http://schemas.microsoft.com/office/word/2018/wordml/cex" xmlns:w16cid="http://schemas.microsoft.com/office/word/2016/wordml/cid" xmlns:w16="http://schemas.microsoft.com/office/word/2018/wordml" xmlns:w16du="http://schemas.microsoft.com/office/word/2023/wordml/word16du" xmlns:w16sdtdh="http://schemas.microsoft.com/office/word/2020/wordml/sdtdatahash" xmlns:w16se="http://schemas.microsoft.com/office/word/2015/wordml/symex" xmlns:wpg="http://schemas.microsoft.com/office/word/2010/wordprocessingGroup" xmlns:wpi="http://schemas.microsoft.com/office/word/2010/wordprocessingInk" xmlns:wne="http://schemas.microsoft.com/office/word/2006/wordml" xmlns:wps="http://schemas.microsoft.com/office/word/2010/wordprocessingShape" mc:Ignorable="w14 w15 w16se w16cid w16 w16cex w16sdtdh w16du wp14">
+<w:document xmlns:a="http://schemas.openxmlformats.org/drawingml/2006/main" xmlns:adec="http://schemas.microsoft.com/office/drawing/2017/decorative" xmlns:wpc="http://schemas.microsoft.com/office/word/2010/wordprocessingCanvas" xmlns:cx="http://schemas.microsoft.com/office/drawing/2014/chartex" xmlns:cx1="http://schemas.microsoft.com/office/drawing/2015/9/8/chartex" xmlns:cx2="http://schemas.microsoft.com/office/drawing/2015/10/21/chartex" xmlns:cx3="http://schemas.microsoft.com/office/drawing/2016/5/9/chartex" xmlns:cx4="http://schemas.microsoft.com/office/drawing/2016/5/10/chartex" xmlns:cx5="http://schemas.microsoft.com/office/drawing/2016/5/11/chartex" xmlns:cx6="http://schemas.microsoft.com/office/drawing/2016/5/12/chartex" xmlns:cx7="http://schemas.microsoft.com/office/drawing/2016/5/13/chartex" xmlns:cx8="http://schemas.microsoft.com/office/drawing/2016/5/14/chartex" xmlns:mc="http://schemas.openxmlformats.org/markup-compatibility/2006" xmlns:aink="http://schemas.microsoft.com/office/drawing/2016/ink" xmlns:am3d="http://schemas.microsoft.com/office/drawing/2017/model3d" xmlns:o="urn:schemas-microsoft-com:office:office" xmlns:oel="http://schemas.microsoft.com/office/2019/extlst" xmlns:r="http://schemas.openxmlformats.org/officeDocument/2006/relationships" xmlns:m="http://schemas.openxmlformats.org/officeDocument/2006/math" xmlns:v="urn:schemas-microsoft-com:vml" xmlns:wp14="http://schemas.microsoft.com/office/word/2010/wordprocessingDrawing" xmlns:wp="http://schemas.openxmlformats.org/drawingml/2006/wordprocessingDrawing" xmlns:w10="urn:schemas-microsoft-com:office:word" xmlns:w="http://schemas.openxmlformats.org/wordprocessingml/2006/main" xmlns:w14="http://schemas.microsoft.com/office/word/2010/wordml" xmlns:w15="http://schemas.microsoft.com/office/word/2012/wordml" xmlns:w16cex="http://schemas.microsoft.com/office/word/2018/wordml/cex" xmlns:w16cid="http://schemas.microsoft.com/office/word/2016/wordml/cid" xmlns:w16="http://schemas.microsoft.com/office/word/2018/wordml" xmlns:w16du="http://schemas.microsoft.com/office/word/2023/wordml/word16du" xmlns:w16sdtdh="http://schemas.microsoft.com/office/word/2020/wordml/sdtdatahash" xmlns:w16se="http://schemas.microsoft.com/office/word/2015/wordml/symex" xmlns:wpg="http://schemas.microsoft.com/office/word/2010/wordprocessingGroup" xmlns:wpi="http://schemas.microsoft.com/office/word/2010/wordprocessingInk" xmlns:wne="http://schemas.microsoft.com/office/word/2006/wordml" xmlns:wps="http://schemas.microsoft.com/office/word/2010/wordprocessingShape" mc:Ignorable="w14 w15 w16se w16cid w16 w16cex w16sdtdh w16du wp14">
   <w:body>
     <w:p>
       <w:r>
@@ -11,7 +11,7 @@
         <mc:AlternateContent>
           <mc:Choice Requires="wpg">
             <w:drawing>
-              <wp:anchor distT="0" distB="0" distL="114300" distR="114300" simplePos="0" relativeHeight="251658240" behindDoc="1" locked="1" layoutInCell="1" allowOverlap="1" wp14:anchorId="10F5F81C" wp14:editId="2A02C9C1">
+              <wp:anchor distT="0" distB="0" distL="114300" distR="114300" simplePos="0" relativeHeight="251658240" behindDoc="1" locked="1" layoutInCell="1" allowOverlap="1" wp14:editId="2A02C9C1" wp14:anchorId="10F5F81C">
                 <wp:simplePos x="0" y="0"/>
                 <wp:positionH relativeFrom="column">
                   <wp:posOffset>-613410</wp:posOffset>
@@ -600,30 +600,30 @@
           </mc:Choice>
           <mc:Fallback>
             <w:pict>
-              <v:group w14:anchorId="38EB7E57" id="Group 3" o:spid="_x0000_s1026" alt="Decorative" style="position:absolute;margin-left:-48.3pt;margin-top:.3pt;width:627.1pt;height:784.8pt;z-index:-251658240;mso-width-relative:margin;mso-height-relative:margin" coordorigin="-448" coordsize="79658,99666" o:gfxdata="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">
-                <v:group id="Group 38" o:spid="_x0000_s1027" style="position:absolute;left:29184;top:89496;width:13500;height:10170" coordorigin="409,183" coordsize="13499,10169" o:gfxdata="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">
-                  <v:shape id="Graphic 6" o:spid="_x0000_s1028" style="position:absolute;left:4826;top:1270;width:9083;height:9083;visibility:visible;mso-wrap-style:square;v-text-anchor:middle" coordsize="908304,908304" o:gfxdata="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" path="m908304,454152v,250821,-203331,454152,-454152,454152c203331,908304,,704973,,454152,,203331,203331,,454152,,704973,,908304,203331,908304,454152xe" fillcolor="#c097f8 [3208]" stroked="f" strokeweight="1pt">
+              <v:group id="Group 3" style="position:absolute;margin-left:-48.3pt;margin-top:.3pt;width:627.1pt;height:784.8pt;z-index:-251658240;mso-width-relative:margin;mso-height-relative:margin" alt="Decorative" coordsize="79658,99666" coordorigin="-448" o:spid="_x0000_s1026" o:gfxdata="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" w14:anchorId="38EB7E57">
+                <v:group id="Group 38" style="position:absolute;left:29184;top:89496;width:13500;height:10170" coordsize="13499,10169" coordorigin="409,183" o:spid="_x0000_s1027" o:gfxdata="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">
+                  <v:shape id="Graphic 6" style="position:absolute;left:4826;top:1270;width:9083;height:9083;visibility:visible;mso-wrap-style:square;v-text-anchor:middle" coordsize="908304,908304" o:spid="_x0000_s1028" fillcolor="#c097f8 [3208]" stroked="f" strokeweight="1pt" path="m908304,454152v,250821,-203331,454152,-454152,454152c203331,908304,,704973,,454152,,203331,203331,,454152,,704973,,908304,203331,908304,454152xe" o:gfxdata="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">
                     <v:stroke joinstyle="miter"/>
                     <v:path arrowok="t" o:connecttype="custom" o:connectlocs="908304,454152;454152,908304;0,454152;454152,0;908304,454152" o:connectangles="0,0,0,0,0"/>
                   </v:shape>
-                  <v:shape id="Graphic 11" o:spid="_x0000_s1029" style="position:absolute;left:409;top:183;width:121;height:5440;visibility:visible;mso-wrap-style:square;v-text-anchor:middle" coordsize="12065,543961" o:gfxdata="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" path="m,l,543962e" filled="f" strokecolor="#2cc3b4 [3207]" strokeweight="2.5pt">
-                    <v:stroke dashstyle="dash" joinstyle="miter" endcap="round"/>
+                  <v:shape id="Graphic 11" style="position:absolute;left:409;top:183;width:121;height:5440;visibility:visible;mso-wrap-style:square;v-text-anchor:middle" coordsize="12065,543961" o:spid="_x0000_s1029" filled="f" strokecolor="#2cc3b4 [3207]" strokeweight="2.5pt" path="m,l,543962e" o:gfxdata="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">
+                    <v:stroke joinstyle="miter" endcap="round" dashstyle="dash"/>
                     <v:path arrowok="t" o:connecttype="custom" o:connectlocs="0,0;0,543962" o:connectangles="0,0"/>
                   </v:shape>
                 </v:group>
-                <v:shape id="Graphic 50" o:spid="_x0000_s1030" style="position:absolute;left:72504;width:6705;height:6705;visibility:visible;mso-wrap-style:square;v-text-anchor:middle" coordsize="670908,670908" o:gfxdata="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" path="m670096,670908r-669283,c348,670908,,670560,,670096l,813c,348,348,,813,l670096,v464,,812,348,812,813l670908,670096v,464,-348,812,-812,812xe" filled="f" strokecolor="#ff9514 [3209]" strokeweight="1.59589mm">
+                <v:shape id="Graphic 50" style="position:absolute;left:72504;width:6705;height:6705;visibility:visible;mso-wrap-style:square;v-text-anchor:middle" coordsize="670908,670908" o:spid="_x0000_s1030" filled="f" strokecolor="#ff9514 [3209]" strokeweight="1.59589mm" path="m670096,670908r-669283,c348,670908,,670560,,670096l,813c,348,348,,813,l670096,v464,,812,348,812,813l670908,670096v,464,-348,812,-812,812xe" o:gfxdata="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">
                   <v:stroke joinstyle="miter"/>
                   <v:path arrowok="t" o:connecttype="custom" o:connectlocs="669748,670560;813,670560;0,669748;0,813;813,0;669748,0;670560,813;670560,669748;669748,670560" o:connectangles="0,0,0,0,0,0,0,0,0"/>
                 </v:shape>
-                <v:shape id="Graphic 53" o:spid="_x0000_s1031" style="position:absolute;left:-448;top:60165;width:11273;height:9784;visibility:visible;mso-wrap-style:square;v-text-anchor:middle" coordsize="1127321,978396" o:gfxdata="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" path="m571416,4466r554681,960533c1129571,970953,1125228,978396,1118403,978396r-1109485,c2093,978396,-2250,970953,1225,964999l555905,4466v3475,-5955,12037,-5955,15511,xe" strokecolor="#2cc3b4 [3207]" strokeweight="1.72256mm">
+                <v:shape id="Graphic 53" style="position:absolute;left:-448;top:60165;width:11273;height:9784;visibility:visible;mso-wrap-style:square;v-text-anchor:middle" coordsize="1127321,978396" o:spid="_x0000_s1031" strokecolor="#2cc3b4 [3207]" strokeweight="1.72256mm" path="m571416,4466r554681,960533c1129571,970953,1125228,978396,1118403,978396r-1109485,c2093,978396,-2250,970953,1225,964999l555905,4466v3475,-5955,12037,-5955,15511,xe" o:gfxdata="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">
                   <v:stroke joinstyle="miter"/>
                   <v:path arrowok="t" o:connecttype="custom" o:connectlocs="571416,4466;1126097,964999;1118403,978396;8918,978396;1225,964999;555905,4466;571416,4466" o:connectangles="0,0,0,0,0,0,0"/>
                 </v:shape>
-                <v:shape id="Graphic 52" o:spid="_x0000_s1032" style="position:absolute;left:75314;top:74515;width:120;height:5410;visibility:visible;mso-wrap-style:square;v-text-anchor:middle" coordsize="12065,540962" o:gfxdata="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" path="m,l,540963e" filled="f" strokecolor="#2cc3b4 [3207]" strokeweight="2.5pt">
-                  <v:stroke dashstyle="dash" joinstyle="miter"/>
+                <v:shape id="Graphic 52" style="position:absolute;left:75314;top:74515;width:120;height:5410;visibility:visible;mso-wrap-style:square;v-text-anchor:middle" coordsize="12065,540962" o:spid="_x0000_s1032" filled="f" strokecolor="#2cc3b4 [3207]" strokeweight="2.5pt" path="m,l,540963e" o:gfxdata="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">
+                  <v:stroke joinstyle="miter" dashstyle="dash"/>
                   <v:path arrowok="t" o:connecttype="custom" o:connectlocs="0,0;0,540963" o:connectangles="0,0"/>
                 </v:shape>
-                <v:shape id="Graphic 51" o:spid="_x0000_s1033" style="position:absolute;left:67894;top:78676;width:5010;height:10111;visibility:visible;mso-wrap-style:square;v-text-anchor:middle" coordsize="501039,1011055" o:gfxdata="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" path="m501039,755498v-3724,124,-7448,621,-11173,621c352813,756119,241581,644979,241581,507763v,-137216,111108,-248356,248285,-248356c493591,259407,497315,259780,501039,260028l501039,c223953,2359,,227742,,505528v,277785,223953,503044,501039,505527l501039,755498xe" fillcolor="#ee7661 [3204]" stroked="f" strokeweight=".34397mm">
+                <v:shape id="Graphic 51" style="position:absolute;left:67894;top:78676;width:5010;height:10111;visibility:visible;mso-wrap-style:square;v-text-anchor:middle" coordsize="501039,1011055" o:spid="_x0000_s1033" fillcolor="#ee7661 [3204]" stroked="f" strokeweight=".34397mm" path="m501039,755498v-3724,124,-7448,621,-11173,621c352813,756119,241581,644979,241581,507763v,-137216,111108,-248356,248285,-248356c493591,259407,497315,259780,501039,260028l501039,c223953,2359,,227742,,505528v,277785,223953,503044,501039,505527l501039,755498xe" o:gfxdata="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">
                   <v:stroke joinstyle="miter"/>
                   <v:path arrowok="t" o:connecttype="custom" o:connectlocs="501039,755498;489866,756119;241581,507763;489866,259407;501039,260028;501039,0;0,505528;501039,1011055;501039,755498" o:connectangles="0,0,0,0,0,0,0,0,0"/>
                 </v:shape>
@@ -1006,17 +1006,17 @@
                 </mc:Choice>
                 <mc:Fallback>
                   <w:pict>
-                    <v:group w14:anchorId="626A0478" id="Group 31" o:spid="_x0000_s1026" alt="Logotype" style="width:116.55pt;height:110.4pt;mso-position-horizontal-relative:char;mso-position-vertical-relative:line" coordorigin="-457,38" coordsize="14801,14020" o:gfxdata="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">
-                      <v:shape id="Graphic 11" o:spid="_x0000_s1027" style="position:absolute;left:-457;top:38;width:5029;height:8318;visibility:visible;mso-wrap-style:square;v-text-anchor:middle" coordsize="503536,621229" o:gfxdata="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" path="m503536,c9624,100308,-23312,416527,8808,621229e" filled="f" strokecolor="#2cc3b4 [3207]" strokeweight="2.5pt">
-                        <v:stroke dashstyle="dash" joinstyle="miter" endcap="round"/>
+                    <v:group id="Group 31" style="width:116.55pt;height:110.4pt;mso-position-horizontal-relative:char;mso-position-vertical-relative:line" alt="Logotype" coordsize="14801,14020" coordorigin="-457,38" o:spid="_x0000_s1026" o:gfxdata="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" w14:anchorId="626A0478">
+                      <v:shape id="Graphic 11" style="position:absolute;left:-457;top:38;width:5029;height:8318;visibility:visible;mso-wrap-style:square;v-text-anchor:middle" coordsize="503536,621229" o:spid="_x0000_s1027" filled="f" strokecolor="#2cc3b4 [3207]" strokeweight="2.5pt" path="m503536,c9624,100308,-23312,416527,8808,621229e" o:gfxdata="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">
+                        <v:stroke joinstyle="miter" endcap="round" dashstyle="dash"/>
                         <v:path arrowok="t" o:connecttype="custom" o:connectlocs="502920,0;8797,831850" o:connectangles="0,0"/>
                       </v:shape>
-                      <v:group id="Group 25" o:spid="_x0000_s1028" style="position:absolute;left:1181;top:800;width:13163;height:13258" coordorigin="1195,703" coordsize="14064,14093" o:gfxdata="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">
-                        <v:shape id="Freeform: Shape 22" o:spid="_x0000_s1029" style="position:absolute;left:1195;top:703;width:14065;height:14094;visibility:visible;mso-wrap-style:square;v-text-anchor:middle" coordsize="1406694,1409607" o:gfxdata="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" path="m1406695,704804v,389252,-314900,704803,-703348,704803c314899,1409607,,1094056,,704804,,315551,314899,,703347,v388448,,703348,315551,703348,704804xe" fillcolor="#4e91f0 [3205]" stroked="f" strokeweight=".35206mm">
+                      <v:group id="Group 25" style="position:absolute;left:1181;top:800;width:13163;height:13258" coordsize="14064,14093" coordorigin="1195,703" o:spid="_x0000_s1028" o:gfxdata="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">
+                        <v:shape id="Freeform: Shape 22" style="position:absolute;left:1195;top:703;width:14065;height:14094;visibility:visible;mso-wrap-style:square;v-text-anchor:middle" coordsize="1406694,1409607" o:spid="_x0000_s1029" fillcolor="#4e91f0 [3205]" stroked="f" strokeweight=".35206mm" path="m1406695,704804v,389252,-314900,704803,-703348,704803c314899,1409607,,1094056,,704804,,315551,314899,,703347,v388448,,703348,315551,703348,704804xe" o:gfxdata="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">
                           <v:stroke joinstyle="miter"/>
                           <v:path arrowok="t" o:connecttype="custom" o:connectlocs="1406457,704700;703228,1409399;0,704700;703228,0;1406457,704700" o:connectangles="0,0,0,0,0"/>
                         </v:shape>
-                        <v:shape id="Freeform: Shape 23" o:spid="_x0000_s1030" style="position:absolute;left:13153;top:10761;width:2059;height:2064;visibility:visible;mso-wrap-style:square;v-text-anchor:middle" coordsize="205925,206352" o:gfxdata="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" path="m205926,103176v,56983,-46098,103176,-102963,103176c46098,206352,,160159,,103176,,46194,46098,,102963,v56865,,102963,46194,102963,103176xe" fillcolor="#ff9514 [3209]" stroked="f" strokeweight=".35206mm">
+                        <v:shape id="Freeform: Shape 23" style="position:absolute;left:13153;top:10761;width:2059;height:2064;visibility:visible;mso-wrap-style:square;v-text-anchor:middle" coordsize="205925,206352" o:spid="_x0000_s1030" fillcolor="#ff9514 [3209]" stroked="f" strokeweight=".35206mm" path="m205926,103176v,56983,-46098,103176,-102963,103176c46098,206352,,160159,,103176,,46194,46098,,102963,v56865,,102963,46194,102963,103176xe" o:gfxdata="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">
                           <v:stroke joinstyle="miter"/>
                           <v:path arrowok="t" o:connecttype="custom" o:connectlocs="205892,103161;102946,206322;0,103161;102946,0;205892,103161" o:connectangles="0,0,0,0,0"/>
                         </v:shape>
@@ -1628,7 +1628,7 @@
         <mc:AlternateContent>
           <mc:Choice Requires="wpg">
             <w:drawing>
-              <wp:anchor distT="0" distB="0" distL="114300" distR="114300" simplePos="0" relativeHeight="251657215" behindDoc="1" locked="1" layoutInCell="1" allowOverlap="1" wp14:anchorId="5564B9F2" wp14:editId="23CC4C56">
+              <wp:anchor distT="0" distB="0" distL="114300" distR="114300" simplePos="0" relativeHeight="251657215" behindDoc="1" locked="1" layoutInCell="1" allowOverlap="1" wp14:editId="23CC4C56" wp14:anchorId="5564B9F2">
                 <wp:simplePos x="0" y="0"/>
                 <wp:positionH relativeFrom="column">
                   <wp:posOffset>-773430</wp:posOffset>
@@ -2493,41 +2493,41 @@
           </mc:Choice>
           <mc:Fallback>
             <w:pict>
-              <v:group w14:anchorId="4510E434" id="Group 63" o:spid="_x0000_s1026" alt="Decorative" style="position:absolute;margin-left:-60.9pt;margin-top:-17.1pt;width:640.1pt;height:794.9pt;z-index:-251659265;mso-width-relative:margin;mso-height-relative:margin" coordsize="81304,100942" o:gfxdata="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">
-                <v:shape id="Graphic 11" o:spid="_x0000_s1027" style="position:absolute;left:9372;width:5029;height:8318;visibility:visible;mso-wrap-style:square;v-text-anchor:middle" coordsize="503536,621229" o:gfxdata="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" path="m503536,c9624,100308,-23312,416527,8808,621229e" filled="f" strokecolor="#2cc3b4 [3207]" strokeweight="2.5pt">
-                  <v:stroke dashstyle="dash" joinstyle="miter" endcap="round"/>
+              <v:group id="Group 63" style="position:absolute;margin-left:-60.9pt;margin-top:-17.1pt;width:640.1pt;height:794.9pt;z-index:-251659265;mso-width-relative:margin;mso-height-relative:margin" alt="Decorative" coordsize="81304,100942" o:spid="_x0000_s1026" o:gfxdata="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" w14:anchorId="4510E434">
+                <v:shape id="Graphic 11" style="position:absolute;left:9372;width:5029;height:8318;visibility:visible;mso-wrap-style:square;v-text-anchor:middle" coordsize="503536,621229" o:spid="_x0000_s1027" filled="f" strokecolor="#2cc3b4 [3207]" strokeweight="2.5pt" path="m503536,c9624,100308,-23312,416527,8808,621229e" o:gfxdata="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">
+                  <v:stroke joinstyle="miter" endcap="round" dashstyle="dash"/>
                   <v:path arrowok="t" o:connecttype="custom" o:connectlocs="502920,0;8797,831850" o:connectangles="0,0"/>
                 </v:shape>
-                <v:shape id="Freeform: Shape 40" o:spid="_x0000_s1028" style="position:absolute;left:10629;top:876;width:13164;height:13259;visibility:visible;mso-wrap-style:square;v-text-anchor:middle" coordsize="1406694,1409607" o:gfxdata="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" path="m1406695,704804v,389252,-314900,704803,-703348,704803c314899,1409607,,1094056,,704804,,315551,314899,,703347,v388448,,703348,315551,703348,704804xe" fillcolor="#4e91f0 [3205]" stroked="f" strokeweight=".35206mm">
+                <v:shape id="Freeform: Shape 40" style="position:absolute;left:10629;top:876;width:13164;height:13259;visibility:visible;mso-wrap-style:square;v-text-anchor:middle" coordsize="1406694,1409607" o:spid="_x0000_s1028" fillcolor="#4e91f0 [3205]" stroked="f" strokeweight=".35206mm" path="m1406695,704804v,389252,-314900,704803,-703348,704803c314899,1409607,,1094056,,704804,,315551,314899,,703347,v388448,,703348,315551,703348,704804xe" o:gfxdata="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">
                   <v:stroke joinstyle="miter"/>
                   <v:path arrowok="t" o:connecttype="custom" o:connectlocs="1316356,662940;658178,1325880;0,662940;658178,0;1316356,662940" o:connectangles="0,0,0,0,0"/>
                 </v:shape>
-                <v:shape id="Freeform: Shape 41" o:spid="_x0000_s1029" style="position:absolute;left:21831;top:11849;width:1927;height:1941;visibility:visible;mso-wrap-style:square;v-text-anchor:middle" coordsize="205925,206352" o:gfxdata="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" path="m205926,103176v,56983,-46098,103176,-102963,103176c46098,206352,,160159,,103176,,46194,46098,,102963,v56865,,102963,46194,102963,103176xe" fillcolor="#ff9514 [3209]" stroked="f" strokeweight=".35206mm">
+                <v:shape id="Freeform: Shape 41" style="position:absolute;left:21831;top:11849;width:1927;height:1941;visibility:visible;mso-wrap-style:square;v-text-anchor:middle" coordsize="205925,206352" o:spid="_x0000_s1029" fillcolor="#ff9514 [3209]" stroked="f" strokeweight=".35206mm" path="m205926,103176v,56983,-46098,103176,-102963,103176c46098,206352,,160159,,103176,,46194,46098,,102963,v56865,,102963,46194,102963,103176xe" o:gfxdata="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">
                   <v:stroke joinstyle="miter"/>
                   <v:path arrowok="t" o:connecttype="custom" o:connectlocs="192702,97048;96351,194096;0,97048;96351,0;192702,97048" o:connectangles="0,0,0,0,0"/>
                 </v:shape>
-                <v:shape id="Graphic 50" o:spid="_x0000_s1030" style="position:absolute;left:74599;top:1676;width:6705;height:6706;visibility:visible;mso-wrap-style:square;v-text-anchor:middle" coordsize="670908,670908" o:gfxdata="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" path="m670096,670908r-669283,c348,670908,,670560,,670096l,813c,348,348,,813,l670096,v464,,812,348,812,813l670908,670096v,464,-348,812,-812,812xe" filled="f" strokecolor="#ff9514 [3209]" strokeweight="1.59589mm">
+                <v:shape id="Graphic 50" style="position:absolute;left:74599;top:1676;width:6705;height:6706;visibility:visible;mso-wrap-style:square;v-text-anchor:middle" coordsize="670908,670908" o:spid="_x0000_s1030" filled="f" strokecolor="#ff9514 [3209]" strokeweight="1.59589mm" path="m670096,670908r-669283,c348,670908,,670560,,670096l,813c,348,348,,813,l670096,v464,,812,348,812,813l670908,670096v,464,-348,812,-812,812xe" o:gfxdata="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">
                   <v:stroke joinstyle="miter"/>
                   <v:path arrowok="t" o:connecttype="custom" o:connectlocs="669609,670564;812,670564;0,669752;0,813;812,0;669609,0;670420,813;670420,669752;669609,670564" o:connectangles="0,0,0,0,0,0,0,0,0"/>
                 </v:shape>
-                <v:shape id="Graphic 53" o:spid="_x0000_s1031" style="position:absolute;top:60502;width:11270;height:9784;visibility:visible;mso-wrap-style:square;v-text-anchor:middle" coordsize="1127321,978396" o:gfxdata="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" path="m571416,4466r554681,960533c1129571,970953,1125228,978396,1118403,978396r-1109485,c2093,978396,-2250,970953,1225,964999l555905,4466v3475,-5955,12037,-5955,15511,xe" filled="f" strokecolor="#2cc3b4 [3207]" strokeweight="1.72256mm">
+                <v:shape id="Graphic 53" style="position:absolute;top:60502;width:11270;height:9784;visibility:visible;mso-wrap-style:square;v-text-anchor:middle" coordsize="1127321,978396" o:spid="_x0000_s1031" filled="f" strokecolor="#2cc3b4 [3207]" strokeweight="1.72256mm" path="m571416,4466r554681,960533c1129571,970953,1125228,978396,1118403,978396r-1109485,c2093,978396,-2250,970953,1225,964999l555905,4466v3475,-5955,12037,-5955,15511,xe" o:gfxdata="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">
                   <v:stroke joinstyle="miter"/>
                   <v:path arrowok="t" o:connecttype="custom" o:connectlocs="571297,4466;1125862,965005;1118170,978402;8916,978402;1225,965005;555789,4466;571297,4466" o:connectangles="0,0,0,0,0,0,0"/>
                 </v:shape>
-                <v:shape id="Graphic 52" o:spid="_x0000_s1032" style="position:absolute;left:76123;top:75399;width:121;height:6401;visibility:visible;mso-wrap-style:square;v-text-anchor:middle" coordsize="12065,540962" o:gfxdata="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" path="m,l,540963e" filled="f" strokecolor="#2cc3b4 [3207]" strokeweight="2.75pt">
-                  <v:stroke dashstyle="dash" joinstyle="miter"/>
+                <v:shape id="Graphic 52" style="position:absolute;left:76123;top:75399;width:121;height:6401;visibility:visible;mso-wrap-style:square;v-text-anchor:middle" coordsize="12065,540962" o:spid="_x0000_s1032" filled="f" strokecolor="#2cc3b4 [3207]" strokeweight="2.75pt" path="m,l,540963e" o:gfxdata="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">
+                  <v:stroke joinstyle="miter" dashstyle="dash"/>
                   <v:path arrowok="t" o:connecttype="custom" o:connectlocs="0,0;0,640081" o:connectangles="0,0"/>
                 </v:shape>
-                <v:shape id="Graphic 51" o:spid="_x0000_s1033" style="position:absolute;left:68846;top:79667;width:5010;height:10110;visibility:visible;mso-wrap-style:square;v-text-anchor:middle" coordsize="501039,1011055" o:gfxdata="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" path="m501039,755498v-3724,124,-7448,621,-11173,621c352813,756119,241581,644979,241581,507763v,-137216,111108,-248356,248285,-248356c493591,259407,497315,259780,501039,260028l501039,c223953,2359,,227742,,505528v,277785,223953,503044,501039,505527l501039,755498xe" fillcolor="#ee7661 [3204]" stroked="f" strokeweight=".34397mm">
+                <v:shape id="Graphic 51" style="position:absolute;left:68846;top:79667;width:5010;height:10110;visibility:visible;mso-wrap-style:square;v-text-anchor:middle" coordsize="501039,1011055" o:spid="_x0000_s1033" fillcolor="#ee7661 [3204]" stroked="f" strokeweight=".34397mm" path="m501039,755498v-3724,124,-7448,621,-11173,621c352813,756119,241581,644979,241581,507763v,-137216,111108,-248356,248285,-248356c493591,259407,497315,259780,501039,260028l501039,c223953,2359,,227742,,505528v,277785,223953,503044,501039,505527l501039,755498xe" o:gfxdata="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">
                   <v:stroke joinstyle="miter"/>
                   <v:path arrowok="t" o:connecttype="custom" o:connectlocs="500934,755502;489763,756123;241530,507766;489763,259409;500934,260030;500934,0;0,505531;500934,1011061;500934,755502" o:connectangles="0,0,0,0,0,0,0,0,0"/>
                 </v:shape>
-                <v:shape id="Graphic 6" o:spid="_x0000_s1034" style="position:absolute;left:21831;top:91859;width:9081;height:9083;visibility:visible;mso-wrap-style:square;v-text-anchor:middle" coordsize="908304,908304" o:gfxdata="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" path="m908304,454152v,250821,-203331,454152,-454152,454152c203331,908304,,704973,,454152,,203331,203331,,454152,,704973,,908304,203331,908304,454152xe" fillcolor="#c097f8 [3208]" stroked="f" strokeweight="1pt">
+                <v:shape id="Graphic 6" style="position:absolute;left:21831;top:91859;width:9081;height:9083;visibility:visible;mso-wrap-style:square;v-text-anchor:middle" coordsize="908304,908304" o:spid="_x0000_s1034" fillcolor="#c097f8 [3208]" stroked="f" strokeweight="1pt" path="m908304,454152v,250821,-203331,454152,-454152,454152c203331,908304,,704973,,454152,,203331,203331,,454152,,704973,,908304,203331,908304,454152xe" o:gfxdata="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">
                   <v:stroke joinstyle="miter"/>
                   <v:path arrowok="t" o:connecttype="custom" o:connectlocs="908115,454155;454058,908309;0,454155;454058,0;908115,454155" o:connectangles="0,0,0,0,0"/>
                 </v:shape>
-                <v:shape id="Graphic 11" o:spid="_x0000_s1035" style="position:absolute;left:17678;top:90906;width:121;height:5440;visibility:visible;mso-wrap-style:square;v-text-anchor:middle" coordsize="12065,543961" o:gfxdata="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" path="m,l,543962e" filled="f" strokecolor="#2cc3b4 [3207]" strokeweight="2.5pt">
-                  <v:stroke dashstyle="dash" joinstyle="miter" endcap="round"/>
+                <v:shape id="Graphic 11" style="position:absolute;left:17678;top:90906;width:121;height:5440;visibility:visible;mso-wrap-style:square;v-text-anchor:middle" coordsize="12065,543961" o:spid="_x0000_s1035" filled="f" strokecolor="#2cc3b4 [3207]" strokeweight="2.5pt" path="m,l,543962e" o:gfxdata="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">
+                  <v:stroke joinstyle="miter" endcap="round" dashstyle="dash"/>
                   <v:path arrowok="t" o:connecttype="custom" o:connectlocs="0,0;0,543965" o:connectangles="0,0"/>
                 </v:shape>
                 <w10:anchorlock/>
@@ -3128,7 +3128,7 @@
         <mc:AlternateContent>
           <mc:Choice Requires="wpg">
             <w:drawing>
-              <wp:anchor distT="0" distB="0" distL="114300" distR="114300" simplePos="0" relativeHeight="251670528" behindDoc="1" locked="1" layoutInCell="1" allowOverlap="1" wp14:anchorId="7B914409" wp14:editId="5AD88F8B">
+              <wp:anchor distT="0" distB="0" distL="114300" distR="114300" simplePos="0" relativeHeight="251670528" behindDoc="1" locked="1" layoutInCell="1" allowOverlap="1" wp14:editId="5AD88F8B" wp14:anchorId="7B914409">
                 <wp:simplePos x="0" y="0"/>
                 <wp:positionH relativeFrom="column">
                   <wp:posOffset>-636270</wp:posOffset>
@@ -3993,41 +3993,41 @@
           </mc:Choice>
           <mc:Fallback>
             <w:pict>
-              <v:group w14:anchorId="2A83083B" id="Group 64" o:spid="_x0000_s1026" alt="Decorative" style="position:absolute;margin-left:-50.1pt;margin-top:-2.7pt;width:630.45pt;height:780.4pt;z-index:-251645952;mso-width-relative:margin;mso-height-relative:margin" coordorigin=",1828" coordsize="80084,99113" o:gfxdata="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">
-                <v:shape id="Graphic 11" o:spid="_x0000_s1027" style="position:absolute;left:5866;top:4191;width:5029;height:8318;visibility:visible;mso-wrap-style:square;v-text-anchor:middle" coordsize="503536,621229" o:gfxdata="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" path="m503536,c9624,100308,-23312,416527,8808,621229e" filled="f" strokecolor="#2cc3b4 [3207]" strokeweight="2.5pt">
-                  <v:stroke dashstyle="dash" joinstyle="miter" endcap="round"/>
+              <v:group id="Group 64" style="position:absolute;margin-left:-50.1pt;margin-top:-2.7pt;width:630.45pt;height:780.4pt;z-index:-251645952;mso-width-relative:margin;mso-height-relative:margin" alt="Decorative" coordsize="80084,99113" coordorigin=",1828" o:spid="_x0000_s1026" o:gfxdata="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" w14:anchorId="2A83083B">
+                <v:shape id="Graphic 11" style="position:absolute;left:5866;top:4191;width:5029;height:8318;visibility:visible;mso-wrap-style:square;v-text-anchor:middle" coordsize="503536,621229" o:spid="_x0000_s1027" filled="f" strokecolor="#2cc3b4 [3207]" strokeweight="2.5pt" path="m503536,c9624,100308,-23312,416527,8808,621229e" o:gfxdata="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">
+                  <v:stroke joinstyle="miter" endcap="round" dashstyle="dash"/>
                   <v:path arrowok="t" o:connecttype="custom" o:connectlocs="502920,0;8797,831850" o:connectangles="0,0"/>
                 </v:shape>
-                <v:shape id="Freeform: Shape 66" o:spid="_x0000_s1028" style="position:absolute;left:6742;top:5219;width:13164;height:13259;visibility:visible;mso-wrap-style:square;v-text-anchor:middle" coordsize="1406694,1409607" o:gfxdata="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" path="m1406695,704804v,389252,-314900,704803,-703348,704803c314899,1409607,,1094056,,704804,,315551,314899,,703347,v388448,,703348,315551,703348,704804xe" fillcolor="#4e91f0 [3205]" stroked="f" strokeweight=".35206mm">
+                <v:shape id="Freeform: Shape 66" style="position:absolute;left:6742;top:5219;width:13164;height:13259;visibility:visible;mso-wrap-style:square;v-text-anchor:middle" coordsize="1406694,1409607" o:spid="_x0000_s1028" fillcolor="#4e91f0 [3205]" stroked="f" strokeweight=".35206mm" path="m1406695,704804v,389252,-314900,704803,-703348,704803c314899,1409607,,1094056,,704804,,315551,314899,,703347,v388448,,703348,315551,703348,704804xe" o:gfxdata="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">
                   <v:stroke joinstyle="miter"/>
                   <v:path arrowok="t" o:connecttype="custom" o:connectlocs="1316356,662940;658178,1325880;0,662940;658178,0;1316356,662940" o:connectangles="0,0,0,0,0"/>
                 </v:shape>
-                <v:shape id="Freeform: Shape 67" o:spid="_x0000_s1029" style="position:absolute;left:18020;top:14439;width:1927;height:1941;visibility:visible;mso-wrap-style:square;v-text-anchor:middle" coordsize="205925,206352" o:gfxdata="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" path="m205926,103176v,56983,-46098,103176,-102963,103176c46098,206352,,160159,,103176,,46194,46098,,102963,v56865,,102963,46194,102963,103176xe" fillcolor="#ff9514 [3209]" stroked="f" strokeweight=".35206mm">
+                <v:shape id="Freeform: Shape 67" style="position:absolute;left:18020;top:14439;width:1927;height:1941;visibility:visible;mso-wrap-style:square;v-text-anchor:middle" coordsize="205925,206352" o:spid="_x0000_s1029" fillcolor="#ff9514 [3209]" stroked="f" strokeweight=".35206mm" path="m205926,103176v,56983,-46098,103176,-102963,103176c46098,206352,,160159,,103176,,46194,46098,,102963,v56865,,102963,46194,102963,103176xe" o:gfxdata="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">
                   <v:stroke joinstyle="miter"/>
                   <v:path arrowok="t" o:connecttype="custom" o:connectlocs="192702,97048;96351,194096;0,97048;96351,0;192702,97048" o:connectangles="0,0,0,0,0"/>
                 </v:shape>
-                <v:shape id="Graphic 50" o:spid="_x0000_s1030" style="position:absolute;left:73380;top:1828;width:6704;height:6706;visibility:visible;mso-wrap-style:square;v-text-anchor:middle" coordsize="670908,670908" o:gfxdata="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" path="m670096,670908r-669283,c348,670908,,670560,,670096l,813c,348,348,,813,l670096,v464,,812,348,812,813l670908,670096v,464,-348,812,-812,812xe" filled="f" strokecolor="#ff9514 [3209]" strokeweight="1.59589mm">
+                <v:shape id="Graphic 50" style="position:absolute;left:73380;top:1828;width:6704;height:6706;visibility:visible;mso-wrap-style:square;v-text-anchor:middle" coordsize="670908,670908" o:spid="_x0000_s1030" filled="f" strokecolor="#ff9514 [3209]" strokeweight="1.59589mm" path="m670096,670908r-669283,c348,670908,,670560,,670096l,813c,348,348,,813,l670096,v464,,812,348,812,813l670908,670096v,464,-348,812,-812,812xe" o:gfxdata="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">
                   <v:stroke joinstyle="miter"/>
                   <v:path arrowok="t" o:connecttype="custom" o:connectlocs="669609,670564;812,670564;0,669752;0,813;812,0;669609,0;670420,813;670420,669752;669609,670564" o:connectangles="0,0,0,0,0,0,0,0,0"/>
                 </v:shape>
-                <v:shape id="Graphic 53" o:spid="_x0000_s1031" style="position:absolute;top:61264;width:11270;height:9784;visibility:visible;mso-wrap-style:square;v-text-anchor:middle" coordsize="1127321,978396" o:gfxdata="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" path="m571416,4466r554681,960533c1129571,970953,1125228,978396,1118403,978396r-1109485,c2093,978396,-2250,970953,1225,964999l555905,4466v3475,-5955,12037,-5955,15511,xe" filled="f" strokecolor="#2cc3b4 [3207]" strokeweight="1.72256mm">
+                <v:shape id="Graphic 53" style="position:absolute;top:61264;width:11270;height:9784;visibility:visible;mso-wrap-style:square;v-text-anchor:middle" coordsize="1127321,978396" o:spid="_x0000_s1031" filled="f" strokecolor="#2cc3b4 [3207]" strokeweight="1.72256mm" path="m571416,4466r554681,960533c1129571,970953,1125228,978396,1118403,978396r-1109485,c2093,978396,-2250,970953,1225,964999l555905,4466v3475,-5955,12037,-5955,15511,xe" o:gfxdata="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">
                   <v:stroke joinstyle="miter"/>
                   <v:path arrowok="t" o:connecttype="custom" o:connectlocs="571297,4466;1125862,965005;1118170,978402;8916,978402;1225,965005;555789,4466;571297,4466" o:connectangles="0,0,0,0,0,0,0"/>
                 </v:shape>
-                <v:shape id="Graphic 52" o:spid="_x0000_s1032" style="position:absolute;left:74904;top:75323;width:120;height:6401;visibility:visible;mso-wrap-style:square;v-text-anchor:middle" coordsize="12065,540962" o:gfxdata="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" path="m,l,540963e" filled="f" strokecolor="#2cc3b4 [3207]" strokeweight="2.75pt">
-                  <v:stroke dashstyle="dash" joinstyle="miter"/>
+                <v:shape id="Graphic 52" style="position:absolute;left:74904;top:75323;width:120;height:6401;visibility:visible;mso-wrap-style:square;v-text-anchor:middle" coordsize="12065,540962" o:spid="_x0000_s1032" filled="f" strokecolor="#2cc3b4 [3207]" strokeweight="2.75pt" path="m,l,540963e" o:gfxdata="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">
+                  <v:stroke joinstyle="miter" dashstyle="dash"/>
                   <v:path arrowok="t" o:connecttype="custom" o:connectlocs="0,0;0,640081" o:connectangles="0,0"/>
                 </v:shape>
-                <v:shape id="Graphic 51" o:spid="_x0000_s1033" style="position:absolute;left:67627;top:79667;width:5009;height:10110;visibility:visible;mso-wrap-style:square;v-text-anchor:middle" coordsize="501039,1011055" o:gfxdata="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" path="m501039,755498v-3724,124,-7448,621,-11173,621c352813,756119,241581,644979,241581,507763v,-137216,111108,-248356,248285,-248356c493591,259407,497315,259780,501039,260028l501039,c223953,2359,,227742,,505528v,277785,223953,503044,501039,505527l501039,755498xe" fillcolor="#ee7661 [3204]" stroked="f" strokeweight=".34397mm">
+                <v:shape id="Graphic 51" style="position:absolute;left:67627;top:79667;width:5009;height:10110;visibility:visible;mso-wrap-style:square;v-text-anchor:middle" coordsize="501039,1011055" o:spid="_x0000_s1033" fillcolor="#ee7661 [3204]" stroked="f" strokeweight=".34397mm" path="m501039,755498v-3724,124,-7448,621,-11173,621c352813,756119,241581,644979,241581,507763v,-137216,111108,-248356,248285,-248356c493591,259407,497315,259780,501039,260028l501039,c223953,2359,,227742,,505528v,277785,223953,503044,501039,505527l501039,755498xe" o:gfxdata="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">
                   <v:stroke joinstyle="miter"/>
                   <v:path arrowok="t" o:connecttype="custom" o:connectlocs="500934,755502;489763,756123;241530,507766;489763,259409;500934,260030;500934,0;0,505531;500934,1011061;500934,755502" o:connectangles="0,0,0,0,0,0,0,0,0"/>
                 </v:shape>
-                <v:shape id="Graphic 6" o:spid="_x0000_s1034" style="position:absolute;left:28995;top:91859;width:9081;height:9083;visibility:visible;mso-wrap-style:square;v-text-anchor:middle" coordsize="908304,908304" o:gfxdata="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" path="m908304,454152v,250821,-203331,454152,-454152,454152c203331,908304,,704973,,454152,,203331,203331,,454152,,704973,,908304,203331,908304,454152xe" fillcolor="#c097f8 [3208]" stroked="f" strokeweight="1pt">
+                <v:shape id="Graphic 6" style="position:absolute;left:28995;top:91859;width:9081;height:9083;visibility:visible;mso-wrap-style:square;v-text-anchor:middle" coordsize="908304,908304" o:spid="_x0000_s1034" fillcolor="#c097f8 [3208]" stroked="f" strokeweight="1pt" path="m908304,454152v,250821,-203331,454152,-454152,454152c203331,908304,,704973,,454152,,203331,203331,,454152,,704973,,908304,203331,908304,454152xe" o:gfxdata="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">
                   <v:stroke joinstyle="miter"/>
                   <v:path arrowok="t" o:connecttype="custom" o:connectlocs="908115,454155;454058,908309;0,454155;454058,0;908115,454155" o:connectangles="0,0,0,0,0"/>
                 </v:shape>
-                <v:shape id="Graphic 11" o:spid="_x0000_s1035" style="position:absolute;left:24309;top:90830;width:120;height:5440;visibility:visible;mso-wrap-style:square;v-text-anchor:middle" coordsize="12065,543961" o:gfxdata="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" path="m,l,543962e" filled="f" strokecolor="#2cc3b4 [3207]" strokeweight="2.5pt">
-                  <v:stroke dashstyle="dash" joinstyle="miter" endcap="round"/>
+                <v:shape id="Graphic 11" style="position:absolute;left:24309;top:90830;width:120;height:5440;visibility:visible;mso-wrap-style:square;v-text-anchor:middle" coordsize="12065,543961" o:spid="_x0000_s1035" filled="f" strokecolor="#2cc3b4 [3207]" strokeweight="2.5pt" path="m,l,543962e" o:gfxdata="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">
+                  <v:stroke joinstyle="miter" endcap="round" dashstyle="dash"/>
                   <v:path arrowok="t" o:connecttype="custom" o:connectlocs="0,0;0,543965" o:connectangles="0,0"/>
                 </v:shape>
                 <w10:anchorlock/>

--- a/src/Tests/Inputs/letters/05/input.docx
+++ b/src/Tests/Inputs/letters/05/input.docx
@@ -5985,2728 +5985,6 @@
 </w:webSettings>
 </file>
 
-<file path=word/glossary/document.xml><?xml version="1.0" encoding="utf-8"?>
-<w:glossaryDocument xmlns:wpc="http://schemas.microsoft.com/office/word/2010/wordprocessingCanvas" xmlns:cx="http://schemas.microsoft.com/office/drawing/2014/chartex" xmlns:cx1="http://schemas.microsoft.com/office/drawing/2015/9/8/chartex" xmlns:cx2="http://schemas.microsoft.com/office/drawing/2015/10/21/chartex" xmlns:cx3="http://schemas.microsoft.com/office/drawing/2016/5/9/chartex" xmlns:cx4="http://schemas.microsoft.com/office/drawing/2016/5/10/chartex" xmlns:cx5="http://schemas.microsoft.com/office/drawing/2016/5/11/chartex" xmlns:cx6="http://schemas.microsoft.com/office/drawing/2016/5/12/chartex" xmlns:cx7="http://schemas.microsoft.com/office/drawing/2016/5/13/chartex" xmlns:cx8="http://schemas.microsoft.com/office/drawing/2016/5/14/chartex" xmlns:mc="http://schemas.openxmlformats.org/markup-compatibility/2006" xmlns:aink="http://schemas.microsoft.com/office/drawing/2016/ink" xmlns:am3d="http://schemas.microsoft.com/office/drawing/2017/model3d" xmlns:o="urn:schemas-microsoft-com:office:office" xmlns:oel="http://schemas.microsoft.com/office/2019/extlst" xmlns:r="http://schemas.openxmlformats.org/officeDocument/2006/relationships" xmlns:m="http://schemas.openxmlformats.org/officeDocument/2006/math" xmlns:v="urn:schemas-microsoft-com:vml" xmlns:wp14="http://schemas.microsoft.com/office/word/2010/wordprocessingDrawing" xmlns:wp="http://schemas.openxmlformats.org/drawingml/2006/wordprocessingDrawing" xmlns:w10="urn:schemas-microsoft-com:office:word" xmlns:w="http://schemas.openxmlformats.org/wordprocessingml/2006/main" xmlns:w14="http://schemas.microsoft.com/office/word/2010/wordml" xmlns:w15="http://schemas.microsoft.com/office/word/2012/wordml" xmlns:w16cex="http://schemas.microsoft.com/office/word/2018/wordml/cex" xmlns:w16cid="http://schemas.microsoft.com/office/word/2016/wordml/cid" xmlns:w16="http://schemas.microsoft.com/office/word/2018/wordml" xmlns:w16du="http://schemas.microsoft.com/office/word/2023/wordml/word16du" xmlns:w16sdtdh="http://schemas.microsoft.com/office/word/2020/wordml/sdtdatahash" xmlns:w16se="http://schemas.microsoft.com/office/word/2015/wordml/symex" xmlns:wpg="http://schemas.microsoft.com/office/word/2010/wordprocessingGroup" xmlns:wpi="http://schemas.microsoft.com/office/word/2010/wordprocessingInk" xmlns:wne="http://schemas.microsoft.com/office/word/2006/wordml" xmlns:wps="http://schemas.microsoft.com/office/word/2010/wordprocessingShape" mc:Ignorable="w14 w15 w16se w16cid w16 w16cex w16sdtdh w16du wp14">
-  <w:docParts>
-    <w:docPart>
-      <w:docPartPr>
-        <w:name w:val="471E7673F0644AE38FEA764BE2FD5101"/>
-        <w:category>
-          <w:name w:val="General"/>
-          <w:gallery w:val="placeholder"/>
-        </w:category>
-        <w:types>
-          <w:type w:val="bbPlcHdr"/>
-        </w:types>
-        <w:behaviors>
-          <w:behavior w:val="content"/>
-        </w:behaviors>
-        <w:guid w:val="{B782F241-E8D0-4EE0-A39D-4E4770F87B86}"/>
-      </w:docPartPr>
-      <w:docPartBody>
-        <w:p>
-          <w:pPr>
-            <w:pStyle w:val="471E7673F0644AE38FEA764BE2FD5101"/>
-          </w:pPr>
-          <w:r>
-            <w:t>Taylor Phillips</w:t>
-          </w:r>
-        </w:p>
-      </w:docPartBody>
-    </w:docPart>
-    <w:docPart>
-      <w:docPartPr>
-        <w:name w:val="65AF9F24C62F48B6875CEA82F31FB2A3"/>
-        <w:category>
-          <w:name w:val="General"/>
-          <w:gallery w:val="placeholder"/>
-        </w:category>
-        <w:types>
-          <w:type w:val="bbPlcHdr"/>
-        </w:types>
-        <w:behaviors>
-          <w:behavior w:val="content"/>
-        </w:behaviors>
-        <w:guid w:val="{0DF2C9B5-86EF-49CF-B2C8-E46019E8C239}"/>
-      </w:docPartPr>
-      <w:docPartBody>
-        <w:p>
-          <w:pPr>
-            <w:pStyle w:val="65AF9F24C62F48B6875CEA82F31FB2A3"/>
-          </w:pPr>
-          <w:r>
-            <w:t>5678 Main St</w:t>
-          </w:r>
-        </w:p>
-      </w:docPartBody>
-    </w:docPart>
-    <w:docPart>
-      <w:docPartPr>
-        <w:name w:val="BA8226CCF3EA432598B547E50D032193"/>
-        <w:category>
-          <w:name w:val="General"/>
-          <w:gallery w:val="placeholder"/>
-        </w:category>
-        <w:types>
-          <w:type w:val="bbPlcHdr"/>
-        </w:types>
-        <w:behaviors>
-          <w:behavior w:val="content"/>
-        </w:behaviors>
-        <w:guid w:val="{7C9B2E3D-7961-4D2D-8B20-CE827DE27303}"/>
-      </w:docPartPr>
-      <w:docPartBody>
-        <w:p>
-          <w:pPr>
-            <w:pStyle w:val="BA8226CCF3EA432598B547E50D032193"/>
-          </w:pPr>
-          <w:r>
-            <w:t>New York, NY 90210</w:t>
-          </w:r>
-        </w:p>
-      </w:docPartBody>
-    </w:docPart>
-    <w:docPart>
-      <w:docPartPr>
-        <w:name w:val="E9F17D3C85C84AB6BEDFEFF6A5D84296"/>
-        <w:category>
-          <w:name w:val="General"/>
-          <w:gallery w:val="placeholder"/>
-        </w:category>
-        <w:types>
-          <w:type w:val="bbPlcHdr"/>
-        </w:types>
-        <w:behaviors>
-          <w:behavior w:val="content"/>
-        </w:behaviors>
-        <w:guid w:val="{957753B1-1337-407F-A8AB-6D425736D83D}"/>
-      </w:docPartPr>
-      <w:docPartBody>
-        <w:p>
-          <w:pPr>
-            <w:pStyle w:val="E9F17D3C85C84AB6BEDFEFF6A5D84296"/>
-          </w:pPr>
-          <w:r>
-            <w:t>September 16, 20XX</w:t>
-          </w:r>
-        </w:p>
-      </w:docPartBody>
-    </w:docPart>
-    <w:docPart>
-      <w:docPartPr>
-        <w:name w:val="D3C3B776A0BA4567BBDBB949D51B4E82"/>
-        <w:category>
-          <w:name w:val="General"/>
-          <w:gallery w:val="placeholder"/>
-        </w:category>
-        <w:types>
-          <w:type w:val="bbPlcHdr"/>
-        </w:types>
-        <w:behaviors>
-          <w:behavior w:val="content"/>
-        </w:behaviors>
-        <w:guid w:val="{0E11D4AF-6707-4E52-8423-6216B569D1E5}"/>
-      </w:docPartPr>
-      <w:docPartBody>
-        <w:p>
-          <w:pPr>
-            <w:pStyle w:val="D3C3B776A0BA4567BBDBB949D51B4E82"/>
-          </w:pPr>
-          <w:r>
-            <w:t>Dear</w:t>
-          </w:r>
-        </w:p>
-      </w:docPartBody>
-    </w:docPart>
-    <w:docPart>
-      <w:docPartPr>
-        <w:name w:val="73E2C9B3DA4B4F109591F976392F0529"/>
-        <w:category>
-          <w:name w:val="General"/>
-          <w:gallery w:val="placeholder"/>
-        </w:category>
-        <w:types>
-          <w:type w:val="bbPlcHdr"/>
-        </w:types>
-        <w:behaviors>
-          <w:behavior w:val="content"/>
-        </w:behaviors>
-        <w:guid w:val="{FA05043C-5D00-4BBE-90A2-82F51AEE9A17}"/>
-      </w:docPartPr>
-      <w:docPartBody>
-        <w:p>
-          <w:pPr>
-            <w:pStyle w:val="73E2C9B3DA4B4F109591F976392F0529"/>
-          </w:pPr>
-          <w:r>
-            <w:t>Taylor Phillips,</w:t>
-          </w:r>
-        </w:p>
-      </w:docPartBody>
-    </w:docPart>
-    <w:docPart>
-      <w:docPartPr>
-        <w:name w:val="C43BBA0A1D134E5884936EFCEFEFA226"/>
-        <w:category>
-          <w:name w:val="General"/>
-          <w:gallery w:val="placeholder"/>
-        </w:category>
-        <w:types>
-          <w:type w:val="bbPlcHdr"/>
-        </w:types>
-        <w:behaviors>
-          <w:behavior w:val="content"/>
-        </w:behaviors>
-        <w:guid w:val="{915A0842-F860-4EAD-9B23-D2DD0CDCBBB0}"/>
-      </w:docPartPr>
-      <w:docPartBody>
-        <w:p>
-          <w:r>
-            <w:t>Write the body of your letter here.</w:t>
-          </w:r>
-          <w:r>
-            <w:t xml:space="preserve"> </w:t>
-          </w:r>
-          <w:r>
-            <w:t xml:space="preserve">To update any of the letter's information, select the text, and start typing. </w:t>
-          </w:r>
-        </w:p>
-        <w:p/>
-        <w:p>
-          <w:r>
-            <w:t>Want to change fonts?</w:t>
-          </w:r>
-          <w:r>
-            <w:t xml:space="preserve"> </w:t>
-          </w:r>
-          <w:r>
-            <w:t>Go to the Home tab and choose Fonts.</w:t>
-          </w:r>
-          <w:r>
-            <w:t xml:space="preserve"> </w:t>
-          </w:r>
-          <w:r>
-            <w:t xml:space="preserve">You can use a built-in font combination or select one of your own. </w:t>
-          </w:r>
-        </w:p>
-        <w:p/>
-        <w:p>
-          <w:r>
-            <w:t>You can also change the colors of the template to match your personal taste. Go to the Design tab and choose a color palette from the Colors menu.</w:t>
-          </w:r>
-          <w:r>
-            <w:t xml:space="preserve"> </w:t>
-          </w:r>
-          <w:r>
-            <w:t xml:space="preserve">Hovering over the different palettes will show you what your document would look like with the new palette. </w:t>
-          </w:r>
-        </w:p>
-        <w:p/>
-        <w:p>
-          <w:pPr>
-            <w:pStyle w:val="C43BBA0A1D134E5884936EFCEFEFA226"/>
-          </w:pPr>
-          <w:r>
-            <w:t>To change the color or font formatting back to the original settings, go to the Design tab, and select the Theme menu.</w:t>
-          </w:r>
-          <w:r>
-            <w:t xml:space="preserve"> </w:t>
-          </w:r>
-          <w:r>
-            <w:t>From there, choose the option to reset the original template theme.</w:t>
-          </w:r>
-        </w:p>
-      </w:docPartBody>
-    </w:docPart>
-    <w:docPart>
-      <w:docPartPr>
-        <w:name w:val="BAD4D46F45344D76B4EE628038E8123F"/>
-        <w:category>
-          <w:name w:val="General"/>
-          <w:gallery w:val="placeholder"/>
-        </w:category>
-        <w:types>
-          <w:type w:val="bbPlcHdr"/>
-        </w:types>
-        <w:behaviors>
-          <w:behavior w:val="content"/>
-        </w:behaviors>
-        <w:guid w:val="{631ADB08-EB08-402A-B488-0DAAF603B725}"/>
-      </w:docPartPr>
-      <w:docPartBody>
-        <w:p>
-          <w:pPr>
-            <w:pStyle w:val="BAD4D46F45344D76B4EE628038E8123F"/>
-          </w:pPr>
-          <w:r>
-            <w:t>Casey Jensen</w:t>
-          </w:r>
-        </w:p>
-      </w:docPartBody>
-    </w:docPart>
-    <w:docPart>
-      <w:docPartPr>
-        <w:name w:val="043C192A6E9146108BD3CBF6B82AD473"/>
-        <w:category>
-          <w:name w:val="General"/>
-          <w:gallery w:val="placeholder"/>
-        </w:category>
-        <w:types>
-          <w:type w:val="bbPlcHdr"/>
-        </w:types>
-        <w:behaviors>
-          <w:behavior w:val="content"/>
-        </w:behaviors>
-        <w:guid w:val="{3013AD61-BD6A-428B-A126-0F9F0979E829}"/>
-      </w:docPartPr>
-      <w:docPartBody>
-        <w:p>
-          <w:r>
-            <w:t>Warm Regards</w:t>
-          </w:r>
-        </w:p>
-      </w:docPartBody>
-    </w:docPart>
-    <w:docPart>
-      <w:docPartPr>
-        <w:name w:val="6BE8ED619AA64EE3B364248B4AD23EEA"/>
-        <w:category>
-          <w:name w:val="General"/>
-          <w:gallery w:val="placeholder"/>
-        </w:category>
-        <w:types>
-          <w:type w:val="bbPlcHdr"/>
-        </w:types>
-        <w:behaviors>
-          <w:behavior w:val="content"/>
-        </w:behaviors>
-        <w:guid w:val="{339DD160-4FA5-4A39-A905-2735184AEE8D}"/>
-      </w:docPartPr>
-      <w:docPartBody>
-        <w:p>
-          <w:pPr>
-            <w:pStyle w:val="6BE8ED619AA64EE3B364248B4AD23EEA"/>
-          </w:pPr>
-          <w:r>
-            <w:t>Dear</w:t>
-          </w:r>
-        </w:p>
-      </w:docPartBody>
-    </w:docPart>
-    <w:docPart>
-      <w:docPartPr>
-        <w:name w:val="EF7189C045194D269187E56569E2D9EE"/>
-        <w:category>
-          <w:name w:val="General"/>
-          <w:gallery w:val="placeholder"/>
-        </w:category>
-        <w:types>
-          <w:type w:val="bbPlcHdr"/>
-        </w:types>
-        <w:behaviors>
-          <w:behavior w:val="content"/>
-        </w:behaviors>
-        <w:guid w:val="{676FCD38-2650-4716-A23F-770BEDDFDE58}"/>
-      </w:docPartPr>
-      <w:docPartBody>
-        <w:p>
-          <w:pPr>
-            <w:pStyle w:val="EF7189C045194D269187E56569E2D9EE"/>
-          </w:pPr>
-          <w:r>
-            <w:t>Taylor Phillips,</w:t>
-          </w:r>
-        </w:p>
-      </w:docPartBody>
-    </w:docPart>
-    <w:docPart>
-      <w:docPartPr>
-        <w:name w:val="17A3D5CDCE684C5286099179B1B35040"/>
-        <w:category>
-          <w:name w:val="General"/>
-          <w:gallery w:val="placeholder"/>
-        </w:category>
-        <w:types>
-          <w:type w:val="bbPlcHdr"/>
-        </w:types>
-        <w:behaviors>
-          <w:behavior w:val="content"/>
-        </w:behaviors>
-        <w:guid w:val="{DC7BC3D5-F1B3-4E66-B3A4-A037F6B6AEA1}"/>
-      </w:docPartPr>
-      <w:docPartBody>
-        <w:p>
-          <w:r>
-            <w:t>Write the body of your letter here.</w:t>
-          </w:r>
-          <w:r>
-            <w:t xml:space="preserve"> </w:t>
-          </w:r>
-          <w:r>
-            <w:t xml:space="preserve">To update any of the letter's information, select the text, and start typing. </w:t>
-          </w:r>
-        </w:p>
-        <w:p/>
-        <w:p>
-          <w:r>
-            <w:t>Want to change fonts?</w:t>
-          </w:r>
-          <w:r>
-            <w:t xml:space="preserve"> </w:t>
-          </w:r>
-          <w:r>
-            <w:t>Go to the Home tab and choose Fonts.</w:t>
-          </w:r>
-          <w:r>
-            <w:t xml:space="preserve"> </w:t>
-          </w:r>
-          <w:r>
-            <w:t xml:space="preserve">You can use a built-in font combination or select one of your own. </w:t>
-          </w:r>
-        </w:p>
-        <w:p/>
-        <w:p>
-          <w:r>
-            <w:t>You can also change the colors of the template to match your personal taste. Go to the Design tab and choose a color palette from the Colors menu.</w:t>
-          </w:r>
-          <w:r>
-            <w:t xml:space="preserve"> </w:t>
-          </w:r>
-          <w:r>
-            <w:t xml:space="preserve">Hovering over the different palettes will show you what your document would look like with the new palette. </w:t>
-          </w:r>
-        </w:p>
-        <w:p/>
-        <w:p>
-          <w:pPr>
-            <w:pStyle w:val="17A3D5CDCE684C5286099179B1B35040"/>
-          </w:pPr>
-          <w:r>
-            <w:t>To change the color or font formatting back to the original settings, go to the Design tab, and select the Theme menu.</w:t>
-          </w:r>
-          <w:r>
-            <w:t xml:space="preserve"> </w:t>
-          </w:r>
-          <w:r>
-            <w:t>From there, choose the option to reset the original template theme.</w:t>
-          </w:r>
-        </w:p>
-      </w:docPartBody>
-    </w:docPart>
-    <w:docPart>
-      <w:docPartPr>
-        <w:name w:val="B9D364DABE8A4A1C9DB69B6DBA65C6C8"/>
-        <w:category>
-          <w:name w:val="General"/>
-          <w:gallery w:val="placeholder"/>
-        </w:category>
-        <w:types>
-          <w:type w:val="bbPlcHdr"/>
-        </w:types>
-        <w:behaviors>
-          <w:behavior w:val="content"/>
-        </w:behaviors>
-        <w:guid w:val="{DFAF3DE5-0957-4898-9EA0-BA0FCFA4EBD7}"/>
-      </w:docPartPr>
-      <w:docPartBody>
-        <w:p>
-          <w:pPr>
-            <w:pStyle w:val="B9D364DABE8A4A1C9DB69B6DBA65C6C8"/>
-          </w:pPr>
-          <w:r>
-            <w:t>Warm Regards</w:t>
-          </w:r>
-        </w:p>
-      </w:docPartBody>
-    </w:docPart>
-    <w:docPart>
-      <w:docPartPr>
-        <w:name w:val="9D1F690040CF4BC2B2C6241BF5EAD49E"/>
-        <w:category>
-          <w:name w:val="General"/>
-          <w:gallery w:val="placeholder"/>
-        </w:category>
-        <w:types>
-          <w:type w:val="bbPlcHdr"/>
-        </w:types>
-        <w:behaviors>
-          <w:behavior w:val="content"/>
-        </w:behaviors>
-        <w:guid w:val="{A35EB2C1-24D1-4EF5-83FC-0DF8BCD15085}"/>
-      </w:docPartPr>
-      <w:docPartBody>
-        <w:p>
-          <w:pPr>
-            <w:pStyle w:val="9D1F690040CF4BC2B2C6241BF5EAD49E"/>
-          </w:pPr>
-          <w:r>
-            <w:t>Casey Jensen</w:t>
-          </w:r>
-        </w:p>
-      </w:docPartBody>
-    </w:docPart>
-    <w:docPart>
-      <w:docPartPr>
-        <w:name w:val="12D3FA12B0014EBFA01C070A5EF31BE6"/>
-        <w:category>
-          <w:name w:val="General"/>
-          <w:gallery w:val="placeholder"/>
-        </w:category>
-        <w:types>
-          <w:type w:val="bbPlcHdr"/>
-        </w:types>
-        <w:behaviors>
-          <w:behavior w:val="content"/>
-        </w:behaviors>
-        <w:guid w:val="{CF7B4302-1996-4EA5-8117-E0B2B0A39080}"/>
-      </w:docPartPr>
-      <w:docPartBody>
-        <w:p>
-          <w:pPr>
-            <w:pStyle w:val="12D3FA12B0014EBFA01C070A5EF31BE6"/>
-          </w:pPr>
-          <w:r>
-            <w:t>Dear</w:t>
-          </w:r>
-        </w:p>
-      </w:docPartBody>
-    </w:docPart>
-    <w:docPart>
-      <w:docPartPr>
-        <w:name w:val="4B94FFE1DA81426CA8017C5E3218923D"/>
-        <w:category>
-          <w:name w:val="General"/>
-          <w:gallery w:val="placeholder"/>
-        </w:category>
-        <w:types>
-          <w:type w:val="bbPlcHdr"/>
-        </w:types>
-        <w:behaviors>
-          <w:behavior w:val="content"/>
-        </w:behaviors>
-        <w:guid w:val="{5701810F-A8FF-47A2-96C3-5FD111F1AEA9}"/>
-      </w:docPartPr>
-      <w:docPartBody>
-        <w:p>
-          <w:pPr>
-            <w:pStyle w:val="4B94FFE1DA81426CA8017C5E3218923D"/>
-          </w:pPr>
-          <w:r>
-            <w:t>Taylor Phillips,</w:t>
-          </w:r>
-        </w:p>
-      </w:docPartBody>
-    </w:docPart>
-    <w:docPart>
-      <w:docPartPr>
-        <w:name w:val="9C4E55855E0F48A4AC49A51BF30C8926"/>
-        <w:category>
-          <w:name w:val="General"/>
-          <w:gallery w:val="placeholder"/>
-        </w:category>
-        <w:types>
-          <w:type w:val="bbPlcHdr"/>
-        </w:types>
-        <w:behaviors>
-          <w:behavior w:val="content"/>
-        </w:behaviors>
-        <w:guid w:val="{8DE48D37-CF92-44B5-BDB6-E124149C3E78}"/>
-      </w:docPartPr>
-      <w:docPartBody>
-        <w:p>
-          <w:r>
-            <w:t>Write the body of your letter here.</w:t>
-          </w:r>
-          <w:r>
-            <w:t xml:space="preserve"> </w:t>
-          </w:r>
-          <w:r>
-            <w:t xml:space="preserve">To update any of the letter's information, select the text, and start typing. </w:t>
-          </w:r>
-        </w:p>
-        <w:p/>
-        <w:p>
-          <w:r>
-            <w:t>Want to change fonts?</w:t>
-          </w:r>
-          <w:r>
-            <w:t xml:space="preserve"> </w:t>
-          </w:r>
-          <w:r>
-            <w:t>Go to the Home tab and choose Fonts.</w:t>
-          </w:r>
-          <w:r>
-            <w:t xml:space="preserve"> </w:t>
-          </w:r>
-          <w:r>
-            <w:t xml:space="preserve">You can use a built-in font combination or select one of your own. </w:t>
-          </w:r>
-        </w:p>
-        <w:p/>
-        <w:p>
-          <w:r>
-            <w:t>You can also change the colors of the template to match your personal taste. Go to the Design tab and choose a color palette from the Colors menu.</w:t>
-          </w:r>
-          <w:r>
-            <w:t xml:space="preserve"> </w:t>
-          </w:r>
-          <w:r>
-            <w:t xml:space="preserve">Hovering over the different palettes will show you what your document would look like with the new palette. </w:t>
-          </w:r>
-        </w:p>
-        <w:p/>
-        <w:p>
-          <w:pPr>
-            <w:pStyle w:val="9C4E55855E0F48A4AC49A51BF30C8926"/>
-          </w:pPr>
-          <w:r>
-            <w:t>To change the color or font formatting back to the original settings, go to the Design tab, and select the Theme menu.</w:t>
-          </w:r>
-          <w:r>
-            <w:t xml:space="preserve"> </w:t>
-          </w:r>
-          <w:r>
-            <w:t>From there, choose the option to reset the original template theme.</w:t>
-          </w:r>
-        </w:p>
-      </w:docPartBody>
-    </w:docPart>
-    <w:docPart>
-      <w:docPartPr>
-        <w:name w:val="D14E0BD9FD164161B796E5BFA9EDFCFB"/>
-        <w:category>
-          <w:name w:val="General"/>
-          <w:gallery w:val="placeholder"/>
-        </w:category>
-        <w:types>
-          <w:type w:val="bbPlcHdr"/>
-        </w:types>
-        <w:behaviors>
-          <w:behavior w:val="content"/>
-        </w:behaviors>
-        <w:guid w:val="{2053EAEC-5DB2-43AD-A29C-077C95B0F1F0}"/>
-      </w:docPartPr>
-      <w:docPartBody>
-        <w:p>
-          <w:pPr>
-            <w:pStyle w:val="D14E0BD9FD164161B796E5BFA9EDFCFB"/>
-          </w:pPr>
-          <w:r>
-            <w:t>Warm Regards</w:t>
-          </w:r>
-        </w:p>
-      </w:docPartBody>
-    </w:docPart>
-    <w:docPart>
-      <w:docPartPr>
-        <w:name w:val="BD7EC878CE784F49B19F7A1784BA8ADF"/>
-        <w:category>
-          <w:name w:val="General"/>
-          <w:gallery w:val="placeholder"/>
-        </w:category>
-        <w:types>
-          <w:type w:val="bbPlcHdr"/>
-        </w:types>
-        <w:behaviors>
-          <w:behavior w:val="content"/>
-        </w:behaviors>
-        <w:guid w:val="{354357E6-88E2-4801-AB6B-E380AA1306F3}"/>
-      </w:docPartPr>
-      <w:docPartBody>
-        <w:p>
-          <w:pPr>
-            <w:pStyle w:val="BD7EC878CE784F49B19F7A1784BA8ADF"/>
-          </w:pPr>
-          <w:r>
-            <w:t>Casey Jensen</w:t>
-          </w:r>
-        </w:p>
-      </w:docPartBody>
-    </w:docPart>
-    <w:docPart>
-      <w:docPartPr>
-        <w:name w:val="0300E53FF9A04B40AE61BE9401FB8134"/>
-        <w:category>
-          <w:name w:val="General"/>
-          <w:gallery w:val="placeholder"/>
-        </w:category>
-        <w:types>
-          <w:type w:val="bbPlcHdr"/>
-        </w:types>
-        <w:behaviors>
-          <w:behavior w:val="content"/>
-        </w:behaviors>
-        <w:guid w:val="{71147CCB-C060-47B2-8510-F8EC80F198DA}"/>
-      </w:docPartPr>
-      <w:docPartBody>
-        <w:p>
-          <w:pPr>
-            <w:pStyle w:val="0300E53FF9A04B40AE61BE9401FB8134"/>
-          </w:pPr>
-          <w:r>
-            <w:t>CEO</w:t>
-          </w:r>
-        </w:p>
-      </w:docPartBody>
-    </w:docPart>
-    <w:docPart>
-      <w:docPartPr>
-        <w:name w:val="1646F742A4A9440CA568F0FCE471E92E"/>
-        <w:category>
-          <w:name w:val="General"/>
-          <w:gallery w:val="placeholder"/>
-        </w:category>
-        <w:types>
-          <w:type w:val="bbPlcHdr"/>
-        </w:types>
-        <w:behaviors>
-          <w:behavior w:val="content"/>
-        </w:behaviors>
-        <w:guid w:val="{6063E1A2-9E15-4B41-91F7-7F3496A66A43}"/>
-      </w:docPartPr>
-      <w:docPartBody>
-        <w:p>
-          <w:pPr>
-            <w:pStyle w:val="1646F742A4A9440CA568F0FCE471E92E"/>
-          </w:pPr>
-          <w:r>
-            <w:t>212-555-0199</w:t>
-          </w:r>
-        </w:p>
-      </w:docPartBody>
-    </w:docPart>
-    <w:docPart>
-      <w:docPartPr>
-        <w:name w:val="880AA4A0D8A24867AF640CA74D0920EB"/>
-        <w:category>
-          <w:name w:val="General"/>
-          <w:gallery w:val="placeholder"/>
-        </w:category>
-        <w:types>
-          <w:type w:val="bbPlcHdr"/>
-        </w:types>
-        <w:behaviors>
-          <w:behavior w:val="content"/>
-        </w:behaviors>
-        <w:guid w:val="{AA3C2761-8F9D-47CD-B165-5D479959C0CD}"/>
-      </w:docPartPr>
-      <w:docPartBody>
-        <w:p>
-          <w:pPr>
-            <w:pStyle w:val="880AA4A0D8A24867AF640CA74D0920EB"/>
-          </w:pPr>
-          <w:r>
-            <w:t>www.contoso.com</w:t>
-          </w:r>
-        </w:p>
-      </w:docPartBody>
-    </w:docPart>
-    <w:docPart>
-      <w:docPartPr>
-        <w:name w:val="4503BF0126944E83A27CC33DBBDC83C6"/>
-        <w:category>
-          <w:name w:val="General"/>
-          <w:gallery w:val="placeholder"/>
-        </w:category>
-        <w:types>
-          <w:type w:val="bbPlcHdr"/>
-        </w:types>
-        <w:behaviors>
-          <w:behavior w:val="content"/>
-        </w:behaviors>
-        <w:guid w:val="{50999929-D5E5-4B19-971B-987075EA3D4C}"/>
-      </w:docPartPr>
-      <w:docPartBody>
-        <w:p>
-          <w:pPr>
-            <w:pStyle w:val="4503BF0126944E83A27CC33DBBDC83C6"/>
-          </w:pPr>
-          <w:r>
-            <w:t>casey@contoso.com</w:t>
-          </w:r>
-        </w:p>
-      </w:docPartBody>
-    </w:docPart>
-    <w:docPart>
-      <w:docPartPr>
-        <w:name w:val="AFB076B3735543C39E2B55736BFE4223"/>
-        <w:category>
-          <w:name w:val="General"/>
-          <w:gallery w:val="placeholder"/>
-        </w:category>
-        <w:types>
-          <w:type w:val="bbPlcHdr"/>
-        </w:types>
-        <w:behaviors>
-          <w:behavior w:val="content"/>
-        </w:behaviors>
-        <w:guid w:val="{4D7763B0-B805-487F-B700-AE0497731F6D}"/>
-      </w:docPartPr>
-      <w:docPartBody>
-        <w:p>
-          <w:pPr>
-            <w:pStyle w:val="AFB076B3735543C39E2B55736BFE4223"/>
-          </w:pPr>
-          <w:r>
-            <w:t>Contoso</w:t>
-          </w:r>
-        </w:p>
-      </w:docPartBody>
-    </w:docPart>
-    <w:docPart>
-      <w:docPartPr>
-        <w:name w:val="A869F94F711843E6BE067EB459891D90"/>
-        <w:category>
-          <w:name w:val="General"/>
-          <w:gallery w:val="placeholder"/>
-        </w:category>
-        <w:types>
-          <w:type w:val="bbPlcHdr"/>
-        </w:types>
-        <w:behaviors>
-          <w:behavior w:val="content"/>
-        </w:behaviors>
-        <w:guid w:val="{675C92D8-4B87-4119-BEC7-A69D8556441C}"/>
-      </w:docPartPr>
-      <w:docPartBody>
-        <w:p>
-          <w:pPr>
-            <w:pStyle w:val="A869F94F711843E6BE067EB459891D90"/>
-          </w:pPr>
-          <w:r>
-            <w:t>4567 Main St.</w:t>
-          </w:r>
-        </w:p>
-      </w:docPartBody>
-    </w:docPart>
-    <w:docPart>
-      <w:docPartPr>
-        <w:name w:val="A015D72587214A4A827DA915309DABC5"/>
-        <w:category>
-          <w:name w:val="General"/>
-          <w:gallery w:val="placeholder"/>
-        </w:category>
-        <w:types>
-          <w:type w:val="bbPlcHdr"/>
-        </w:types>
-        <w:behaviors>
-          <w:behavior w:val="content"/>
-        </w:behaviors>
-        <w:guid w:val="{89CBE425-3FA6-4570-BCCF-6AF55809C99B}"/>
-      </w:docPartPr>
-      <w:docPartBody>
-        <w:p>
-          <w:pPr>
-            <w:pStyle w:val="A015D72587214A4A827DA915309DABC5"/>
-          </w:pPr>
-          <w:r>
-            <w:t>Buffalo, NY 98052</w:t>
-          </w:r>
-        </w:p>
-      </w:docPartBody>
-    </w:docPart>
-    <w:docPart>
-      <w:docPartPr>
-        <w:name w:val="4871B622D8A249ABA310E4DD50F3D8BE"/>
-        <w:category>
-          <w:name w:val="General"/>
-          <w:gallery w:val="placeholder"/>
-        </w:category>
-        <w:types>
-          <w:type w:val="bbPlcHdr"/>
-        </w:types>
-        <w:behaviors>
-          <w:behavior w:val="content"/>
-        </w:behaviors>
-        <w:guid w:val="{71CECB98-B5DC-4373-8A15-BC6C320B0584}"/>
-      </w:docPartPr>
-      <w:docPartBody>
-        <w:p>
-          <w:r>
-            <w:t>Casey Jensen</w:t>
-          </w:r>
-        </w:p>
-      </w:docPartBody>
-    </w:docPart>
-    <w:docPart>
-      <w:docPartPr>
-        <w:name w:val="A49D13B3051740B4843051C8CCB5E7BE"/>
-        <w:category>
-          <w:name w:val="General"/>
-          <w:gallery w:val="placeholder"/>
-        </w:category>
-        <w:types>
-          <w:type w:val="bbPlcHdr"/>
-        </w:types>
-        <w:behaviors>
-          <w:behavior w:val="content"/>
-        </w:behaviors>
-        <w:guid w:val="{47FE30B9-CC4D-4839-B288-9F3EB07E49F8}"/>
-      </w:docPartPr>
-      <w:docPartBody>
-        <w:p>
-          <w:pPr>
-            <w:pStyle w:val="A49D13B3051740B4843051C8CCB5E7BE"/>
-          </w:pPr>
-          <w:r>
-            <w:t>Taylor Phillips</w:t>
-          </w:r>
-        </w:p>
-      </w:docPartBody>
-    </w:docPart>
-    <w:docPart>
-      <w:docPartPr>
-        <w:name w:val="8DE702A539D748BEB3280E05BF5ECB3E"/>
-        <w:category>
-          <w:name w:val="General"/>
-          <w:gallery w:val="placeholder"/>
-        </w:category>
-        <w:types>
-          <w:type w:val="bbPlcHdr"/>
-        </w:types>
-        <w:behaviors>
-          <w:behavior w:val="content"/>
-        </w:behaviors>
-        <w:guid w:val="{9C149ED4-C95C-4AC6-9AF6-AE4F585E220F}"/>
-      </w:docPartPr>
-      <w:docPartBody>
-        <w:p>
-          <w:pPr>
-            <w:pStyle w:val="8DE702A539D748BEB3280E05BF5ECB3E"/>
-          </w:pPr>
-          <w:r>
-            <w:t>5678 Main St</w:t>
-          </w:r>
-        </w:p>
-      </w:docPartBody>
-    </w:docPart>
-    <w:docPart>
-      <w:docPartPr>
-        <w:name w:val="ECCB34A2A01742578CB589ED62856153"/>
-        <w:category>
-          <w:name w:val="General"/>
-          <w:gallery w:val="placeholder"/>
-        </w:category>
-        <w:types>
-          <w:type w:val="bbPlcHdr"/>
-        </w:types>
-        <w:behaviors>
-          <w:behavior w:val="content"/>
-        </w:behaviors>
-        <w:guid w:val="{E9782883-8A7C-4D74-A294-325E357B3111}"/>
-      </w:docPartPr>
-      <w:docPartBody>
-        <w:p>
-          <w:pPr>
-            <w:pStyle w:val="ECCB34A2A01742578CB589ED62856153"/>
-          </w:pPr>
-          <w:r>
-            <w:t>New York, NY 90210</w:t>
-          </w:r>
-        </w:p>
-      </w:docPartBody>
-    </w:docPart>
-    <w:docPart>
-      <w:docPartPr>
-        <w:name w:val="60BAEE89438048BFB4B99548DCF6E55C"/>
-        <w:category>
-          <w:name w:val="General"/>
-          <w:gallery w:val="placeholder"/>
-        </w:category>
-        <w:types>
-          <w:type w:val="bbPlcHdr"/>
-        </w:types>
-        <w:behaviors>
-          <w:behavior w:val="content"/>
-        </w:behaviors>
-        <w:guid w:val="{8BA2777B-FC26-4622-9E4A-2748F4B0BA07}"/>
-      </w:docPartPr>
-      <w:docPartBody>
-        <w:p>
-          <w:pPr>
-            <w:pStyle w:val="60BAEE89438048BFB4B99548DCF6E55C"/>
-          </w:pPr>
-          <w:r>
-            <w:t>September 16, 20XX</w:t>
-          </w:r>
-        </w:p>
-      </w:docPartBody>
-    </w:docPart>
-    <w:docPart>
-      <w:docPartPr>
-        <w:name w:val="21D2EBB929B44E0AB020740EFCBFC038"/>
-        <w:category>
-          <w:name w:val="General"/>
-          <w:gallery w:val="placeholder"/>
-        </w:category>
-        <w:types>
-          <w:type w:val="bbPlcHdr"/>
-        </w:types>
-        <w:behaviors>
-          <w:behavior w:val="content"/>
-        </w:behaviors>
-        <w:guid w:val="{8D89F6EC-28C2-4520-BCD4-85282396537F}"/>
-      </w:docPartPr>
-      <w:docPartBody>
-        <w:p>
-          <w:pPr>
-            <w:pStyle w:val="21D2EBB929B44E0AB020740EFCBFC038"/>
-          </w:pPr>
-          <w:r>
-            <w:t>CEO</w:t>
-          </w:r>
-        </w:p>
-      </w:docPartBody>
-    </w:docPart>
-    <w:docPart>
-      <w:docPartPr>
-        <w:name w:val="43BB6E9F4FB94199A011C5908D777F3D"/>
-        <w:category>
-          <w:name w:val="General"/>
-          <w:gallery w:val="placeholder"/>
-        </w:category>
-        <w:types>
-          <w:type w:val="bbPlcHdr"/>
-        </w:types>
-        <w:behaviors>
-          <w:behavior w:val="content"/>
-        </w:behaviors>
-        <w:guid w:val="{50E8915C-C056-4F42-A2C3-13905D71D617}"/>
-      </w:docPartPr>
-      <w:docPartBody>
-        <w:p>
-          <w:pPr>
-            <w:pStyle w:val="43BB6E9F4FB94199A011C5908D777F3D"/>
-          </w:pPr>
-          <w:r>
-            <w:t>212-555-0199</w:t>
-          </w:r>
-        </w:p>
-      </w:docPartBody>
-    </w:docPart>
-    <w:docPart>
-      <w:docPartPr>
-        <w:name w:val="C00D04C28C2A4E25A503407C15DC27E7"/>
-        <w:category>
-          <w:name w:val="General"/>
-          <w:gallery w:val="placeholder"/>
-        </w:category>
-        <w:types>
-          <w:type w:val="bbPlcHdr"/>
-        </w:types>
-        <w:behaviors>
-          <w:behavior w:val="content"/>
-        </w:behaviors>
-        <w:guid w:val="{086D9CD1-29C1-4EE3-9AA6-98DEA32B1D4A}"/>
-      </w:docPartPr>
-      <w:docPartBody>
-        <w:p>
-          <w:pPr>
-            <w:pStyle w:val="C00D04C28C2A4E25A503407C15DC27E7"/>
-          </w:pPr>
-          <w:r>
-            <w:t>www.contoso.com</w:t>
-          </w:r>
-        </w:p>
-      </w:docPartBody>
-    </w:docPart>
-    <w:docPart>
-      <w:docPartPr>
-        <w:name w:val="8B2F207EDB9D4187B88911074683A770"/>
-        <w:category>
-          <w:name w:val="General"/>
-          <w:gallery w:val="placeholder"/>
-        </w:category>
-        <w:types>
-          <w:type w:val="bbPlcHdr"/>
-        </w:types>
-        <w:behaviors>
-          <w:behavior w:val="content"/>
-        </w:behaviors>
-        <w:guid w:val="{FAB113CA-4F8A-4B79-94F1-E2C72E8B378F}"/>
-      </w:docPartPr>
-      <w:docPartBody>
-        <w:p>
-          <w:pPr>
-            <w:pStyle w:val="8B2F207EDB9D4187B88911074683A770"/>
-          </w:pPr>
-          <w:r>
-            <w:t>casey@contoso.com</w:t>
-          </w:r>
-        </w:p>
-      </w:docPartBody>
-    </w:docPart>
-    <w:docPart>
-      <w:docPartPr>
-        <w:name w:val="2A8FD43494A54CCE83C6C58FE1B4E21E"/>
-        <w:category>
-          <w:name w:val="General"/>
-          <w:gallery w:val="placeholder"/>
-        </w:category>
-        <w:types>
-          <w:type w:val="bbPlcHdr"/>
-        </w:types>
-        <w:behaviors>
-          <w:behavior w:val="content"/>
-        </w:behaviors>
-        <w:guid w:val="{B5E868ED-A35F-431B-B7BA-9F271CE02853}"/>
-      </w:docPartPr>
-      <w:docPartBody>
-        <w:p>
-          <w:pPr>
-            <w:pStyle w:val="2A8FD43494A54CCE83C6C58FE1B4E21E4"/>
-          </w:pPr>
-          <w:r>
-            <w:rPr>
-              <w:noProof/>
-            </w:rPr>
-            <w:t>Contoso</w:t>
-          </w:r>
-        </w:p>
-      </w:docPartBody>
-    </w:docPart>
-    <w:docPart>
-      <w:docPartPr>
-        <w:name w:val="C7D278A48C794E9398D85CFD43501EA4"/>
-        <w:category>
-          <w:name w:val="General"/>
-          <w:gallery w:val="placeholder"/>
-        </w:category>
-        <w:types>
-          <w:type w:val="bbPlcHdr"/>
-        </w:types>
-        <w:behaviors>
-          <w:behavior w:val="content"/>
-        </w:behaviors>
-        <w:guid w:val="{F2CD0D8D-49AF-4D84-80C1-1947D9491F78}"/>
-      </w:docPartPr>
-      <w:docPartBody>
-        <w:p>
-          <w:pPr>
-            <w:pStyle w:val="C7D278A48C794E9398D85CFD43501EA44"/>
-          </w:pPr>
-          <w:r>
-            <w:rPr>
-              <w:noProof/>
-            </w:rPr>
-            <w:t>4567 Main St.</w:t>
-          </w:r>
-        </w:p>
-      </w:docPartBody>
-    </w:docPart>
-    <w:docPart>
-      <w:docPartPr>
-        <w:name w:val="0C924E5AF7204DB7944245791CC356A4"/>
-        <w:category>
-          <w:name w:val="General"/>
-          <w:gallery w:val="placeholder"/>
-        </w:category>
-        <w:types>
-          <w:type w:val="bbPlcHdr"/>
-        </w:types>
-        <w:behaviors>
-          <w:behavior w:val="content"/>
-        </w:behaviors>
-        <w:guid w:val="{E5C3701A-448B-4E4F-A3FD-F54B2620D2B2}"/>
-      </w:docPartPr>
-      <w:docPartBody>
-        <w:p>
-          <w:pPr>
-            <w:pStyle w:val="0C924E5AF7204DB7944245791CC356A44"/>
-          </w:pPr>
-          <w:r>
-            <w:rPr>
-              <w:noProof/>
-            </w:rPr>
-            <w:t>Buffalo, NY 98052</w:t>
-          </w:r>
-        </w:p>
-      </w:docPartBody>
-    </w:docPart>
-    <w:docPart>
-      <w:docPartPr>
-        <w:name w:val="53CA62657052437B998251CEABC7BA3A"/>
-        <w:category>
-          <w:name w:val="General"/>
-          <w:gallery w:val="placeholder"/>
-        </w:category>
-        <w:types>
-          <w:type w:val="bbPlcHdr"/>
-        </w:types>
-        <w:behaviors>
-          <w:behavior w:val="content"/>
-        </w:behaviors>
-        <w:guid w:val="{FAC6D427-0036-4578-90EF-F8C23F33BFAD}"/>
-      </w:docPartPr>
-      <w:docPartBody>
-        <w:p>
-          <w:pPr>
-            <w:pStyle w:val="53CA62657052437B998251CEABC7BA3A"/>
-          </w:pPr>
-          <w:r>
-            <w:t>Contoso</w:t>
-          </w:r>
-        </w:p>
-      </w:docPartBody>
-    </w:docPart>
-    <w:docPart>
-      <w:docPartPr>
-        <w:name w:val="7A08C7280F064013A8B4E56BE5E4DB99"/>
-        <w:category>
-          <w:name w:val="General"/>
-          <w:gallery w:val="placeholder"/>
-        </w:category>
-        <w:types>
-          <w:type w:val="bbPlcHdr"/>
-        </w:types>
-        <w:behaviors>
-          <w:behavior w:val="content"/>
-        </w:behaviors>
-        <w:guid w:val="{AA9B5701-492B-4D41-A132-B9F0C5B71B07}"/>
-      </w:docPartPr>
-      <w:docPartBody>
-        <w:p>
-          <w:pPr>
-            <w:pStyle w:val="7A08C7280F064013A8B4E56BE5E4DB99"/>
-          </w:pPr>
-          <w:r>
-            <w:t>4567 Main St.</w:t>
-          </w:r>
-        </w:p>
-      </w:docPartBody>
-    </w:docPart>
-    <w:docPart>
-      <w:docPartPr>
-        <w:name w:val="EF0D0F43B0354B5A9517228545FD7C9C"/>
-        <w:category>
-          <w:name w:val="General"/>
-          <w:gallery w:val="placeholder"/>
-        </w:category>
-        <w:types>
-          <w:type w:val="bbPlcHdr"/>
-        </w:types>
-        <w:behaviors>
-          <w:behavior w:val="content"/>
-        </w:behaviors>
-        <w:guid w:val="{38330B6A-7892-4F02-8B96-01E3500D52B0}"/>
-      </w:docPartPr>
-      <w:docPartBody>
-        <w:p>
-          <w:pPr>
-            <w:pStyle w:val="EF0D0F43B0354B5A9517228545FD7C9C"/>
-          </w:pPr>
-          <w:r>
-            <w:t>Buffalo, NY 98052</w:t>
-          </w:r>
-        </w:p>
-      </w:docPartBody>
-    </w:docPart>
-    <w:docPart>
-      <w:docPartPr>
-        <w:name w:val="ECB151CFFA9F4D529EFA72B5552C9ED6"/>
-        <w:category>
-          <w:name w:val="General"/>
-          <w:gallery w:val="placeholder"/>
-        </w:category>
-        <w:types>
-          <w:type w:val="bbPlcHdr"/>
-        </w:types>
-        <w:behaviors>
-          <w:behavior w:val="content"/>
-        </w:behaviors>
-        <w:guid w:val="{7A8AD7D5-05A2-4E3D-8C34-F64251FF5A14}"/>
-      </w:docPartPr>
-      <w:docPartBody>
-        <w:p>
-          <w:pPr>
-            <w:pStyle w:val="ECB151CFFA9F4D529EFA72B5552C9ED6"/>
-          </w:pPr>
-          <w:r>
-            <w:t>Taylor Phillips</w:t>
-          </w:r>
-        </w:p>
-      </w:docPartBody>
-    </w:docPart>
-    <w:docPart>
-      <w:docPartPr>
-        <w:name w:val="A495AE7CCF9A48BF9B23036E274A43DB"/>
-        <w:category>
-          <w:name w:val="General"/>
-          <w:gallery w:val="placeholder"/>
-        </w:category>
-        <w:types>
-          <w:type w:val="bbPlcHdr"/>
-        </w:types>
-        <w:behaviors>
-          <w:behavior w:val="content"/>
-        </w:behaviors>
-        <w:guid w:val="{438A0F11-2834-4005-8494-D5E4A7733BA2}"/>
-      </w:docPartPr>
-      <w:docPartBody>
-        <w:p>
-          <w:pPr>
-            <w:pStyle w:val="A495AE7CCF9A48BF9B23036E274A43DB"/>
-          </w:pPr>
-          <w:r>
-            <w:t>5678 Main St</w:t>
-          </w:r>
-        </w:p>
-      </w:docPartBody>
-    </w:docPart>
-    <w:docPart>
-      <w:docPartPr>
-        <w:name w:val="D94CB09B681B499EBBDA10914A5D9386"/>
-        <w:category>
-          <w:name w:val="General"/>
-          <w:gallery w:val="placeholder"/>
-        </w:category>
-        <w:types>
-          <w:type w:val="bbPlcHdr"/>
-        </w:types>
-        <w:behaviors>
-          <w:behavior w:val="content"/>
-        </w:behaviors>
-        <w:guid w:val="{E8A9D8C2-2157-46BF-80D6-E0CE215F9930}"/>
-      </w:docPartPr>
-      <w:docPartBody>
-        <w:p>
-          <w:pPr>
-            <w:pStyle w:val="D94CB09B681B499EBBDA10914A5D9386"/>
-          </w:pPr>
-          <w:r>
-            <w:t>New York, NY 90210</w:t>
-          </w:r>
-        </w:p>
-      </w:docPartBody>
-    </w:docPart>
-    <w:docPart>
-      <w:docPartPr>
-        <w:name w:val="E02A5A44F682425283686E7D70B29D2A"/>
-        <w:category>
-          <w:name w:val="General"/>
-          <w:gallery w:val="placeholder"/>
-        </w:category>
-        <w:types>
-          <w:type w:val="bbPlcHdr"/>
-        </w:types>
-        <w:behaviors>
-          <w:behavior w:val="content"/>
-        </w:behaviors>
-        <w:guid w:val="{FDA22A16-E0F0-4D2D-8CF7-39506EE86D65}"/>
-      </w:docPartPr>
-      <w:docPartBody>
-        <w:p>
-          <w:pPr>
-            <w:pStyle w:val="E02A5A44F682425283686E7D70B29D2A"/>
-          </w:pPr>
-          <w:r>
-            <w:t>September 16, 20XX</w:t>
-          </w:r>
-        </w:p>
-      </w:docPartBody>
-    </w:docPart>
-    <w:docPart>
-      <w:docPartPr>
-        <w:name w:val="637317288C44451B98FB42871BB2737C"/>
-        <w:category>
-          <w:name w:val="General"/>
-          <w:gallery w:val="placeholder"/>
-        </w:category>
-        <w:types>
-          <w:type w:val="bbPlcHdr"/>
-        </w:types>
-        <w:behaviors>
-          <w:behavior w:val="content"/>
-        </w:behaviors>
-        <w:guid w:val="{A29030E7-A2D4-4A42-9675-1298A9275C57}"/>
-      </w:docPartPr>
-      <w:docPartBody>
-        <w:p>
-          <w:pPr>
-            <w:pStyle w:val="637317288C44451B98FB42871BB2737C"/>
-          </w:pPr>
-          <w:r>
-            <w:t>CEO</w:t>
-          </w:r>
-        </w:p>
-      </w:docPartBody>
-    </w:docPart>
-    <w:docPart>
-      <w:docPartPr>
-        <w:name w:val="3063A01CED0F40D5B25202F3EB94FD9D"/>
-        <w:category>
-          <w:name w:val="General"/>
-          <w:gallery w:val="placeholder"/>
-        </w:category>
-        <w:types>
-          <w:type w:val="bbPlcHdr"/>
-        </w:types>
-        <w:behaviors>
-          <w:behavior w:val="content"/>
-        </w:behaviors>
-        <w:guid w:val="{3A19ED43-9146-4389-B08A-4FA0E0D360BF}"/>
-      </w:docPartPr>
-      <w:docPartBody>
-        <w:p>
-          <w:pPr>
-            <w:pStyle w:val="3063A01CED0F40D5B25202F3EB94FD9D"/>
-          </w:pPr>
-          <w:r>
-            <w:t>212-555-0199</w:t>
-          </w:r>
-        </w:p>
-      </w:docPartBody>
-    </w:docPart>
-    <w:docPart>
-      <w:docPartPr>
-        <w:name w:val="24930B40E078476BA287EC49768FD1C1"/>
-        <w:category>
-          <w:name w:val="General"/>
-          <w:gallery w:val="placeholder"/>
-        </w:category>
-        <w:types>
-          <w:type w:val="bbPlcHdr"/>
-        </w:types>
-        <w:behaviors>
-          <w:behavior w:val="content"/>
-        </w:behaviors>
-        <w:guid w:val="{92347302-D0DA-4884-9A31-13BB66292121}"/>
-      </w:docPartPr>
-      <w:docPartBody>
-        <w:p>
-          <w:pPr>
-            <w:pStyle w:val="24930B40E078476BA287EC49768FD1C1"/>
-          </w:pPr>
-          <w:r>
-            <w:t>www.contoso.com</w:t>
-          </w:r>
-        </w:p>
-      </w:docPartBody>
-    </w:docPart>
-    <w:docPart>
-      <w:docPartPr>
-        <w:name w:val="C28C3219E1B744229AA8582F3E3F65B3"/>
-        <w:category>
-          <w:name w:val="General"/>
-          <w:gallery w:val="placeholder"/>
-        </w:category>
-        <w:types>
-          <w:type w:val="bbPlcHdr"/>
-        </w:types>
-        <w:behaviors>
-          <w:behavior w:val="content"/>
-        </w:behaviors>
-        <w:guid w:val="{EDD88D3A-CF57-42C1-A63D-C263A4A4A831}"/>
-      </w:docPartPr>
-      <w:docPartBody>
-        <w:p>
-          <w:pPr>
-            <w:pStyle w:val="C28C3219E1B744229AA8582F3E3F65B3"/>
-          </w:pPr>
-          <w:r>
-            <w:t>casey@contoso.com</w:t>
-          </w:r>
-        </w:p>
-      </w:docPartBody>
-    </w:docPart>
-  </w:docParts>
-</w:glossaryDocument>
-</file>
-
-<file path=word/glossary/fontTable.xml><?xml version="1.0" encoding="utf-8"?>
-<w:fonts xmlns:mc="http://schemas.openxmlformats.org/markup-compatibility/2006" xmlns:r="http://schemas.openxmlformats.org/officeDocument/2006/relationships" xmlns:w="http://schemas.openxmlformats.org/wordprocessingml/2006/main" xmlns:w14="http://schemas.microsoft.com/office/word/2010/wordml" xmlns:w15="http://schemas.microsoft.com/office/word/2012/wordml" xmlns:w16cex="http://schemas.microsoft.com/office/word/2018/wordml/cex" xmlns:w16cid="http://schemas.microsoft.com/office/word/2016/wordml/cid" xmlns:w16="http://schemas.microsoft.com/office/word/2018/wordml" xmlns:w16du="http://schemas.microsoft.com/office/word/2023/wordml/word16du" xmlns:w16sdtdh="http://schemas.microsoft.com/office/word/2020/wordml/sdtdatahash" xmlns:w16se="http://schemas.microsoft.com/office/word/2015/wordml/symex" mc:Ignorable="w14 w15 w16se w16cid w16 w16cex w16sdtdh w16du">
-  <w:font w:name="Symbol">
-    <w:panose1 w:val="05050102010706020507"/>
-    <w:charset w:val="02"/>
-    <w:family w:val="roman"/>
-    <w:pitch w:val="variable"/>
-    <w:sig w:usb0="00000000" w:usb1="10000000" w:usb2="00000000" w:usb3="00000000" w:csb0="80000000" w:csb1="00000000"/>
-  </w:font>
-  <w:font w:name="Times New Roman">
-    <w:panose1 w:val="02020603050405020304"/>
-    <w:charset w:val="00"/>
-    <w:family w:val="roman"/>
-    <w:pitch w:val="variable"/>
-    <w:sig w:usb0="E0002EFF" w:usb1="C000785B" w:usb2="00000009" w:usb3="00000000" w:csb0="000001FF" w:csb1="00000000"/>
-  </w:font>
-  <w:font w:name="Georgia">
-    <w:panose1 w:val="02040502050405020303"/>
-    <w:charset w:val="00"/>
-    <w:family w:val="roman"/>
-    <w:pitch w:val="variable"/>
-    <w:sig w:usb0="00000287" w:usb1="00000000" w:usb2="00000000" w:usb3="00000000" w:csb0="0000009F" w:csb1="00000000"/>
-  </w:font>
-  <w:font w:name="Courier New">
-    <w:panose1 w:val="02070309020205020404"/>
-    <w:charset w:val="00"/>
-    <w:family w:val="modern"/>
-    <w:pitch w:val="fixed"/>
-    <w:sig w:usb0="E0002EFF" w:usb1="C0007843" w:usb2="00000009" w:usb3="00000000" w:csb0="000001FF" w:csb1="00000000"/>
-  </w:font>
-  <w:font w:name="Wingdings">
-    <w:panose1 w:val="05000000000000000000"/>
-    <w:charset w:val="02"/>
-    <w:family w:val="auto"/>
-    <w:pitch w:val="variable"/>
-    <w:sig w:usb0="00000000" w:usb1="10000000" w:usb2="00000000" w:usb3="00000000" w:csb0="80000000" w:csb1="00000000"/>
-  </w:font>
-  <w:font w:name="Avenir Next LT Pro Light">
-    <w:panose1 w:val="020B0304020202020204"/>
-    <w:charset w:val="00"/>
-    <w:family w:val="swiss"/>
-    <w:pitch w:val="variable"/>
-    <w:sig w:usb0="A00000EF" w:usb1="5000204B" w:usb2="00000000" w:usb3="00000000" w:csb0="00000093" w:csb1="00000000"/>
-  </w:font>
-  <w:font w:name="Tw Cen MT">
-    <w:panose1 w:val="020B0602020104020603"/>
-    <w:charset w:val="00"/>
-    <w:family w:val="swiss"/>
-    <w:pitch w:val="variable"/>
-    <w:sig w:usb0="00000007" w:usb1="00000000" w:usb2="00000000" w:usb3="00000000" w:csb0="00000003" w:csb1="00000000"/>
-  </w:font>
-  <w:font w:name="Aptos">
-    <w:charset w:val="00"/>
-    <w:family w:val="swiss"/>
-    <w:pitch w:val="variable"/>
-    <w:sig w:usb0="20000287" w:usb1="00000003" w:usb2="00000000" w:usb3="00000000" w:csb0="0000019F" w:csb1="00000000"/>
-  </w:font>
-  <w:font w:name="Aptos Display">
-    <w:charset w:val="00"/>
-    <w:family w:val="swiss"/>
-    <w:pitch w:val="variable"/>
-    <w:sig w:usb0="20000287" w:usb1="00000003" w:usb2="00000000" w:usb3="00000000" w:csb0="0000019F" w:csb1="00000000"/>
-  </w:font>
-</w:fonts>
-</file>
-
-<file path=word/glossary/numbering2.xml><?xml version="1.0" encoding="utf-8"?>
-<w:numbering xmlns:wpc="http://schemas.microsoft.com/office/word/2010/wordprocessingCanvas" xmlns:cx="http://schemas.microsoft.com/office/drawing/2014/chartex" xmlns:cx1="http://schemas.microsoft.com/office/drawing/2015/9/8/chartex" xmlns:cx2="http://schemas.microsoft.com/office/drawing/2015/10/21/chartex" xmlns:cx3="http://schemas.microsoft.com/office/drawing/2016/5/9/chartex" xmlns:cx4="http://schemas.microsoft.com/office/drawing/2016/5/10/chartex" xmlns:cx5="http://schemas.microsoft.com/office/drawing/2016/5/11/chartex" xmlns:cx6="http://schemas.microsoft.com/office/drawing/2016/5/12/chartex" xmlns:cx7="http://schemas.microsoft.com/office/drawing/2016/5/13/chartex" xmlns:cx8="http://schemas.microsoft.com/office/drawing/2016/5/14/chartex" xmlns:mc="http://schemas.openxmlformats.org/markup-compatibility/2006" xmlns:aink="http://schemas.microsoft.com/office/drawing/2016/ink" xmlns:am3d="http://schemas.microsoft.com/office/drawing/2017/model3d" xmlns:o="urn:schemas-microsoft-com:office:office" xmlns:oel="http://schemas.microsoft.com/office/2019/extlst" xmlns:r="http://schemas.openxmlformats.org/officeDocument/2006/relationships" xmlns:m="http://schemas.openxmlformats.org/officeDocument/2006/math" xmlns:v="urn:schemas-microsoft-com:vml" xmlns:wp14="http://schemas.microsoft.com/office/word/2010/wordprocessingDrawing" xmlns:wp="http://schemas.openxmlformats.org/drawingml/2006/wordprocessingDrawing" xmlns:w10="urn:schemas-microsoft-com:office:word" xmlns:w="http://schemas.openxmlformats.org/wordprocessingml/2006/main" xmlns:w14="http://schemas.microsoft.com/office/word/2010/wordml" xmlns:w15="http://schemas.microsoft.com/office/word/2012/wordml" xmlns:w16cex="http://schemas.microsoft.com/office/word/2018/wordml/cex" xmlns:w16cid="http://schemas.microsoft.com/office/word/2016/wordml/cid" xmlns:w16="http://schemas.microsoft.com/office/word/2018/wordml" xmlns:w16du="http://schemas.microsoft.com/office/word/2023/wordml/word16du" xmlns:w16sdtdh="http://schemas.microsoft.com/office/word/2020/wordml/sdtdatahash" xmlns:w16se="http://schemas.microsoft.com/office/word/2015/wordml/symex" xmlns:wpg="http://schemas.microsoft.com/office/word/2010/wordprocessingGroup" xmlns:wpi="http://schemas.microsoft.com/office/word/2010/wordprocessingInk" xmlns:wne="http://schemas.microsoft.com/office/word/2006/wordml" xmlns:wps="http://schemas.microsoft.com/office/word/2010/wordprocessingShape" mc:Ignorable="w14 w15 w16se w16cid w16 w16cex w16sdtdh w16du wp14">
-  <w:abstractNum w:abstractNumId="0" w15:restartNumberingAfterBreak="0">
-    <w:nsid w:val="2ECF046B"/>
-    <w:multiLevelType w:val="multilevel"/>
-    <w:tmpl w:val="61F0A32C"/>
-    <w:styleLink w:val="BullettedList"/>
-    <w:lvl w:ilvl="0">
-      <w:start w:val="1"/>
-      <w:numFmt w:val="bullet"/>
-      <w:pStyle w:val="ListBullet"/>
-      <w:lvlText w:val=""/>
-      <w:lvlJc w:val="left"/>
-      <w:pPr>
-        <w:tabs>
-          <w:tab w:val="num" w:pos="360"/>
-        </w:tabs>
-        <w:ind w:left="360" w:hanging="360"/>
-      </w:pPr>
-      <w:rPr>
-        <w:rFonts w:ascii="Symbol" w:hAnsi="Symbol" w:hint="default"/>
-        <w:color w:val="auto"/>
-      </w:rPr>
-    </w:lvl>
-    <w:lvl w:ilvl="1">
-      <w:start w:val="1"/>
-      <w:numFmt w:val="bullet"/>
-      <w:pStyle w:val="ListBullet2"/>
-      <w:lvlText w:val="o"/>
-      <w:lvlJc w:val="left"/>
-      <w:pPr>
-        <w:ind w:left="1440" w:hanging="360"/>
-      </w:pPr>
-      <w:rPr>
-        <w:rFonts w:ascii="Courier New" w:hAnsi="Courier New" w:hint="default"/>
-      </w:rPr>
-    </w:lvl>
-    <w:lvl w:ilvl="2">
-      <w:start w:val="1"/>
-      <w:numFmt w:val="bullet"/>
-      <w:pStyle w:val="ListBullet3"/>
-      <w:lvlText w:val=""/>
-      <w:lvlJc w:val="left"/>
-      <w:pPr>
-        <w:ind w:left="2160" w:hanging="360"/>
-      </w:pPr>
-      <w:rPr>
-        <w:rFonts w:ascii="Wingdings" w:hAnsi="Wingdings" w:hint="default"/>
-      </w:rPr>
-    </w:lvl>
-    <w:lvl w:ilvl="3">
-      <w:start w:val="1"/>
-      <w:numFmt w:val="bullet"/>
-      <w:pStyle w:val="ListBullet4"/>
-      <w:lvlText w:val=""/>
-      <w:lvlJc w:val="left"/>
-      <w:pPr>
-        <w:ind w:left="2880" w:hanging="360"/>
-      </w:pPr>
-      <w:rPr>
-        <w:rFonts w:ascii="Symbol" w:hAnsi="Symbol" w:hint="default"/>
-      </w:rPr>
-    </w:lvl>
-    <w:lvl w:ilvl="4">
-      <w:start w:val="1"/>
-      <w:numFmt w:val="bullet"/>
-      <w:pStyle w:val="ListBullet5"/>
-      <w:lvlText w:val="o"/>
-      <w:lvlJc w:val="left"/>
-      <w:pPr>
-        <w:ind w:left="3600" w:hanging="360"/>
-      </w:pPr>
-      <w:rPr>
-        <w:rFonts w:ascii="Courier New" w:hAnsi="Courier New" w:hint="default"/>
-      </w:rPr>
-    </w:lvl>
-    <w:lvl w:ilvl="5">
-      <w:start w:val="1"/>
-      <w:numFmt w:val="bullet"/>
-      <w:lvlText w:val=""/>
-      <w:lvlJc w:val="left"/>
-      <w:pPr>
-        <w:ind w:left="4320" w:hanging="360"/>
-      </w:pPr>
-      <w:rPr>
-        <w:rFonts w:ascii="Wingdings" w:hAnsi="Wingdings" w:hint="default"/>
-      </w:rPr>
-    </w:lvl>
-    <w:lvl w:ilvl="6">
-      <w:start w:val="1"/>
-      <w:numFmt w:val="bullet"/>
-      <w:lvlText w:val=""/>
-      <w:lvlJc w:val="left"/>
-      <w:pPr>
-        <w:ind w:left="5040" w:hanging="360"/>
-      </w:pPr>
-      <w:rPr>
-        <w:rFonts w:ascii="Symbol" w:hAnsi="Symbol" w:hint="default"/>
-      </w:rPr>
-    </w:lvl>
-    <w:lvl w:ilvl="7">
-      <w:start w:val="1"/>
-      <w:numFmt w:val="bullet"/>
-      <w:lvlText w:val="o"/>
-      <w:lvlJc w:val="left"/>
-      <w:pPr>
-        <w:ind w:left="5760" w:hanging="360"/>
-      </w:pPr>
-      <w:rPr>
-        <w:rFonts w:ascii="Courier New" w:hAnsi="Courier New" w:cs="Courier New" w:hint="default"/>
-      </w:rPr>
-    </w:lvl>
-    <w:lvl w:ilvl="8">
-      <w:start w:val="1"/>
-      <w:numFmt w:val="bullet"/>
-      <w:lvlText w:val=""/>
-      <w:lvlJc w:val="left"/>
-      <w:pPr>
-        <w:ind w:left="6480" w:hanging="360"/>
-      </w:pPr>
-      <w:rPr>
-        <w:rFonts w:ascii="Wingdings" w:hAnsi="Wingdings" w:hint="default"/>
-      </w:rPr>
-    </w:lvl>
-  </w:abstractNum>
-  <w:num w:numId="1" w16cid:durableId="448207081">
-    <w:abstractNumId w:val="0"/>
-  </w:num>
-</w:numbering>
-</file>
-
-<file path=word/glossary/settings2.xml><?xml version="1.0" encoding="utf-8"?>
-<w:settings xmlns:mc="http://schemas.openxmlformats.org/markup-compatibility/2006" xmlns:o="urn:schemas-microsoft-com:office:office" xmlns:r="http://schemas.openxmlformats.org/officeDocument/2006/relationships" xmlns:m="http://schemas.openxmlformats.org/officeDocument/2006/math" xmlns:v="urn:schemas-microsoft-com:vml" xmlns:w10="urn:schemas-microsoft-com:office:word" xmlns:w="http://schemas.openxmlformats.org/wordprocessingml/2006/main" xmlns:w14="http://schemas.microsoft.com/office/word/2010/wordml" xmlns:w15="http://schemas.microsoft.com/office/word/2012/wordml" xmlns:w16cex="http://schemas.microsoft.com/office/word/2018/wordml/cex" xmlns:w16cid="http://schemas.microsoft.com/office/word/2016/wordml/cid" xmlns:w16="http://schemas.microsoft.com/office/word/2018/wordml" xmlns:w16du="http://schemas.microsoft.com/office/word/2023/wordml/word16du" xmlns:w16sdtdh="http://schemas.microsoft.com/office/word/2020/wordml/sdtdatahash" xmlns:w16se="http://schemas.microsoft.com/office/word/2015/wordml/symex" xmlns:sl="http://schemas.openxmlformats.org/schemaLibrary/2006/main" mc:Ignorable="w14 w15 w16se w16cid w16 w16cex w16sdtdh w16du">
-  <w:view w:val="normal"/>
-  <w:defaultTabStop w:val="720"/>
-  <w:characterSpacingControl w:val="doNotCompress"/>
-  <w:compat>
-    <w:useFELayout/>
-    <w:compatSetting w:name="compatibilityMode" w:uri="http://schemas.microsoft.com/office/word" w:val="15"/>
-    <w:compatSetting w:name="overrideTableStyleFontSizeAndJustification" w:uri="http://schemas.microsoft.com/office/word" w:val="1"/>
-    <w:compatSetting w:name="enableOpenTypeFeatures" w:uri="http://schemas.microsoft.com/office/word" w:val="1"/>
-    <w:compatSetting w:name="doNotFlipMirrorIndents" w:uri="http://schemas.microsoft.com/office/word" w:val="1"/>
-    <w:compatSetting w:name="differentiateMultirowTableHeaders" w:uri="http://schemas.microsoft.com/office/word" w:val="1"/>
-    <w:compatSetting w:name="useWord2013TrackBottomHyphenation" w:uri="http://schemas.microsoft.com/office/word" w:val="1"/>
-  </w:compat>
-  <w:rsids>
-    <w:rsidRoot w:val="00815449"/>
-    <w:rsid w:val="00080A70"/>
-    <w:rsid w:val="001B6412"/>
-    <w:rsid w:val="002559D0"/>
-    <w:rsid w:val="00376FA9"/>
-    <w:rsid w:val="00554739"/>
-    <w:rsid w:val="00815449"/>
-    <w:rsid w:val="0088207D"/>
-    <w:rsid w:val="00A55DD4"/>
-    <w:rsid w:val="00B55A76"/>
-    <w:rsid w:val="00E15F9D"/>
-  </w:rsids>
-  <m:mathPr>
-    <m:mathFont m:val="Cambria Math"/>
-    <m:brkBin m:val="before"/>
-    <m:brkBinSub m:val="--"/>
-    <m:smallFrac m:val="0"/>
-    <m:dispDef/>
-    <m:lMargin m:val="0"/>
-    <m:rMargin m:val="0"/>
-    <m:defJc m:val="centerGroup"/>
-    <m:wrapIndent m:val="1440"/>
-    <m:intLim m:val="subSup"/>
-    <m:naryLim m:val="undOvr"/>
-  </m:mathPr>
-  <w:themeFontLang w:val="en-US"/>
-  <w:clrSchemeMapping w:bg1="light1" w:t1="dark1" w:bg2="light2" w:t2="dark2" w:accent1="accent1" w:accent2="accent2" w:accent3="accent3" w:accent4="accent4" w:accent5="accent5" w:accent6="accent6" w:hyperlink="hyperlink" w:followedHyperlink="followedHyperlink"/>
-  <w:decimalSymbol w:val="."/>
-  <w:listSeparator w:val=","/>
-  <w15:chartTrackingRefBased/>
-</w:settings>
-</file>
-
-<file path=word/glossary/styles2.xml><?xml version="1.0" encoding="utf-8"?>
-<w:styles xmlns:mc="http://schemas.openxmlformats.org/markup-compatibility/2006" xmlns:r="http://schemas.openxmlformats.org/officeDocument/2006/relationships" xmlns:w="http://schemas.openxmlformats.org/wordprocessingml/2006/main" xmlns:w14="http://schemas.microsoft.com/office/word/2010/wordml" xmlns:w15="http://schemas.microsoft.com/office/word/2012/wordml" xmlns:w16cex="http://schemas.microsoft.com/office/word/2018/wordml/cex" xmlns:w16cid="http://schemas.microsoft.com/office/word/2016/wordml/cid" xmlns:w16="http://schemas.microsoft.com/office/word/2018/wordml" xmlns:w16du="http://schemas.microsoft.com/office/word/2023/wordml/word16du" xmlns:w16sdtdh="http://schemas.microsoft.com/office/word/2020/wordml/sdtdatahash" xmlns:w16se="http://schemas.microsoft.com/office/word/2015/wordml/symex" mc:Ignorable="w14 w15 w16se w16cid w16 w16cex w16sdtdh w16du">
-  <w:docDefaults>
-    <w:rPrDefault>
-      <w:rPr>
-        <w:rFonts w:asciiTheme="minorHAnsi" w:eastAsiaTheme="minorEastAsia" w:hAnsiTheme="minorHAnsi" w:cstheme="minorBidi"/>
-        <w:sz w:val="22"/>
-        <w:szCs w:val="22"/>
-        <w:lang w:val="en-US" w:eastAsia="en-US" w:bidi="ar-SA"/>
-      </w:rPr>
-    </w:rPrDefault>
-    <w:pPrDefault>
-      <w:pPr>
-        <w:spacing w:after="160" w:line="259" w:lineRule="auto"/>
-      </w:pPr>
-    </w:pPrDefault>
-  </w:docDefaults>
-  <w:latentStyles w:defLockedState="0" w:defUIPriority="99" w:defSemiHidden="0" w:defUnhideWhenUsed="0" w:defQFormat="0" w:count="376">
-    <w:lsdException w:name="Normal" w:uiPriority="0" w:qFormat="1"/>
-    <w:lsdException w:name="heading 1" w:uiPriority="9" w:qFormat="1"/>
-    <w:lsdException w:name="heading 2" w:semiHidden="1" w:uiPriority="9" w:unhideWhenUsed="1" w:qFormat="1"/>
-    <w:lsdException w:name="heading 3" w:semiHidden="1" w:uiPriority="9" w:unhideWhenUsed="1" w:qFormat="1"/>
-    <w:lsdException w:name="heading 4" w:semiHidden="1" w:uiPriority="9" w:unhideWhenUsed="1" w:qFormat="1"/>
-    <w:lsdException w:name="heading 5" w:semiHidden="1" w:uiPriority="9" w:unhideWhenUsed="1" w:qFormat="1"/>
-    <w:lsdException w:name="heading 6" w:semiHidden="1" w:uiPriority="9" w:unhideWhenUsed="1" w:qFormat="1"/>
-    <w:lsdException w:name="heading 7" w:semiHidden="1" w:uiPriority="9" w:unhideWhenUsed="1" w:qFormat="1"/>
-    <w:lsdException w:name="heading 8" w:semiHidden="1" w:uiPriority="9" w:unhideWhenUsed="1" w:qFormat="1"/>
-    <w:lsdException w:name="heading 9" w:semiHidden="1" w:uiPriority="9" w:unhideWhenUsed="1" w:qFormat="1"/>
-    <w:lsdException w:name="index 1" w:semiHidden="1" w:unhideWhenUsed="1"/>
-    <w:lsdException w:name="index 2" w:semiHidden="1" w:unhideWhenUsed="1"/>
-    <w:lsdException w:name="index 3" w:semiHidden="1" w:unhideWhenUsed="1"/>
-    <w:lsdException w:name="index 4" w:semiHidden="1" w:unhideWhenUsed="1"/>
-    <w:lsdException w:name="index 5" w:semiHidden="1" w:unhideWhenUsed="1"/>
-    <w:lsdException w:name="index 6" w:semiHidden="1" w:unhideWhenUsed="1"/>
-    <w:lsdException w:name="index 7" w:semiHidden="1" w:unhideWhenUsed="1"/>
-    <w:lsdException w:name="index 8" w:semiHidden="1" w:unhideWhenUsed="1"/>
-    <w:lsdException w:name="index 9" w:semiHidden="1" w:unhideWhenUsed="1"/>
-    <w:lsdException w:name="toc 1" w:semiHidden="1" w:uiPriority="39" w:unhideWhenUsed="1"/>
-    <w:lsdException w:name="toc 2" w:semiHidden="1" w:uiPriority="39" w:unhideWhenUsed="1"/>
-    <w:lsdException w:name="toc 3" w:semiHidden="1" w:uiPriority="39" w:unhideWhenUsed="1"/>
-    <w:lsdException w:name="toc 4" w:semiHidden="1" w:uiPriority="39" w:unhideWhenUsed="1"/>
-    <w:lsdException w:name="toc 5" w:semiHidden="1" w:uiPriority="39" w:unhideWhenUsed="1"/>
-    <w:lsdException w:name="toc 6" w:semiHidden="1" w:uiPriority="39" w:unhideWhenUsed="1"/>
-    <w:lsdException w:name="toc 7" w:semiHidden="1" w:uiPriority="39" w:unhideWhenUsed="1"/>
-    <w:lsdException w:name="toc 8" w:semiHidden="1" w:uiPriority="39" w:unhideWhenUsed="1"/>
-    <w:lsdException w:name="toc 9" w:semiHidden="1" w:uiPriority="39" w:unhideWhenUsed="1"/>
-    <w:lsdException w:name="Normal Indent" w:semiHidden="1" w:unhideWhenUsed="1"/>
-    <w:lsdException w:name="footnote text" w:semiHidden="1" w:unhideWhenUsed="1"/>
-    <w:lsdException w:name="annotation text" w:semiHidden="1" w:unhideWhenUsed="1"/>
-    <w:lsdException w:name="header" w:semiHidden="1" w:unhideWhenUsed="1"/>
-    <w:lsdException w:name="footer" w:semiHidden="1" w:unhideWhenUsed="1"/>
-    <w:lsdException w:name="index heading" w:semiHidden="1" w:unhideWhenUsed="1"/>
-    <w:lsdException w:name="caption" w:semiHidden="1" w:uiPriority="35" w:unhideWhenUsed="1" w:qFormat="1"/>
-    <w:lsdException w:name="table of figures" w:semiHidden="1" w:unhideWhenUsed="1"/>
-    <w:lsdException w:name="envelope address" w:semiHidden="1" w:unhideWhenUsed="1"/>
-    <w:lsdException w:name="envelope return" w:semiHidden="1" w:unhideWhenUsed="1"/>
-    <w:lsdException w:name="footnote reference" w:semiHidden="1" w:unhideWhenUsed="1"/>
-    <w:lsdException w:name="annotation reference" w:semiHidden="1" w:unhideWhenUsed="1"/>
-    <w:lsdException w:name="line number" w:semiHidden="1" w:unhideWhenUsed="1"/>
-    <w:lsdException w:name="page number" w:semiHidden="1" w:unhideWhenUsed="1"/>
-    <w:lsdException w:name="endnote reference" w:semiHidden="1" w:unhideWhenUsed="1"/>
-    <w:lsdException w:name="endnote text" w:semiHidden="1" w:unhideWhenUsed="1"/>
-    <w:lsdException w:name="table of authorities" w:semiHidden="1" w:unhideWhenUsed="1"/>
-    <w:lsdException w:name="macro" w:semiHidden="1" w:unhideWhenUsed="1"/>
-    <w:lsdException w:name="toa heading" w:semiHidden="1" w:unhideWhenUsed="1"/>
-    <w:lsdException w:name="List" w:semiHidden="1" w:unhideWhenUsed="1"/>
-    <w:lsdException w:name="List Bullet" w:semiHidden="1" w:unhideWhenUsed="1"/>
-    <w:lsdException w:name="List Number" w:semiHidden="1" w:unhideWhenUsed="1"/>
-    <w:lsdException w:name="List 2" w:semiHidden="1" w:unhideWhenUsed="1"/>
-    <w:lsdException w:name="List 3" w:semiHidden="1" w:unhideWhenUsed="1"/>
-    <w:lsdException w:name="List 4" w:semiHidden="1" w:unhideWhenUsed="1"/>
-    <w:lsdException w:name="List 5" w:semiHidden="1" w:unhideWhenUsed="1"/>
-    <w:lsdException w:name="List Bullet 2" w:semiHidden="1" w:unhideWhenUsed="1"/>
-    <w:lsdException w:name="List Bullet 3" w:semiHidden="1" w:unhideWhenUsed="1"/>
-    <w:lsdException w:name="List Bullet 4" w:semiHidden="1" w:unhideWhenUsed="1"/>
-    <w:lsdException w:name="List Bullet 5" w:semiHidden="1" w:unhideWhenUsed="1"/>
-    <w:lsdException w:name="List Number 2" w:semiHidden="1" w:unhideWhenUsed="1"/>
-    <w:lsdException w:name="List Number 3" w:semiHidden="1" w:unhideWhenUsed="1"/>
-    <w:lsdException w:name="List Number 4" w:semiHidden="1" w:unhideWhenUsed="1"/>
-    <w:lsdException w:name="List Number 5" w:semiHidden="1" w:unhideWhenUsed="1"/>
-    <w:lsdException w:name="Title" w:uiPriority="10" w:qFormat="1"/>
-    <w:lsdException w:name="Closing" w:semiHidden="1" w:unhideWhenUsed="1"/>
-    <w:lsdException w:name="Signature" w:semiHidden="1" w:unhideWhenUsed="1"/>
-    <w:lsdException w:name="Default Paragraph Font" w:semiHidden="1" w:uiPriority="1" w:unhideWhenUsed="1"/>
-    <w:lsdException w:name="Body Text" w:semiHidden="1" w:unhideWhenUsed="1"/>
-    <w:lsdException w:name="Body Text Indent" w:semiHidden="1" w:unhideWhenUsed="1"/>
-    <w:lsdException w:name="List Continue" w:semiHidden="1" w:unhideWhenUsed="1"/>
-    <w:lsdException w:name="List Continue 2" w:semiHidden="1" w:unhideWhenUsed="1"/>
-    <w:lsdException w:name="List Continue 3" w:semiHidden="1" w:unhideWhenUsed="1"/>
-    <w:lsdException w:name="List Continue 4" w:semiHidden="1" w:unhideWhenUsed="1"/>
-    <w:lsdException w:name="List Continue 5" w:semiHidden="1" w:unhideWhenUsed="1"/>
-    <w:lsdException w:name="Message Header" w:semiHidden="1" w:unhideWhenUsed="1"/>
-    <w:lsdException w:name="Subtitle" w:uiPriority="11" w:qFormat="1"/>
-    <w:lsdException w:name="Salutation" w:semiHidden="1" w:unhideWhenUsed="1"/>
-    <w:lsdException w:name="Date" w:semiHidden="1" w:unhideWhenUsed="1"/>
-    <w:lsdException w:name="Body Text First Indent" w:semiHidden="1" w:unhideWhenUsed="1"/>
-    <w:lsdException w:name="Body Text First Indent 2" w:semiHidden="1" w:unhideWhenUsed="1"/>
-    <w:lsdException w:name="Note Heading" w:semiHidden="1" w:unhideWhenUsed="1"/>
-    <w:lsdException w:name="Body Text 2" w:semiHidden="1" w:unhideWhenUsed="1"/>
-    <w:lsdException w:name="Body Text 3" w:semiHidden="1" w:unhideWhenUsed="1"/>
-    <w:lsdException w:name="Body Text Indent 2" w:semiHidden="1" w:unhideWhenUsed="1"/>
-    <w:lsdException w:name="Body Text Indent 3" w:semiHidden="1" w:unhideWhenUsed="1"/>
-    <w:lsdException w:name="Block Text" w:semiHidden="1" w:unhideWhenUsed="1"/>
-    <w:lsdException w:name="Hyperlink" w:semiHidden="1" w:unhideWhenUsed="1"/>
-    <w:lsdException w:name="FollowedHyperlink" w:semiHidden="1" w:unhideWhenUsed="1"/>
-    <w:lsdException w:name="Strong" w:uiPriority="22" w:qFormat="1"/>
-    <w:lsdException w:name="Emphasis" w:uiPriority="20" w:qFormat="1"/>
-    <w:lsdException w:name="Document Map" w:semiHidden="1" w:unhideWhenUsed="1"/>
-    <w:lsdException w:name="Plain Text" w:semiHidden="1" w:unhideWhenUsed="1"/>
-    <w:lsdException w:name="E-mail Signature" w:semiHidden="1" w:unhideWhenUsed="1"/>
-    <w:lsdException w:name="HTML Top of Form" w:semiHidden="1" w:unhideWhenUsed="1"/>
-    <w:lsdException w:name="HTML Bottom of Form" w:semiHidden="1" w:unhideWhenUsed="1"/>
-    <w:lsdException w:name="Normal (Web)" w:semiHidden="1" w:unhideWhenUsed="1"/>
-    <w:lsdException w:name="HTML Acronym" w:semiHidden="1" w:unhideWhenUsed="1"/>
-    <w:lsdException w:name="HTML Address" w:semiHidden="1" w:unhideWhenUsed="1"/>
-    <w:lsdException w:name="HTML Cite" w:semiHidden="1" w:unhideWhenUsed="1"/>
-    <w:lsdException w:name="HTML Code" w:semiHidden="1" w:unhideWhenUsed="1"/>
-    <w:lsdException w:name="HTML Definition" w:semiHidden="1" w:unhideWhenUsed="1"/>
-    <w:lsdException w:name="HTML Keyboard" w:semiHidden="1" w:unhideWhenUsed="1"/>
-    <w:lsdException w:name="HTML Preformatted" w:semiHidden="1" w:unhideWhenUsed="1"/>
-    <w:lsdException w:name="HTML Sample" w:semiHidden="1" w:unhideWhenUsed="1"/>
-    <w:lsdException w:name="HTML Typewriter" w:semiHidden="1" w:unhideWhenUsed="1"/>
-    <w:lsdException w:name="HTML Variable" w:semiHidden="1" w:unhideWhenUsed="1"/>
-    <w:lsdException w:name="Normal Table" w:semiHidden="1" w:unhideWhenUsed="1"/>
-    <w:lsdException w:name="annotation subject" w:semiHidden="1" w:unhideWhenUsed="1"/>
-    <w:lsdException w:name="No List" w:semiHidden="1" w:unhideWhenUsed="1"/>
-    <w:lsdException w:name="Outline List 1" w:semiHidden="1" w:unhideWhenUsed="1"/>
-    <w:lsdException w:name="Outline List 2" w:semiHidden="1" w:unhideWhenUsed="1"/>
-    <w:lsdException w:name="Outline List 3" w:semiHidden="1" w:unhideWhenUsed="1"/>
-    <w:lsdException w:name="Table Simple 1" w:semiHidden="1" w:unhideWhenUsed="1"/>
-    <w:lsdException w:name="Table Simple 2" w:semiHidden="1" w:unhideWhenUsed="1"/>
-    <w:lsdException w:name="Table Simple 3" w:semiHidden="1" w:unhideWhenUsed="1"/>
-    <w:lsdException w:name="Table Classic 1" w:semiHidden="1" w:unhideWhenUsed="1"/>
-    <w:lsdException w:name="Table Classic 2" w:semiHidden="1" w:unhideWhenUsed="1"/>
-    <w:lsdException w:name="Table Classic 3" w:semiHidden="1" w:unhideWhenUsed="1"/>
-    <w:lsdException w:name="Table Classic 4" w:semiHidden="1" w:unhideWhenUsed="1"/>
-    <w:lsdException w:name="Table Colorful 1" w:semiHidden="1" w:unhideWhenUsed="1"/>
-    <w:lsdException w:name="Table Colorful 2" w:semiHidden="1" w:unhideWhenUsed="1"/>
-    <w:lsdException w:name="Table Colorful 3" w:semiHidden="1" w:unhideWhenUsed="1"/>
-    <w:lsdException w:name="Table Columns 1" w:semiHidden="1" w:unhideWhenUsed="1"/>
-    <w:lsdException w:name="Table Columns 2" w:semiHidden="1" w:unhideWhenUsed="1"/>
-    <w:lsdException w:name="Table Columns 3" w:semiHidden="1" w:unhideWhenUsed="1"/>
-    <w:lsdException w:name="Table Columns 4" w:semiHidden="1" w:unhideWhenUsed="1"/>
-    <w:lsdException w:name="Table Columns 5" w:semiHidden="1" w:unhideWhenUsed="1"/>
-    <w:lsdException w:name="Table Grid 1" w:semiHidden="1" w:unhideWhenUsed="1"/>
-    <w:lsdException w:name="Table Grid 2" w:semiHidden="1" w:unhideWhenUsed="1"/>
-    <w:lsdException w:name="Table Grid 3" w:semiHidden="1" w:unhideWhenUsed="1"/>
-    <w:lsdException w:name="Table Grid 4" w:semiHidden="1" w:unhideWhenUsed="1"/>
-    <w:lsdException w:name="Table Grid 5" w:semiHidden="1" w:unhideWhenUsed="1"/>
-    <w:lsdException w:name="Table Grid 6" w:semiHidden="1" w:unhideWhenUsed="1"/>
-    <w:lsdException w:name="Table Grid 7" w:semiHidden="1" w:unhideWhenUsed="1"/>
-    <w:lsdException w:name="Table Grid 8" w:semiHidden="1" w:unhideWhenUsed="1"/>
-    <w:lsdException w:name="Table List 1" w:semiHidden="1" w:unhideWhenUsed="1"/>
-    <w:lsdException w:name="Table List 2" w:semiHidden="1" w:unhideWhenUsed="1"/>
-    <w:lsdException w:name="Table List 3" w:semiHidden="1" w:unhideWhenUsed="1"/>
-    <w:lsdException w:name="Table List 4" w:semiHidden="1" w:unhideWhenUsed="1"/>
-    <w:lsdException w:name="Table List 5" w:semiHidden="1" w:unhideWhenUsed="1"/>
-    <w:lsdException w:name="Table List 6" w:semiHidden="1" w:unhideWhenUsed="1"/>
-    <w:lsdException w:name="Table List 7" w:semiHidden="1" w:unhideWhenUsed="1"/>
-    <w:lsdException w:name="Table List 8" w:semiHidden="1" w:unhideWhenUsed="1"/>
-    <w:lsdException w:name="Table 3D effects 1" w:semiHidden="1" w:unhideWhenUsed="1"/>
-    <w:lsdException w:name="Table 3D effects 2" w:semiHidden="1" w:unhideWhenUsed="1"/>
-    <w:lsdException w:name="Table 3D effects 3" w:semiHidden="1" w:unhideWhenUsed="1"/>
-    <w:lsdException w:name="Table Contemporary" w:semiHidden="1" w:unhideWhenUsed="1"/>
-    <w:lsdException w:name="Table Elegant" w:semiHidden="1" w:unhideWhenUsed="1"/>
-    <w:lsdException w:name="Table Professional" w:semiHidden="1" w:unhideWhenUsed="1"/>
-    <w:lsdException w:name="Table Subtle 1" w:semiHidden="1" w:unhideWhenUsed="1"/>
-    <w:lsdException w:name="Table Subtle 2" w:semiHidden="1" w:unhideWhenUsed="1"/>
-    <w:lsdException w:name="Table Web 1" w:semiHidden="1" w:unhideWhenUsed="1"/>
-    <w:lsdException w:name="Table Web 2" w:semiHidden="1" w:unhideWhenUsed="1"/>
-    <w:lsdException w:name="Table Web 3" w:semiHidden="1" w:unhideWhenUsed="1"/>
-    <w:lsdException w:name="Balloon Text" w:semiHidden="1" w:unhideWhenUsed="1"/>
-    <w:lsdException w:name="Table Grid" w:uiPriority="39"/>
-    <w:lsdException w:name="Table Theme" w:semiHidden="1" w:unhideWhenUsed="1"/>
-    <w:lsdException w:name="Placeholder Text" w:semiHidden="1"/>
-    <w:lsdException w:name="No Spacing" w:uiPriority="1" w:qFormat="1"/>
-    <w:lsdException w:name="Light Shading" w:uiPriority="60"/>
-    <w:lsdException w:name="Light List" w:uiPriority="61"/>
-    <w:lsdException w:name="Light Grid" w:uiPriority="62"/>
-    <w:lsdException w:name="Medium Shading 1" w:uiPriority="63"/>
-    <w:lsdException w:name="Medium Shading 2" w:uiPriority="64"/>
-    <w:lsdException w:name="Medium List 1" w:uiPriority="65"/>
-    <w:lsdException w:name="Medium List 2" w:uiPriority="66"/>
-    <w:lsdException w:name="Medium Grid 1" w:uiPriority="67"/>
-    <w:lsdException w:name="Medium Grid 2" w:uiPriority="68"/>
-    <w:lsdException w:name="Medium Grid 3" w:uiPriority="69"/>
-    <w:lsdException w:name="Dark List" w:uiPriority="70"/>
-    <w:lsdException w:name="Colorful Shading" w:uiPriority="71"/>
-    <w:lsdException w:name="Colorful List" w:uiPriority="72"/>
-    <w:lsdException w:name="Colorful Grid" w:uiPriority="73"/>
-    <w:lsdException w:name="Light Shading Accent 1" w:uiPriority="60"/>
-    <w:lsdException w:name="Light List Accent 1" w:uiPriority="61"/>
-    <w:lsdException w:name="Light Grid Accent 1" w:uiPriority="62"/>
-    <w:lsdException w:name="Medium Shading 1 Accent 1" w:uiPriority="63"/>
-    <w:lsdException w:name="Medium Shading 2 Accent 1" w:uiPriority="64"/>
-    <w:lsdException w:name="Medium List 1 Accent 1" w:uiPriority="65"/>
-    <w:lsdException w:name="Revision" w:semiHidden="1"/>
-    <w:lsdException w:name="List Paragraph" w:uiPriority="34" w:qFormat="1"/>
-    <w:lsdException w:name="Quote" w:uiPriority="29" w:qFormat="1"/>
-    <w:lsdException w:name="Intense Quote" w:uiPriority="30" w:qFormat="1"/>
-    <w:lsdException w:name="Medium List 2 Accent 1" w:uiPriority="66"/>
-    <w:lsdException w:name="Medium Grid 1 Accent 1" w:uiPriority="67"/>
-    <w:lsdException w:name="Medium Grid 2 Accent 1" w:uiPriority="68"/>
-    <w:lsdException w:name="Medium Grid 3 Accent 1" w:uiPriority="69"/>
-    <w:lsdException w:name="Dark List Accent 1" w:uiPriority="70"/>
-    <w:lsdException w:name="Colorful Shading Accent 1" w:uiPriority="71"/>
-    <w:lsdException w:name="Colorful List Accent 1" w:uiPriority="72"/>
-    <w:lsdException w:name="Colorful Grid Accent 1" w:uiPriority="73"/>
-    <w:lsdException w:name="Light Shading Accent 2" w:uiPriority="60"/>
-    <w:lsdException w:name="Light List Accent 2" w:uiPriority="61"/>
-    <w:lsdException w:name="Light Grid Accent 2" w:uiPriority="62"/>
-    <w:lsdException w:name="Medium Shading 1 Accent 2" w:uiPriority="63"/>
-    <w:lsdException w:name="Medium Shading 2 Accent 2" w:uiPriority="64"/>
-    <w:lsdException w:name="Medium List 1 Accent 2" w:uiPriority="65"/>
-    <w:lsdException w:name="Medium List 2 Accent 2" w:uiPriority="66"/>
-    <w:lsdException w:name="Medium Grid 1 Accent 2" w:uiPriority="67"/>
-    <w:lsdException w:name="Medium Grid 2 Accent 2" w:uiPriority="68"/>
-    <w:lsdException w:name="Medium Grid 3 Accent 2" w:uiPriority="69"/>
-    <w:lsdException w:name="Dark List Accent 2" w:uiPriority="70"/>
-    <w:lsdException w:name="Colorful Shading Accent 2" w:uiPriority="71"/>
-    <w:lsdException w:name="Colorful List Accent 2" w:uiPriority="72"/>
-    <w:lsdException w:name="Colorful Grid Accent 2" w:uiPriority="73"/>
-    <w:lsdException w:name="Light Shading Accent 3" w:uiPriority="60"/>
-    <w:lsdException w:name="Light List Accent 3" w:uiPriority="61"/>
-    <w:lsdException w:name="Light Grid Accent 3" w:uiPriority="62"/>
-    <w:lsdException w:name="Medium Shading 1 Accent 3" w:uiPriority="63"/>
-    <w:lsdException w:name="Medium Shading 2 Accent 3" w:uiPriority="64"/>
-    <w:lsdException w:name="Medium List 1 Accent 3" w:uiPriority="65"/>
-    <w:lsdException w:name="Medium List 2 Accent 3" w:uiPriority="66"/>
-    <w:lsdException w:name="Medium Grid 1 Accent 3" w:uiPriority="67"/>
-    <w:lsdException w:name="Medium Grid 2 Accent 3" w:uiPriority="68"/>
-    <w:lsdException w:name="Medium Grid 3 Accent 3" w:uiPriority="69"/>
-    <w:lsdException w:name="Dark List Accent 3" w:uiPriority="70"/>
-    <w:lsdException w:name="Colorful Shading Accent 3" w:uiPriority="71"/>
-    <w:lsdException w:name="Colorful List Accent 3" w:uiPriority="72"/>
-    <w:lsdException w:name="Colorful Grid Accent 3" w:uiPriority="73"/>
-    <w:lsdException w:name="Light Shading Accent 4" w:uiPriority="60"/>
-    <w:lsdException w:name="Light List Accent 4" w:uiPriority="61"/>
-    <w:lsdException w:name="Light Grid Accent 4" w:uiPriority="62"/>
-    <w:lsdException w:name="Medium Shading 1 Accent 4" w:uiPriority="63"/>
-    <w:lsdException w:name="Medium Shading 2 Accent 4" w:uiPriority="64"/>
-    <w:lsdException w:name="Medium List 1 Accent 4" w:uiPriority="65"/>
-    <w:lsdException w:name="Medium List 2 Accent 4" w:uiPriority="66"/>
-    <w:lsdException w:name="Medium Grid 1 Accent 4" w:uiPriority="67"/>
-    <w:lsdException w:name="Medium Grid 2 Accent 4" w:uiPriority="68"/>
-    <w:lsdException w:name="Medium Grid 3 Accent 4" w:uiPriority="69"/>
-    <w:lsdException w:name="Dark List Accent 4" w:uiPriority="70"/>
-    <w:lsdException w:name="Colorful Shading Accent 4" w:uiPriority="71"/>
-    <w:lsdException w:name="Colorful List Accent 4" w:uiPriority="72"/>
-    <w:lsdException w:name="Colorful Grid Accent 4" w:uiPriority="73"/>
-    <w:lsdException w:name="Light Shading Accent 5" w:uiPriority="60"/>
-    <w:lsdException w:name="Light List Accent 5" w:uiPriority="61"/>
-    <w:lsdException w:name="Light Grid Accent 5" w:uiPriority="62"/>
-    <w:lsdException w:name="Medium Shading 1 Accent 5" w:uiPriority="63"/>
-    <w:lsdException w:name="Medium Shading 2 Accent 5" w:uiPriority="64"/>
-    <w:lsdException w:name="Medium List 1 Accent 5" w:uiPriority="65"/>
-    <w:lsdException w:name="Medium List 2 Accent 5" w:uiPriority="66"/>
-    <w:lsdException w:name="Medium Grid 1 Accent 5" w:uiPriority="67"/>
-    <w:lsdException w:name="Medium Grid 2 Accent 5" w:uiPriority="68"/>
-    <w:lsdException w:name="Medium Grid 3 Accent 5" w:uiPriority="69"/>
-    <w:lsdException w:name="Dark List Accent 5" w:uiPriority="70"/>
-    <w:lsdException w:name="Colorful Shading Accent 5" w:uiPriority="71"/>
-    <w:lsdException w:name="Colorful List Accent 5" w:uiPriority="72"/>
-    <w:lsdException w:name="Colorful Grid Accent 5" w:uiPriority="73"/>
-    <w:lsdException w:name="Light Shading Accent 6" w:uiPriority="60"/>
-    <w:lsdException w:name="Light List Accent 6" w:uiPriority="61"/>
-    <w:lsdException w:name="Light Grid Accent 6" w:uiPriority="62"/>
-    <w:lsdException w:name="Medium Shading 1 Accent 6" w:uiPriority="63"/>
-    <w:lsdException w:name="Medium Shading 2 Accent 6" w:uiPriority="64"/>
-    <w:lsdException w:name="Medium List 1 Accent 6" w:uiPriority="65"/>
-    <w:lsdException w:name="Medium List 2 Accent 6" w:uiPriority="66"/>
-    <w:lsdException w:name="Medium Grid 1 Accent 6" w:uiPriority="67"/>
-    <w:lsdException w:name="Medium Grid 2 Accent 6" w:uiPriority="68"/>
-    <w:lsdException w:name="Medium Grid 3 Accent 6" w:uiPriority="69"/>
-    <w:lsdException w:name="Dark List Accent 6" w:uiPriority="70"/>
-    <w:lsdException w:name="Colorful Shading Accent 6" w:uiPriority="71"/>
-    <w:lsdException w:name="Colorful List Accent 6" w:uiPriority="72"/>
-    <w:lsdException w:name="Colorful Grid Accent 6" w:uiPriority="73"/>
-    <w:lsdException w:name="Subtle Emphasis" w:uiPriority="19" w:qFormat="1"/>
-    <w:lsdException w:name="Intense Emphasis" w:uiPriority="21" w:qFormat="1"/>
-    <w:lsdException w:name="Subtle Reference" w:uiPriority="31" w:qFormat="1"/>
-    <w:lsdException w:name="Intense Reference" w:uiPriority="32" w:qFormat="1"/>
-    <w:lsdException w:name="Book Title" w:uiPriority="33" w:qFormat="1"/>
-    <w:lsdException w:name="Bibliography" w:semiHidden="1" w:uiPriority="37" w:unhideWhenUsed="1"/>
-    <w:lsdException w:name="TOC Heading" w:semiHidden="1" w:uiPriority="39" w:unhideWhenUsed="1" w:qFormat="1"/>
-    <w:lsdException w:name="Plain Table 1" w:uiPriority="41"/>
-    <w:lsdException w:name="Plain Table 2" w:uiPriority="42"/>
-    <w:lsdException w:name="Plain Table 3" w:uiPriority="43"/>
-    <w:lsdException w:name="Plain Table 4" w:uiPriority="44"/>
-    <w:lsdException w:name="Plain Table 5" w:uiPriority="45"/>
-    <w:lsdException w:name="Grid Table Light" w:uiPriority="40"/>
-    <w:lsdException w:name="Grid Table 1 Light" w:uiPriority="46"/>
-    <w:lsdException w:name="Grid Table 2" w:uiPriority="47"/>
-    <w:lsdException w:name="Grid Table 3" w:uiPriority="48"/>
-    <w:lsdException w:name="Grid Table 4" w:uiPriority="49"/>
-    <w:lsdException w:name="Grid Table 5 Dark" w:uiPriority="50"/>
-    <w:lsdException w:name="Grid Table 6 Colorful" w:uiPriority="51"/>
-    <w:lsdException w:name="Grid Table 7 Colorful" w:uiPriority="52"/>
-    <w:lsdException w:name="Grid Table 1 Light Accent 1" w:uiPriority="46"/>
-    <w:lsdException w:name="Grid Table 2 Accent 1" w:uiPriority="47"/>
-    <w:lsdException w:name="Grid Table 3 Accent 1" w:uiPriority="48"/>
-    <w:lsdException w:name="Grid Table 4 Accent 1" w:uiPriority="49"/>
-    <w:lsdException w:name="Grid Table 5 Dark Accent 1" w:uiPriority="50"/>
-    <w:lsdException w:name="Grid Table 6 Colorful Accent 1" w:uiPriority="51"/>
-    <w:lsdException w:name="Grid Table 7 Colorful Accent 1" w:uiPriority="52"/>
-    <w:lsdException w:name="Grid Table 1 Light Accent 2" w:uiPriority="46"/>
-    <w:lsdException w:name="Grid Table 2 Accent 2" w:uiPriority="47"/>
-    <w:lsdException w:name="Grid Table 3 Accent 2" w:uiPriority="48"/>
-    <w:lsdException w:name="Grid Table 4 Accent 2" w:uiPriority="49"/>
-    <w:lsdException w:name="Grid Table 5 Dark Accent 2" w:uiPriority="50"/>
-    <w:lsdException w:name="Grid Table 6 Colorful Accent 2" w:uiPriority="51"/>
-    <w:lsdException w:name="Grid Table 7 Colorful Accent 2" w:uiPriority="52"/>
-    <w:lsdException w:name="Grid Table 1 Light Accent 3" w:uiPriority="46"/>
-    <w:lsdException w:name="Grid Table 2 Accent 3" w:uiPriority="47"/>
-    <w:lsdException w:name="Grid Table 3 Accent 3" w:uiPriority="48"/>
-    <w:lsdException w:name="Grid Table 4 Accent 3" w:uiPriority="49"/>
-    <w:lsdException w:name="Grid Table 5 Dark Accent 3" w:uiPriority="50"/>
-    <w:lsdException w:name="Grid Table 6 Colorful Accent 3" w:uiPriority="51"/>
-    <w:lsdException w:name="Grid Table 7 Colorful Accent 3" w:uiPriority="52"/>
-    <w:lsdException w:name="Grid Table 1 Light Accent 4" w:uiPriority="46"/>
-    <w:lsdException w:name="Grid Table 2 Accent 4" w:uiPriority="47"/>
-    <w:lsdException w:name="Grid Table 3 Accent 4" w:uiPriority="48"/>
-    <w:lsdException w:name="Grid Table 4 Accent 4" w:uiPriority="49"/>
-    <w:lsdException w:name="Grid Table 5 Dark Accent 4" w:uiPriority="50"/>
-    <w:lsdException w:name="Grid Table 6 Colorful Accent 4" w:uiPriority="51"/>
-    <w:lsdException w:name="Grid Table 7 Colorful Accent 4" w:uiPriority="52"/>
-    <w:lsdException w:name="Grid Table 1 Light Accent 5" w:uiPriority="46"/>
-    <w:lsdException w:name="Grid Table 2 Accent 5" w:uiPriority="47"/>
-    <w:lsdException w:name="Grid Table 3 Accent 5" w:uiPriority="48"/>
-    <w:lsdException w:name="Grid Table 4 Accent 5" w:uiPriority="49"/>
-    <w:lsdException w:name="Grid Table 5 Dark Accent 5" w:uiPriority="50"/>
-    <w:lsdException w:name="Grid Table 6 Colorful Accent 5" w:uiPriority="51"/>
-    <w:lsdException w:name="Grid Table 7 Colorful Accent 5" w:uiPriority="52"/>
-    <w:lsdException w:name="Grid Table 1 Light Accent 6" w:uiPriority="46"/>
-    <w:lsdException w:name="Grid Table 2 Accent 6" w:uiPriority="47"/>
-    <w:lsdException w:name="Grid Table 3 Accent 6" w:uiPriority="48"/>
-    <w:lsdException w:name="Grid Table 4 Accent 6" w:uiPriority="49"/>
-    <w:lsdException w:name="Grid Table 5 Dark Accent 6" w:uiPriority="50"/>
-    <w:lsdException w:name="Grid Table 6 Colorful Accent 6" w:uiPriority="51"/>
-    <w:lsdException w:name="Grid Table 7 Colorful Accent 6" w:uiPriority="52"/>
-    <w:lsdException w:name="List Table 1 Light" w:uiPriority="46"/>
-    <w:lsdException w:name="List Table 2" w:uiPriority="47"/>
-    <w:lsdException w:name="List Table 3" w:uiPriority="48"/>
-    <w:lsdException w:name="List Table 4" w:uiPriority="49"/>
-    <w:lsdException w:name="List Table 5 Dark" w:uiPriority="50"/>
-    <w:lsdException w:name="List Table 6 Colorful" w:uiPriority="51"/>
-    <w:lsdException w:name="List Table 7 Colorful" w:uiPriority="52"/>
-    <w:lsdException w:name="List Table 1 Light Accent 1" w:uiPriority="46"/>
-    <w:lsdException w:name="List Table 2 Accent 1" w:uiPriority="47"/>
-    <w:lsdException w:name="List Table 3 Accent 1" w:uiPriority="48"/>
-    <w:lsdException w:name="List Table 4 Accent 1" w:uiPriority="49"/>
-    <w:lsdException w:name="List Table 5 Dark Accent 1" w:uiPriority="50"/>
-    <w:lsdException w:name="List Table 6 Colorful Accent 1" w:uiPriority="51"/>
-    <w:lsdException w:name="List Table 7 Colorful Accent 1" w:uiPriority="52"/>
-    <w:lsdException w:name="List Table 1 Light Accent 2" w:uiPriority="46"/>
-    <w:lsdException w:name="List Table 2 Accent 2" w:uiPriority="47"/>
-    <w:lsdException w:name="List Table 3 Accent 2" w:uiPriority="48"/>
-    <w:lsdException w:name="List Table 4 Accent 2" w:uiPriority="49"/>
-    <w:lsdException w:name="List Table 5 Dark Accent 2" w:uiPriority="50"/>
-    <w:lsdException w:name="List Table 6 Colorful Accent 2" w:uiPriority="51"/>
-    <w:lsdException w:name="List Table 7 Colorful Accent 2" w:uiPriority="52"/>
-    <w:lsdException w:name="List Table 1 Light Accent 3" w:uiPriority="46"/>
-    <w:lsdException w:name="List Table 2 Accent 3" w:uiPriority="47"/>
-    <w:lsdException w:name="List Table 3 Accent 3" w:uiPriority="48"/>
-    <w:lsdException w:name="List Table 4 Accent 3" w:uiPriority="49"/>
-    <w:lsdException w:name="List Table 5 Dark Accent 3" w:uiPriority="50"/>
-    <w:lsdException w:name="List Table 6 Colorful Accent 3" w:uiPriority="51"/>
-    <w:lsdException w:name="List Table 7 Colorful Accent 3" w:uiPriority="52"/>
-    <w:lsdException w:name="List Table 1 Light Accent 4" w:uiPriority="46"/>
-    <w:lsdException w:name="List Table 2 Accent 4" w:uiPriority="47"/>
-    <w:lsdException w:name="List Table 3 Accent 4" w:uiPriority="48"/>
-    <w:lsdException w:name="List Table 4 Accent 4" w:uiPriority="49"/>
-    <w:lsdException w:name="List Table 5 Dark Accent 4" w:uiPriority="50"/>
-    <w:lsdException w:name="List Table 6 Colorful Accent 4" w:uiPriority="51"/>
-    <w:lsdException w:name="List Table 7 Colorful Accent 4" w:uiPriority="52"/>
-    <w:lsdException w:name="List Table 1 Light Accent 5" w:uiPriority="46"/>
-    <w:lsdException w:name="List Table 2 Accent 5" w:uiPriority="47"/>
-    <w:lsdException w:name="List Table 3 Accent 5" w:uiPriority="48"/>
-    <w:lsdException w:name="List Table 4 Accent 5" w:uiPriority="49"/>
-    <w:lsdException w:name="List Table 5 Dark Accent 5" w:uiPriority="50"/>
-    <w:lsdException w:name="List Table 6 Colorful Accent 5" w:uiPriority="51"/>
-    <w:lsdException w:name="List Table 7 Colorful Accent 5" w:uiPriority="52"/>
-    <w:lsdException w:name="List Table 1 Light Accent 6" w:uiPriority="46"/>
-    <w:lsdException w:name="List Table 2 Accent 6" w:uiPriority="47"/>
-    <w:lsdException w:name="List Table 3 Accent 6" w:uiPriority="48"/>
-    <w:lsdException w:name="List Table 4 Accent 6" w:uiPriority="49"/>
-    <w:lsdException w:name="List Table 5 Dark Accent 6" w:uiPriority="50"/>
-    <w:lsdException w:name="List Table 6 Colorful Accent 6" w:uiPriority="51"/>
-    <w:lsdException w:name="List Table 7 Colorful Accent 6" w:uiPriority="52"/>
-    <w:lsdException w:name="Mention" w:semiHidden="1" w:unhideWhenUsed="1"/>
-    <w:lsdException w:name="Smart Hyperlink" w:semiHidden="1" w:unhideWhenUsed="1"/>
-    <w:lsdException w:name="Hashtag" w:semiHidden="1" w:unhideWhenUsed="1"/>
-    <w:lsdException w:name="Unresolved Mention" w:semiHidden="1" w:unhideWhenUsed="1"/>
-    <w:lsdException w:name="Smart Link" w:semiHidden="1" w:unhideWhenUsed="1"/>
-  </w:latentStyles>
-  <w:style w:type="paragraph" w:default="1" w:styleId="Normal">
-    <w:name w:val="Normal"/>
-    <w:qFormat/>
-  </w:style>
-  <w:style w:type="paragraph" w:styleId="Heading2">
-    <w:name w:val="heading 2"/>
-    <w:basedOn w:val="Normal"/>
-    <w:next w:val="Normal"/>
-    <w:link w:val="Heading2Char"/>
-    <w:uiPriority w:val="9"/>
-    <w:qFormat/>
-    <w:rsid w:val="00E15F9D"/>
-    <w:pPr>
-      <w:keepNext/>
-      <w:kinsoku w:val="0"/>
-      <w:overflowPunct w:val="0"/>
-      <w:spacing w:after="0" w:line="240" w:lineRule="auto"/>
-      <w:outlineLvl w:val="1"/>
-    </w:pPr>
-    <w:rPr>
-      <w:rFonts w:asciiTheme="majorHAnsi" w:eastAsia="Times New Roman" w:hAnsiTheme="majorHAnsi" w:cs="Times New Roman"/>
-      <w:bCs/>
-      <w:color w:val="E97132" w:themeColor="accent2"/>
-      <w:sz w:val="32"/>
-      <w:szCs w:val="20"/>
-    </w:rPr>
-  </w:style>
-  <w:style w:type="character" w:default="1" w:styleId="DefaultParagraphFont">
-    <w:name w:val="Default Paragraph Font"/>
-    <w:uiPriority w:val="1"/>
-    <w:semiHidden/>
-    <w:unhideWhenUsed/>
-  </w:style>
-  <w:style w:type="table" w:default="1" w:styleId="TableNormal">
-    <w:name w:val="Normal Table"/>
-    <w:uiPriority w:val="99"/>
-    <w:semiHidden/>
-    <w:unhideWhenUsed/>
-    <w:tblPr>
-      <w:tblInd w:w="0" w:type="dxa"/>
-      <w:tblCellMar>
-        <w:top w:w="0" w:type="dxa"/>
-        <w:left w:w="108" w:type="dxa"/>
-        <w:bottom w:w="0" w:type="dxa"/>
-        <w:right w:w="108" w:type="dxa"/>
-      </w:tblCellMar>
-    </w:tblPr>
-  </w:style>
-  <w:style w:type="numbering" w:default="1" w:styleId="NoList">
-    <w:name w:val="No List"/>
-    <w:uiPriority w:val="99"/>
-    <w:semiHidden/>
-    <w:unhideWhenUsed/>
-  </w:style>
-  <w:style w:type="paragraph" w:customStyle="1" w:styleId="471E7673F0644AE38FEA764BE2FD5101">
-    <w:name w:val="471E7673F0644AE38FEA764BE2FD5101"/>
-    <w:rsid w:val="00815449"/>
-  </w:style>
-  <w:style w:type="paragraph" w:customStyle="1" w:styleId="65AF9F24C62F48B6875CEA82F31FB2A3">
-    <w:name w:val="65AF9F24C62F48B6875CEA82F31FB2A3"/>
-    <w:rsid w:val="00815449"/>
-  </w:style>
-  <w:style w:type="paragraph" w:customStyle="1" w:styleId="BA8226CCF3EA432598B547E50D032193">
-    <w:name w:val="BA8226CCF3EA432598B547E50D032193"/>
-    <w:rsid w:val="00815449"/>
-  </w:style>
-  <w:style w:type="paragraph" w:customStyle="1" w:styleId="E9F17D3C85C84AB6BEDFEFF6A5D84296">
-    <w:name w:val="E9F17D3C85C84AB6BEDFEFF6A5D84296"/>
-    <w:rsid w:val="00815449"/>
-  </w:style>
-  <w:style w:type="paragraph" w:customStyle="1" w:styleId="D3C3B776A0BA4567BBDBB949D51B4E82">
-    <w:name w:val="D3C3B776A0BA4567BBDBB949D51B4E82"/>
-    <w:rsid w:val="00815449"/>
-  </w:style>
-  <w:style w:type="paragraph" w:customStyle="1" w:styleId="73E2C9B3DA4B4F109591F976392F0529">
-    <w:name w:val="73E2C9B3DA4B4F109591F976392F0529"/>
-    <w:rsid w:val="00815449"/>
-  </w:style>
-  <w:style w:type="paragraph" w:customStyle="1" w:styleId="C43BBA0A1D134E5884936EFCEFEFA226">
-    <w:name w:val="C43BBA0A1D134E5884936EFCEFEFA226"/>
-    <w:rsid w:val="00815449"/>
-  </w:style>
-  <w:style w:type="paragraph" w:customStyle="1" w:styleId="BAD4D46F45344D76B4EE628038E8123F">
-    <w:name w:val="BAD4D46F45344D76B4EE628038E8123F"/>
-    <w:rsid w:val="00815449"/>
-  </w:style>
-  <w:style w:type="character" w:styleId="PlaceholderText">
-    <w:name w:val="Placeholder Text"/>
-    <w:basedOn w:val="DefaultParagraphFont"/>
-    <w:uiPriority w:val="99"/>
-    <w:semiHidden/>
-    <w:rsid w:val="00B55A76"/>
-    <w:rPr>
-      <w:color w:val="808080"/>
-    </w:rPr>
-  </w:style>
-  <w:style w:type="paragraph" w:styleId="Footer">
-    <w:name w:val="footer"/>
-    <w:basedOn w:val="Normal"/>
-    <w:link w:val="FooterChar"/>
-    <w:uiPriority w:val="99"/>
-    <w:semiHidden/>
-    <w:rsid w:val="00B55A76"/>
-    <w:pPr>
-      <w:spacing w:after="0" w:line="240" w:lineRule="auto"/>
-    </w:pPr>
-    <w:rPr>
-      <w:rFonts w:eastAsia="Times New Roman" w:cs="Times New Roman"/>
-      <w:sz w:val="24"/>
-    </w:rPr>
-  </w:style>
-  <w:style w:type="character" w:customStyle="1" w:styleId="FooterChar">
-    <w:name w:val="Footer Char"/>
-    <w:basedOn w:val="DefaultParagraphFont"/>
-    <w:link w:val="Footer"/>
-    <w:uiPriority w:val="99"/>
-    <w:semiHidden/>
-    <w:rsid w:val="00B55A76"/>
-    <w:rPr>
-      <w:rFonts w:eastAsia="Times New Roman" w:cs="Times New Roman"/>
-      <w:sz w:val="24"/>
-    </w:rPr>
-  </w:style>
-  <w:style w:type="paragraph" w:customStyle="1" w:styleId="6BE8ED619AA64EE3B364248B4AD23EEA">
-    <w:name w:val="6BE8ED619AA64EE3B364248B4AD23EEA"/>
-    <w:rsid w:val="00815449"/>
-  </w:style>
-  <w:style w:type="paragraph" w:customStyle="1" w:styleId="EF7189C045194D269187E56569E2D9EE">
-    <w:name w:val="EF7189C045194D269187E56569E2D9EE"/>
-    <w:rsid w:val="00815449"/>
-  </w:style>
-  <w:style w:type="paragraph" w:customStyle="1" w:styleId="17A3D5CDCE684C5286099179B1B35040">
-    <w:name w:val="17A3D5CDCE684C5286099179B1B35040"/>
-    <w:rsid w:val="00815449"/>
-  </w:style>
-  <w:style w:type="paragraph" w:customStyle="1" w:styleId="B9D364DABE8A4A1C9DB69B6DBA65C6C8">
-    <w:name w:val="B9D364DABE8A4A1C9DB69B6DBA65C6C8"/>
-    <w:rsid w:val="00815449"/>
-  </w:style>
-  <w:style w:type="paragraph" w:customStyle="1" w:styleId="9D1F690040CF4BC2B2C6241BF5EAD49E">
-    <w:name w:val="9D1F690040CF4BC2B2C6241BF5EAD49E"/>
-    <w:rsid w:val="00815449"/>
-  </w:style>
-  <w:style w:type="paragraph" w:customStyle="1" w:styleId="12D3FA12B0014EBFA01C070A5EF31BE6">
-    <w:name w:val="12D3FA12B0014EBFA01C070A5EF31BE6"/>
-    <w:rsid w:val="00815449"/>
-  </w:style>
-  <w:style w:type="paragraph" w:customStyle="1" w:styleId="4B94FFE1DA81426CA8017C5E3218923D">
-    <w:name w:val="4B94FFE1DA81426CA8017C5E3218923D"/>
-    <w:rsid w:val="00815449"/>
-  </w:style>
-  <w:style w:type="paragraph" w:customStyle="1" w:styleId="9C4E55855E0F48A4AC49A51BF30C8926">
-    <w:name w:val="9C4E55855E0F48A4AC49A51BF30C8926"/>
-    <w:rsid w:val="00815449"/>
-  </w:style>
-  <w:style w:type="paragraph" w:customStyle="1" w:styleId="D14E0BD9FD164161B796E5BFA9EDFCFB">
-    <w:name w:val="D14E0BD9FD164161B796E5BFA9EDFCFB"/>
-    <w:rsid w:val="00815449"/>
-  </w:style>
-  <w:style w:type="paragraph" w:customStyle="1" w:styleId="BD7EC878CE784F49B19F7A1784BA8ADF">
-    <w:name w:val="BD7EC878CE784F49B19F7A1784BA8ADF"/>
-    <w:rsid w:val="00815449"/>
-  </w:style>
-  <w:style w:type="paragraph" w:customStyle="1" w:styleId="0300E53FF9A04B40AE61BE9401FB8134">
-    <w:name w:val="0300E53FF9A04B40AE61BE9401FB8134"/>
-    <w:rsid w:val="00815449"/>
-  </w:style>
-  <w:style w:type="paragraph" w:customStyle="1" w:styleId="1646F742A4A9440CA568F0FCE471E92E">
-    <w:name w:val="1646F742A4A9440CA568F0FCE471E92E"/>
-    <w:rsid w:val="00815449"/>
-  </w:style>
-  <w:style w:type="paragraph" w:customStyle="1" w:styleId="880AA4A0D8A24867AF640CA74D0920EB">
-    <w:name w:val="880AA4A0D8A24867AF640CA74D0920EB"/>
-    <w:rsid w:val="00815449"/>
-  </w:style>
-  <w:style w:type="paragraph" w:customStyle="1" w:styleId="4503BF0126944E83A27CC33DBBDC83C6">
-    <w:name w:val="4503BF0126944E83A27CC33DBBDC83C6"/>
-    <w:rsid w:val="00815449"/>
-  </w:style>
-  <w:style w:type="paragraph" w:customStyle="1" w:styleId="AFB076B3735543C39E2B55736BFE4223">
-    <w:name w:val="AFB076B3735543C39E2B55736BFE4223"/>
-    <w:rsid w:val="00815449"/>
-  </w:style>
-  <w:style w:type="paragraph" w:customStyle="1" w:styleId="A869F94F711843E6BE067EB459891D90">
-    <w:name w:val="A869F94F711843E6BE067EB459891D90"/>
-    <w:rsid w:val="00815449"/>
-  </w:style>
-  <w:style w:type="paragraph" w:customStyle="1" w:styleId="A015D72587214A4A827DA915309DABC5">
-    <w:name w:val="A015D72587214A4A827DA915309DABC5"/>
-    <w:rsid w:val="00815449"/>
-  </w:style>
-  <w:style w:type="paragraph" w:customStyle="1" w:styleId="A49D13B3051740B4843051C8CCB5E7BE">
-    <w:name w:val="A49D13B3051740B4843051C8CCB5E7BE"/>
-    <w:rsid w:val="00815449"/>
-  </w:style>
-  <w:style w:type="paragraph" w:customStyle="1" w:styleId="8DE702A539D748BEB3280E05BF5ECB3E">
-    <w:name w:val="8DE702A539D748BEB3280E05BF5ECB3E"/>
-    <w:rsid w:val="00815449"/>
-  </w:style>
-  <w:style w:type="paragraph" w:customStyle="1" w:styleId="ECCB34A2A01742578CB589ED62856153">
-    <w:name w:val="ECCB34A2A01742578CB589ED62856153"/>
-    <w:rsid w:val="00815449"/>
-  </w:style>
-  <w:style w:type="paragraph" w:customStyle="1" w:styleId="60BAEE89438048BFB4B99548DCF6E55C">
-    <w:name w:val="60BAEE89438048BFB4B99548DCF6E55C"/>
-    <w:rsid w:val="00815449"/>
-  </w:style>
-  <w:style w:type="paragraph" w:customStyle="1" w:styleId="21D2EBB929B44E0AB020740EFCBFC038">
-    <w:name w:val="21D2EBB929B44E0AB020740EFCBFC038"/>
-    <w:rsid w:val="00815449"/>
-  </w:style>
-  <w:style w:type="paragraph" w:customStyle="1" w:styleId="43BB6E9F4FB94199A011C5908D777F3D">
-    <w:name w:val="43BB6E9F4FB94199A011C5908D777F3D"/>
-    <w:rsid w:val="00815449"/>
-  </w:style>
-  <w:style w:type="paragraph" w:customStyle="1" w:styleId="C00D04C28C2A4E25A503407C15DC27E7">
-    <w:name w:val="C00D04C28C2A4E25A503407C15DC27E7"/>
-    <w:rsid w:val="00815449"/>
-  </w:style>
-  <w:style w:type="paragraph" w:customStyle="1" w:styleId="8B2F207EDB9D4187B88911074683A770">
-    <w:name w:val="8B2F207EDB9D4187B88911074683A770"/>
-    <w:rsid w:val="00815449"/>
-  </w:style>
-  <w:style w:type="paragraph" w:customStyle="1" w:styleId="53CA62657052437B998251CEABC7BA3A">
-    <w:name w:val="53CA62657052437B998251CEABC7BA3A"/>
-    <w:rsid w:val="00815449"/>
-  </w:style>
-  <w:style w:type="paragraph" w:customStyle="1" w:styleId="7A08C7280F064013A8B4E56BE5E4DB99">
-    <w:name w:val="7A08C7280F064013A8B4E56BE5E4DB99"/>
-    <w:rsid w:val="00815449"/>
-  </w:style>
-  <w:style w:type="paragraph" w:customStyle="1" w:styleId="EF0D0F43B0354B5A9517228545FD7C9C">
-    <w:name w:val="EF0D0F43B0354B5A9517228545FD7C9C"/>
-    <w:rsid w:val="00815449"/>
-  </w:style>
-  <w:style w:type="paragraph" w:customStyle="1" w:styleId="ECB151CFFA9F4D529EFA72B5552C9ED6">
-    <w:name w:val="ECB151CFFA9F4D529EFA72B5552C9ED6"/>
-    <w:rsid w:val="00815449"/>
-  </w:style>
-  <w:style w:type="paragraph" w:customStyle="1" w:styleId="A495AE7CCF9A48BF9B23036E274A43DB">
-    <w:name w:val="A495AE7CCF9A48BF9B23036E274A43DB"/>
-    <w:rsid w:val="00815449"/>
-  </w:style>
-  <w:style w:type="paragraph" w:customStyle="1" w:styleId="D94CB09B681B499EBBDA10914A5D9386">
-    <w:name w:val="D94CB09B681B499EBBDA10914A5D9386"/>
-    <w:rsid w:val="00815449"/>
-  </w:style>
-  <w:style w:type="paragraph" w:customStyle="1" w:styleId="E02A5A44F682425283686E7D70B29D2A">
-    <w:name w:val="E02A5A44F682425283686E7D70B29D2A"/>
-    <w:rsid w:val="00815449"/>
-  </w:style>
-  <w:style w:type="paragraph" w:customStyle="1" w:styleId="637317288C44451B98FB42871BB2737C">
-    <w:name w:val="637317288C44451B98FB42871BB2737C"/>
-    <w:rsid w:val="00815449"/>
-  </w:style>
-  <w:style w:type="paragraph" w:customStyle="1" w:styleId="3063A01CED0F40D5B25202F3EB94FD9D">
-    <w:name w:val="3063A01CED0F40D5B25202F3EB94FD9D"/>
-    <w:rsid w:val="00815449"/>
-  </w:style>
-  <w:style w:type="paragraph" w:customStyle="1" w:styleId="24930B40E078476BA287EC49768FD1C1">
-    <w:name w:val="24930B40E078476BA287EC49768FD1C1"/>
-    <w:rsid w:val="00815449"/>
-  </w:style>
-  <w:style w:type="paragraph" w:customStyle="1" w:styleId="C28C3219E1B744229AA8582F3E3F65B3">
-    <w:name w:val="C28C3219E1B744229AA8582F3E3F65B3"/>
-    <w:rsid w:val="00815449"/>
-  </w:style>
-  <w:style w:type="paragraph" w:customStyle="1" w:styleId="2A8FD43494A54CCE83C6C58FE1B4E21E1">
-    <w:name w:val="2A8FD43494A54CCE83C6C58FE1B4E21E1"/>
-    <w:rsid w:val="00554739"/>
-    <w:pPr>
-      <w:kinsoku w:val="0"/>
-      <w:overflowPunct w:val="0"/>
-      <w:spacing w:after="0" w:line="240" w:lineRule="auto"/>
-      <w:jc w:val="right"/>
-      <w:outlineLvl w:val="0"/>
-    </w:pPr>
-    <w:rPr>
-      <w:rFonts w:asciiTheme="majorHAnsi" w:eastAsia="Times New Roman" w:hAnsiTheme="majorHAnsi" w:cs="Times New Roman"/>
-      <w:bCs/>
-      <w:color w:val="E97132" w:themeColor="accent2"/>
-      <w:sz w:val="40"/>
-      <w:szCs w:val="20"/>
-    </w:rPr>
-  </w:style>
-  <w:style w:type="paragraph" w:customStyle="1" w:styleId="C7D278A48C794E9398D85CFD43501EA41">
-    <w:name w:val="C7D278A48C794E9398D85CFD43501EA41"/>
-    <w:rsid w:val="00554739"/>
-    <w:pPr>
-      <w:kinsoku w:val="0"/>
-      <w:overflowPunct w:val="0"/>
-      <w:spacing w:before="4" w:after="0" w:line="240" w:lineRule="auto"/>
-      <w:contextualSpacing/>
-      <w:jc w:val="right"/>
-    </w:pPr>
-    <w:rPr>
-      <w:rFonts w:eastAsia="Times New Roman" w:cstheme="majorHAnsi"/>
-      <w:color w:val="000000" w:themeColor="text1"/>
-      <w:szCs w:val="16"/>
-    </w:rPr>
-  </w:style>
-  <w:style w:type="paragraph" w:customStyle="1" w:styleId="0C924E5AF7204DB7944245791CC356A41">
-    <w:name w:val="0C924E5AF7204DB7944245791CC356A41"/>
-    <w:rsid w:val="00554739"/>
-    <w:pPr>
-      <w:kinsoku w:val="0"/>
-      <w:overflowPunct w:val="0"/>
-      <w:spacing w:before="4" w:after="0" w:line="240" w:lineRule="auto"/>
-      <w:contextualSpacing/>
-      <w:jc w:val="right"/>
-    </w:pPr>
-    <w:rPr>
-      <w:rFonts w:eastAsia="Times New Roman" w:cstheme="majorHAnsi"/>
-      <w:color w:val="000000" w:themeColor="text1"/>
-      <w:szCs w:val="16"/>
-    </w:rPr>
-  </w:style>
-  <w:style w:type="paragraph" w:customStyle="1" w:styleId="2A8FD43494A54CCE83C6C58FE1B4E21E">
-    <w:name w:val="2A8FD43494A54CCE83C6C58FE1B4E21E"/>
-    <w:rsid w:val="00E15F9D"/>
-    <w:pPr>
-      <w:kinsoku w:val="0"/>
-      <w:overflowPunct w:val="0"/>
-      <w:spacing w:after="0" w:line="240" w:lineRule="auto"/>
-      <w:jc w:val="right"/>
-      <w:outlineLvl w:val="0"/>
-    </w:pPr>
-    <w:rPr>
-      <w:rFonts w:asciiTheme="majorHAnsi" w:eastAsia="Times New Roman" w:hAnsiTheme="majorHAnsi" w:cs="Times New Roman"/>
-      <w:bCs/>
-      <w:color w:val="E97132" w:themeColor="accent2"/>
-      <w:sz w:val="40"/>
-      <w:szCs w:val="20"/>
-    </w:rPr>
-  </w:style>
-  <w:style w:type="paragraph" w:customStyle="1" w:styleId="C7D278A48C794E9398D85CFD43501EA4">
-    <w:name w:val="C7D278A48C794E9398D85CFD43501EA4"/>
-    <w:rsid w:val="00E15F9D"/>
-    <w:pPr>
-      <w:kinsoku w:val="0"/>
-      <w:overflowPunct w:val="0"/>
-      <w:spacing w:before="4" w:after="0" w:line="240" w:lineRule="auto"/>
-      <w:contextualSpacing/>
-      <w:jc w:val="right"/>
-    </w:pPr>
-    <w:rPr>
-      <w:rFonts w:eastAsia="Times New Roman" w:cstheme="majorHAnsi"/>
-      <w:color w:val="000000" w:themeColor="text1"/>
-      <w:szCs w:val="16"/>
-    </w:rPr>
-  </w:style>
-  <w:style w:type="paragraph" w:customStyle="1" w:styleId="0C924E5AF7204DB7944245791CC356A4">
-    <w:name w:val="0C924E5AF7204DB7944245791CC356A4"/>
-    <w:rsid w:val="00E15F9D"/>
-    <w:pPr>
-      <w:kinsoku w:val="0"/>
-      <w:overflowPunct w:val="0"/>
-      <w:spacing w:before="4" w:after="0" w:line="240" w:lineRule="auto"/>
-      <w:contextualSpacing/>
-      <w:jc w:val="right"/>
-    </w:pPr>
-    <w:rPr>
-      <w:rFonts w:eastAsia="Times New Roman" w:cstheme="majorHAnsi"/>
-      <w:color w:val="000000" w:themeColor="text1"/>
-      <w:szCs w:val="16"/>
-    </w:rPr>
-  </w:style>
-  <w:style w:type="character" w:styleId="Strong">
-    <w:name w:val="Strong"/>
-    <w:basedOn w:val="DefaultParagraphFont"/>
-    <w:uiPriority w:val="22"/>
-    <w:qFormat/>
-    <w:rsid w:val="00E15F9D"/>
-    <w:rPr>
-      <w:b/>
-      <w:bCs/>
-      <w:color w:val="0F9ED5" w:themeColor="accent4"/>
-    </w:rPr>
-  </w:style>
-  <w:style w:type="character" w:customStyle="1" w:styleId="Heading2Char">
-    <w:name w:val="Heading 2 Char"/>
-    <w:basedOn w:val="DefaultParagraphFont"/>
-    <w:link w:val="Heading2"/>
-    <w:uiPriority w:val="9"/>
-    <w:rsid w:val="00E15F9D"/>
-    <w:rPr>
-      <w:rFonts w:asciiTheme="majorHAnsi" w:eastAsia="Times New Roman" w:hAnsiTheme="majorHAnsi" w:cs="Times New Roman"/>
-      <w:bCs/>
-      <w:color w:val="E97132" w:themeColor="accent2"/>
-      <w:sz w:val="32"/>
-      <w:szCs w:val="20"/>
-    </w:rPr>
-  </w:style>
-  <w:style w:type="paragraph" w:customStyle="1" w:styleId="2A8FD43494A54CCE83C6C58FE1B4E21E2">
-    <w:name w:val="2A8FD43494A54CCE83C6C58FE1B4E21E2"/>
-    <w:rsid w:val="00E15F9D"/>
-    <w:pPr>
-      <w:kinsoku w:val="0"/>
-      <w:overflowPunct w:val="0"/>
-      <w:spacing w:after="0" w:line="240" w:lineRule="auto"/>
-      <w:jc w:val="right"/>
-      <w:outlineLvl w:val="0"/>
-    </w:pPr>
-    <w:rPr>
-      <w:rFonts w:asciiTheme="majorHAnsi" w:eastAsia="Times New Roman" w:hAnsiTheme="majorHAnsi" w:cs="Times New Roman"/>
-      <w:bCs/>
-      <w:color w:val="E97132" w:themeColor="accent2"/>
-      <w:sz w:val="40"/>
-      <w:szCs w:val="20"/>
-    </w:rPr>
-  </w:style>
-  <w:style w:type="paragraph" w:customStyle="1" w:styleId="C7D278A48C794E9398D85CFD43501EA42">
-    <w:name w:val="C7D278A48C794E9398D85CFD43501EA42"/>
-    <w:rsid w:val="00E15F9D"/>
-    <w:pPr>
-      <w:kinsoku w:val="0"/>
-      <w:overflowPunct w:val="0"/>
-      <w:spacing w:before="4" w:after="0" w:line="240" w:lineRule="auto"/>
-      <w:contextualSpacing/>
-      <w:jc w:val="right"/>
-    </w:pPr>
-    <w:rPr>
-      <w:rFonts w:eastAsia="Times New Roman" w:cstheme="majorHAnsi"/>
-      <w:color w:val="000000" w:themeColor="text1"/>
-      <w:szCs w:val="16"/>
-    </w:rPr>
-  </w:style>
-  <w:style w:type="paragraph" w:customStyle="1" w:styleId="0C924E5AF7204DB7944245791CC356A42">
-    <w:name w:val="0C924E5AF7204DB7944245791CC356A42"/>
-    <w:rsid w:val="00E15F9D"/>
-    <w:pPr>
-      <w:kinsoku w:val="0"/>
-      <w:overflowPunct w:val="0"/>
-      <w:spacing w:before="4" w:after="0" w:line="240" w:lineRule="auto"/>
-      <w:contextualSpacing/>
-      <w:jc w:val="right"/>
-    </w:pPr>
-    <w:rPr>
-      <w:rFonts w:eastAsia="Times New Roman" w:cstheme="majorHAnsi"/>
-      <w:color w:val="000000" w:themeColor="text1"/>
-      <w:szCs w:val="16"/>
-    </w:rPr>
-  </w:style>
-  <w:style w:type="paragraph" w:customStyle="1" w:styleId="2A8FD43494A54CCE83C6C58FE1B4E21E3">
-    <w:name w:val="2A8FD43494A54CCE83C6C58FE1B4E21E3"/>
-    <w:rsid w:val="00B55A76"/>
-    <w:pPr>
-      <w:kinsoku w:val="0"/>
-      <w:overflowPunct w:val="0"/>
-      <w:spacing w:after="0" w:line="240" w:lineRule="auto"/>
-      <w:outlineLvl w:val="0"/>
-    </w:pPr>
-    <w:rPr>
-      <w:rFonts w:asciiTheme="majorHAnsi" w:eastAsia="Times New Roman" w:hAnsiTheme="majorHAnsi" w:cs="Times New Roman"/>
-      <w:bCs/>
-      <w:color w:val="E97132" w:themeColor="accent2"/>
-      <w:sz w:val="40"/>
-      <w:szCs w:val="20"/>
-    </w:rPr>
-  </w:style>
-  <w:style w:type="paragraph" w:customStyle="1" w:styleId="C7D278A48C794E9398D85CFD43501EA43">
-    <w:name w:val="C7D278A48C794E9398D85CFD43501EA43"/>
-    <w:rsid w:val="00B55A76"/>
-    <w:pPr>
-      <w:kinsoku w:val="0"/>
-      <w:overflowPunct w:val="0"/>
-      <w:spacing w:before="4" w:after="0" w:line="240" w:lineRule="auto"/>
-      <w:contextualSpacing/>
-    </w:pPr>
-    <w:rPr>
-      <w:rFonts w:eastAsia="Times New Roman" w:cstheme="majorHAnsi"/>
-      <w:color w:val="000000" w:themeColor="text1"/>
-      <w:szCs w:val="16"/>
-    </w:rPr>
-  </w:style>
-  <w:style w:type="paragraph" w:customStyle="1" w:styleId="0C924E5AF7204DB7944245791CC356A43">
-    <w:name w:val="0C924E5AF7204DB7944245791CC356A43"/>
-    <w:rsid w:val="00B55A76"/>
-    <w:pPr>
-      <w:kinsoku w:val="0"/>
-      <w:overflowPunct w:val="0"/>
-      <w:spacing w:before="4" w:after="0" w:line="240" w:lineRule="auto"/>
-      <w:contextualSpacing/>
-    </w:pPr>
-    <w:rPr>
-      <w:rFonts w:eastAsia="Times New Roman" w:cstheme="majorHAnsi"/>
-      <w:color w:val="000000" w:themeColor="text1"/>
-      <w:szCs w:val="16"/>
-    </w:rPr>
-  </w:style>
-  <w:style w:type="numbering" w:customStyle="1" w:styleId="BullettedList">
-    <w:name w:val="Bulletted List"/>
-    <w:uiPriority w:val="99"/>
-    <w:rsid w:val="00B55A76"/>
-    <w:pPr>
-      <w:numPr>
-        <w:numId w:val="1"/>
-      </w:numPr>
-    </w:pPr>
-  </w:style>
-  <w:style w:type="paragraph" w:styleId="ListBullet2">
-    <w:name w:val="List Bullet 2"/>
-    <w:basedOn w:val="Normal"/>
-    <w:uiPriority w:val="99"/>
-    <w:semiHidden/>
-    <w:unhideWhenUsed/>
-    <w:rsid w:val="00B55A76"/>
-    <w:pPr>
-      <w:numPr>
-        <w:ilvl w:val="1"/>
-        <w:numId w:val="1"/>
-      </w:numPr>
-      <w:spacing w:after="0" w:line="240" w:lineRule="auto"/>
-      <w:contextualSpacing/>
-    </w:pPr>
-    <w:rPr>
-      <w:rFonts w:eastAsia="Times New Roman" w:cs="Times New Roman"/>
-      <w:sz w:val="24"/>
-    </w:rPr>
-  </w:style>
-  <w:style w:type="paragraph" w:styleId="ListBullet3">
-    <w:name w:val="List Bullet 3"/>
-    <w:basedOn w:val="Normal"/>
-    <w:uiPriority w:val="99"/>
-    <w:semiHidden/>
-    <w:unhideWhenUsed/>
-    <w:rsid w:val="00B55A76"/>
-    <w:pPr>
-      <w:numPr>
-        <w:ilvl w:val="2"/>
-        <w:numId w:val="1"/>
-      </w:numPr>
-      <w:spacing w:after="0" w:line="240" w:lineRule="auto"/>
-      <w:contextualSpacing/>
-    </w:pPr>
-    <w:rPr>
-      <w:rFonts w:eastAsia="Times New Roman" w:cs="Times New Roman"/>
-      <w:sz w:val="24"/>
-    </w:rPr>
-  </w:style>
-  <w:style w:type="paragraph" w:styleId="ListBullet">
-    <w:name w:val="List Bullet"/>
-    <w:basedOn w:val="Normal"/>
-    <w:uiPriority w:val="99"/>
-    <w:rsid w:val="00B55A76"/>
-    <w:pPr>
-      <w:numPr>
-        <w:numId w:val="1"/>
-      </w:numPr>
-      <w:spacing w:after="0" w:line="240" w:lineRule="auto"/>
-      <w:contextualSpacing/>
-    </w:pPr>
-    <w:rPr>
-      <w:rFonts w:eastAsia="Times New Roman" w:cs="Times New Roman"/>
-      <w:sz w:val="24"/>
-    </w:rPr>
-  </w:style>
-  <w:style w:type="paragraph" w:styleId="ListBullet4">
-    <w:name w:val="List Bullet 4"/>
-    <w:basedOn w:val="Normal"/>
-    <w:uiPriority w:val="99"/>
-    <w:semiHidden/>
-    <w:unhideWhenUsed/>
-    <w:rsid w:val="00B55A76"/>
-    <w:pPr>
-      <w:numPr>
-        <w:ilvl w:val="3"/>
-        <w:numId w:val="1"/>
-      </w:numPr>
-      <w:spacing w:after="0" w:line="240" w:lineRule="auto"/>
-      <w:contextualSpacing/>
-    </w:pPr>
-    <w:rPr>
-      <w:rFonts w:eastAsia="Times New Roman" w:cs="Times New Roman"/>
-      <w:sz w:val="24"/>
-    </w:rPr>
-  </w:style>
-  <w:style w:type="paragraph" w:styleId="ListBullet5">
-    <w:name w:val="List Bullet 5"/>
-    <w:basedOn w:val="Normal"/>
-    <w:uiPriority w:val="99"/>
-    <w:semiHidden/>
-    <w:unhideWhenUsed/>
-    <w:rsid w:val="00B55A76"/>
-    <w:pPr>
-      <w:numPr>
-        <w:ilvl w:val="4"/>
-        <w:numId w:val="1"/>
-      </w:numPr>
-      <w:spacing w:after="0" w:line="240" w:lineRule="auto"/>
-      <w:contextualSpacing/>
-    </w:pPr>
-    <w:rPr>
-      <w:rFonts w:eastAsia="Times New Roman" w:cs="Times New Roman"/>
-      <w:sz w:val="24"/>
-    </w:rPr>
-  </w:style>
-  <w:style w:type="paragraph" w:customStyle="1" w:styleId="2A8FD43494A54CCE83C6C58FE1B4E21E4">
-    <w:name w:val="2A8FD43494A54CCE83C6C58FE1B4E21E4"/>
-    <w:rsid w:val="00B55A76"/>
-    <w:pPr>
-      <w:kinsoku w:val="0"/>
-      <w:overflowPunct w:val="0"/>
-      <w:spacing w:after="0" w:line="240" w:lineRule="auto"/>
-      <w:outlineLvl w:val="0"/>
-    </w:pPr>
-    <w:rPr>
-      <w:rFonts w:asciiTheme="majorHAnsi" w:eastAsia="Times New Roman" w:hAnsiTheme="majorHAnsi" w:cs="Times New Roman"/>
-      <w:bCs/>
-      <w:color w:val="E97132" w:themeColor="accent2"/>
-      <w:sz w:val="40"/>
-      <w:szCs w:val="20"/>
-    </w:rPr>
-  </w:style>
-  <w:style w:type="paragraph" w:customStyle="1" w:styleId="C7D278A48C794E9398D85CFD43501EA44">
-    <w:name w:val="C7D278A48C794E9398D85CFD43501EA44"/>
-    <w:rsid w:val="00B55A76"/>
-    <w:pPr>
-      <w:kinsoku w:val="0"/>
-      <w:overflowPunct w:val="0"/>
-      <w:spacing w:before="4" w:after="0" w:line="240" w:lineRule="auto"/>
-      <w:contextualSpacing/>
-    </w:pPr>
-    <w:rPr>
-      <w:rFonts w:eastAsia="Times New Roman" w:cstheme="majorHAnsi"/>
-      <w:color w:val="000000" w:themeColor="text1"/>
-      <w:szCs w:val="16"/>
-    </w:rPr>
-  </w:style>
-  <w:style w:type="paragraph" w:customStyle="1" w:styleId="0C924E5AF7204DB7944245791CC356A44">
-    <w:name w:val="0C924E5AF7204DB7944245791CC356A44"/>
-    <w:rsid w:val="00B55A76"/>
-    <w:pPr>
-      <w:kinsoku w:val="0"/>
-      <w:overflowPunct w:val="0"/>
-      <w:spacing w:before="4" w:after="0" w:line="240" w:lineRule="auto"/>
-      <w:contextualSpacing/>
-    </w:pPr>
-    <w:rPr>
-      <w:rFonts w:eastAsia="Times New Roman" w:cstheme="majorHAnsi"/>
-      <w:color w:val="000000" w:themeColor="text1"/>
-      <w:szCs w:val="16"/>
-    </w:rPr>
-  </w:style>
-</w:styles>
-</file>
-
-<file path=word/glossary/webSettings.xml><?xml version="1.0" encoding="utf-8"?>
-<w:webSettings xmlns:mc="http://schemas.openxmlformats.org/markup-compatibility/2006" xmlns:r="http://schemas.openxmlformats.org/officeDocument/2006/relationships" xmlns:w="http://schemas.openxmlformats.org/wordprocessingml/2006/main" xmlns:w14="http://schemas.microsoft.com/office/word/2010/wordml" xmlns:w15="http://schemas.microsoft.com/office/word/2012/wordml" xmlns:w16cex="http://schemas.microsoft.com/office/word/2018/wordml/cex" xmlns:w16cid="http://schemas.microsoft.com/office/word/2016/wordml/cid" xmlns:w16="http://schemas.microsoft.com/office/word/2018/wordml" xmlns:w16du="http://schemas.microsoft.com/office/word/2023/wordml/word16du" xmlns:w16sdtdh="http://schemas.microsoft.com/office/word/2020/wordml/sdtdatahash" xmlns:w16se="http://schemas.microsoft.com/office/word/2015/wordml/symex" mc:Ignorable="w14 w15 w16se w16cid w16 w16cex w16sdtdh w16du">
-  <w:optimizeForBrowser/>
-  <w:allowPNG/>
-</w:webSettings>
-</file>
-
 <file path=word/theme/theme11.xml><?xml version="1.0" encoding="utf-8"?>
 <a:theme xmlns:a="http://schemas.openxmlformats.org/drawingml/2006/main" name="StoneSet">
   <a:themeElements>
@@ -8908,359 +6186,6 @@
 </a:theme>
 </file>
 
-<file path=customXml/item12.xml><?xml version="1.0" encoding="utf-8"?>
-<ct:contentTypeSchema xmlns:ct="http://schemas.microsoft.com/office/2006/metadata/contentType" xmlns:ma="http://schemas.microsoft.com/office/2006/metadata/properties/metaAttributes" ct:_="" ma:_="" ma:contentTypeName="Document" ma:contentTypeID="0x01010079F111ED35F8CC479449609E8A0923A6" ma:contentTypeVersion="28" ma:contentTypeDescription="Create a new document." ma:contentTypeScope="" ma:versionID="60f5a4f2d2b0abadcf532d48ebf9cb71">
-  <xsd:schema xmlns:xsd="http://www.w3.org/2001/XMLSchema" xmlns:xs="http://www.w3.org/2001/XMLSchema" xmlns:p="http://schemas.microsoft.com/office/2006/metadata/properties" xmlns:ns1="http://schemas.microsoft.com/sharepoint/v3" xmlns:ns2="71af3243-3dd4-4a8d-8c0d-dd76da1f02a5" xmlns:ns3="16c05727-aa75-4e4a-9b5f-8a80a1165891" xmlns:ns4="230e9df3-be65-4c73-a93b-d1236ebd677e" targetNamespace="http://schemas.microsoft.com/office/2006/metadata/properties" ma:root="true" ma:fieldsID="7dd78129e6a1811f84807ad11c651531" ns1:_="" ns2:_="" ns3:_="" ns4:_="">
-    <xsd:import namespace="http://schemas.microsoft.com/sharepoint/v3"/>
-    <xsd:import namespace="71af3243-3dd4-4a8d-8c0d-dd76da1f02a5"/>
-    <xsd:import namespace="16c05727-aa75-4e4a-9b5f-8a80a1165891"/>
-    <xsd:import namespace="230e9df3-be65-4c73-a93b-d1236ebd677e"/>
-    <xsd:element name="properties">
-      <xsd:complexType>
-        <xsd:sequence>
-          <xsd:element name="documentManagement">
-            <xsd:complexType>
-              <xsd:all>
-                <xsd:element ref="ns2:Status" minOccurs="0"/>
-                <xsd:element ref="ns2:Image" minOccurs="0"/>
-                <xsd:element ref="ns2:MediaServiceMetadata" minOccurs="0"/>
-                <xsd:element ref="ns2:MediaServiceFastMetadata" minOccurs="0"/>
-                <xsd:element ref="ns2:MediaServiceOCR" minOccurs="0"/>
-                <xsd:element ref="ns2:MediaServiceAutoTags" minOccurs="0"/>
-                <xsd:element ref="ns2:MediaServiceEventHashCode" minOccurs="0"/>
-                <xsd:element ref="ns2:MediaServiceGenerationTime" minOccurs="0"/>
-                <xsd:element ref="ns3:SharedWithUsers" minOccurs="0"/>
-                <xsd:element ref="ns3:SharedWithDetails" minOccurs="0"/>
-                <xsd:element ref="ns2:MediaServiceAutoKeyPoints" minOccurs="0"/>
-                <xsd:element ref="ns2:MediaServiceKeyPoints" minOccurs="0"/>
-                <xsd:element ref="ns2:MediaServiceDateTaken" minOccurs="0"/>
-                <xsd:element ref="ns1:_ip_UnifiedCompliancePolicyProperties" minOccurs="0"/>
-                <xsd:element ref="ns1:_ip_UnifiedCompliancePolicyUIAction" minOccurs="0"/>
-                <xsd:element ref="ns4:TaxCatchAll" minOccurs="0"/>
-                <xsd:element ref="ns2:ImageTagsTaxHTField" minOccurs="0"/>
-                <xsd:element ref="ns2:MediaServiceLocation" minOccurs="0"/>
-                <xsd:element ref="ns2:MediaLengthInSeconds" minOccurs="0"/>
-                <xsd:element ref="ns2:Background" minOccurs="0"/>
-                <xsd:element ref="ns2:MediaServiceSearchProperties" minOccurs="0"/>
-                <xsd:element ref="ns2:MediaServiceDocTags" minOccurs="0"/>
-                <xsd:element ref="ns2:MediaServiceObjectDetectorVersions" minOccurs="0"/>
-                <xsd:element ref="ns2:MediaServiceSystemTags" minOccurs="0"/>
-              </xsd:all>
-            </xsd:complexType>
-          </xsd:element>
-        </xsd:sequence>
-      </xsd:complexType>
-    </xsd:element>
-  </xsd:schema>
-  <xsd:schema xmlns:xsd="http://www.w3.org/2001/XMLSchema" xmlns:xs="http://www.w3.org/2001/XMLSchema" xmlns:dms="http://schemas.microsoft.com/office/2006/documentManagement/types" xmlns:pc="http://schemas.microsoft.com/office/infopath/2007/PartnerControls" targetNamespace="http://schemas.microsoft.com/sharepoint/v3" elementFormDefault="qualified">
-    <xsd:import namespace="http://schemas.microsoft.com/office/2006/documentManagement/types"/>
-    <xsd:import namespace="http://schemas.microsoft.com/office/infopath/2007/PartnerControls"/>
-    <xsd:element name="_ip_UnifiedCompliancePolicyProperties" ma:index="20" nillable="true" ma:displayName="Unified Compliance Policy Properties" ma:hidden="true" ma:internalName="_ip_UnifiedCompliancePolicyProperties" ma:readOnly="false">
-      <xsd:simpleType>
-        <xsd:restriction base="dms:Note"/>
-      </xsd:simpleType>
-    </xsd:element>
-    <xsd:element name="_ip_UnifiedCompliancePolicyUIAction" ma:index="21" nillable="true" ma:displayName="Unified Compliance Policy UI Action" ma:hidden="true" ma:internalName="_ip_UnifiedCompliancePolicyUIAction" ma:readOnly="false">
-      <xsd:simpleType>
-        <xsd:restriction base="dms:Text"/>
-      </xsd:simpleType>
-    </xsd:element>
-  </xsd:schema>
-  <xsd:schema xmlns:xsd="http://www.w3.org/2001/XMLSchema" xmlns:xs="http://www.w3.org/2001/XMLSchema" xmlns:dms="http://schemas.microsoft.com/office/2006/documentManagement/types" xmlns:pc="http://schemas.microsoft.com/office/infopath/2007/PartnerControls" targetNamespace="71af3243-3dd4-4a8d-8c0d-dd76da1f02a5" elementFormDefault="qualified">
-    <xsd:import namespace="http://schemas.microsoft.com/office/2006/documentManagement/types"/>
-    <xsd:import namespace="http://schemas.microsoft.com/office/infopath/2007/PartnerControls"/>
-    <xsd:element name="Status" ma:index="2" nillable="true" ma:displayName="Status" ma:default="Not started" ma:format="Dropdown" ma:internalName="Status" ma:readOnly="false">
-      <xsd:simpleType>
-        <xsd:restriction base="dms:Choice">
-          <xsd:enumeration value="Not started"/>
-          <xsd:enumeration value="In Progress"/>
-          <xsd:enumeration value="Completed"/>
-        </xsd:restriction>
-      </xsd:simpleType>
-    </xsd:element>
-    <xsd:element name="Image" ma:index="3" nillable="true" ma:displayName="Image" ma:format="Image" ma:internalName="Image" ma:readOnly="false">
-      <xsd:complexType>
-        <xsd:complexContent>
-          <xsd:extension base="dms:URL">
-            <xsd:sequence>
-              <xsd:element name="Url" type="dms:ValidUrl" minOccurs="0" nillable="true"/>
-              <xsd:element name="Description" type="xsd:string" nillable="true"/>
-            </xsd:sequence>
-          </xsd:extension>
-        </xsd:complexContent>
-      </xsd:complexType>
-    </xsd:element>
-    <xsd:element name="MediaServiceMetadata" ma:index="8" nillable="true" ma:displayName="MediaServiceMetadata" ma:hidden="true" ma:internalName="MediaServiceMetadata" ma:readOnly="true">
-      <xsd:simpleType>
-        <xsd:restriction base="dms:Note"/>
-      </xsd:simpleType>
-    </xsd:element>
-    <xsd:element name="MediaServiceFastMetadata" ma:index="9" nillable="true" ma:displayName="MediaServiceFastMetadata" ma:hidden="true" ma:internalName="MediaServiceFastMetadata" ma:readOnly="true">
-      <xsd:simpleType>
-        <xsd:restriction base="dms:Note"/>
-      </xsd:simpleType>
-    </xsd:element>
-    <xsd:element name="MediaServiceOCR" ma:index="10" nillable="true" ma:displayName="MediaServiceOCR" ma:hidden="true" ma:internalName="MediaServiceOCR" ma:readOnly="true">
-      <xsd:simpleType>
-        <xsd:restriction base="dms:Note"/>
-      </xsd:simpleType>
-    </xsd:element>
-    <xsd:element name="MediaServiceAutoTags" ma:index="11" nillable="true" ma:displayName="MediaServiceAutoTags" ma:hidden="true" ma:internalName="MediaServiceAutoTags" ma:readOnly="true">
-      <xsd:simpleType>
-        <xsd:restriction base="dms:Text"/>
-      </xsd:simpleType>
-    </xsd:element>
-    <xsd:element name="MediaServiceEventHashCode" ma:index="12" nillable="true" ma:displayName="MediaServiceEventHashCode" ma:hidden="true" ma:internalName="MediaServiceEventHashCode" ma:readOnly="true">
-      <xsd:simpleType>
-        <xsd:restriction base="dms:Text"/>
-      </xsd:simpleType>
-    </xsd:element>
-    <xsd:element name="MediaServiceGenerationTime" ma:index="13" nillable="true" ma:displayName="MediaServiceGenerationTime" ma:hidden="true" ma:internalName="MediaServiceGenerationTime" ma:readOnly="true">
-      <xsd:simpleType>
-        <xsd:restriction base="dms:Text"/>
-      </xsd:simpleType>
-    </xsd:element>
-    <xsd:element name="MediaServiceAutoKeyPoints" ma:index="16" nillable="true" ma:displayName="MediaServiceAutoKeyPoints" ma:hidden="true" ma:internalName="MediaServiceAutoKeyPoints" ma:readOnly="true">
-      <xsd:simpleType>
-        <xsd:restriction base="dms:Note"/>
-      </xsd:simpleType>
-    </xsd:element>
-    <xsd:element name="MediaServiceKeyPoints" ma:index="17" nillable="true" ma:displayName="KeyPoints" ma:hidden="true" ma:internalName="MediaServiceKeyPoints" ma:readOnly="false">
-      <xsd:simpleType>
-        <xsd:restriction base="dms:Note"/>
-      </xsd:simpleType>
-    </xsd:element>
-    <xsd:element name="MediaServiceDateTaken" ma:index="18" nillable="true" ma:displayName="MediaServiceDateTaken" ma:hidden="true" ma:internalName="MediaServiceDateTaken" ma:readOnly="true">
-      <xsd:simpleType>
-        <xsd:restriction base="dms:Text"/>
-      </xsd:simpleType>
-    </xsd:element>
-    <xsd:element name="ImageTagsTaxHTField" ma:index="25" nillable="true" ma:taxonomy="true" ma:internalName="ImageTagsTaxHTField" ma:taxonomyFieldName="MediaServiceImageTags" ma:displayName="Image Tags" ma:readOnly="false" ma:fieldId="{5cf76f15-5ced-4ddc-b409-7134ff3c332f}" ma:taxonomyMulti="true" ma:sspId="e385fb40-52d4-4fae-9c5b-3e8ff8a5878e" ma:termSetId="09814cd3-568e-fe90-9814-8d621ff8fb84" ma:anchorId="fba54fb3-c3e1-fe81-a776-ca4b69148c4d" ma:open="true" ma:isKeyword="false">
-      <xsd:complexType>
-        <xsd:sequence>
-          <xsd:element ref="pc:Terms" minOccurs="0" maxOccurs="1"/>
-        </xsd:sequence>
-      </xsd:complexType>
-    </xsd:element>
-    <xsd:element name="MediaServiceLocation" ma:index="26" nillable="true" ma:displayName="Location" ma:hidden="true" ma:internalName="MediaServiceLocation" ma:readOnly="true">
-      <xsd:simpleType>
-        <xsd:restriction base="dms:Text"/>
-      </xsd:simpleType>
-    </xsd:element>
-    <xsd:element name="MediaLengthInSeconds" ma:index="27" nillable="true" ma:displayName="MediaLengthInSeconds" ma:hidden="true" ma:internalName="MediaLengthInSeconds" ma:readOnly="true">
-      <xsd:simpleType>
-        <xsd:restriction base="dms:Unknown"/>
-      </xsd:simpleType>
-    </xsd:element>
-    <xsd:element name="Background" ma:index="28" nillable="true" ma:displayName="Background" ma:default="0" ma:format="Dropdown" ma:internalName="Background">
-      <xsd:simpleType>
-        <xsd:restriction base="dms:Boolean"/>
-      </xsd:simpleType>
-    </xsd:element>
-    <xsd:element name="MediaServiceSearchProperties" ma:index="29" nillable="true" ma:displayName="MediaServiceSearchProperties" ma:hidden="true" ma:internalName="MediaServiceSearchProperties" ma:readOnly="true">
-      <xsd:simpleType>
-        <xsd:restriction base="dms:Note"/>
-      </xsd:simpleType>
-    </xsd:element>
-    <xsd:element name="MediaServiceDocTags" ma:index="30" nillable="true" ma:displayName="MediaServiceDocTags" ma:hidden="true" ma:internalName="MediaServiceDocTags" ma:readOnly="true">
-      <xsd:simpleType>
-        <xsd:restriction base="dms:Note"/>
-      </xsd:simpleType>
-    </xsd:element>
-    <xsd:element name="MediaServiceObjectDetectorVersions" ma:index="31" nillable="true" ma:displayName="MediaServiceObjectDetectorVersions" ma:description="" ma:hidden="true" ma:indexed="true" ma:internalName="MediaServiceObjectDetectorVersions" ma:readOnly="true">
-      <xsd:simpleType>
-        <xsd:restriction base="dms:Text"/>
-      </xsd:simpleType>
-    </xsd:element>
-    <xsd:element name="MediaServiceSystemTags" ma:index="32" nillable="true" ma:displayName="MediaServiceSystemTags" ma:hidden="true" ma:internalName="MediaServiceSystemTags" ma:readOnly="true">
-      <xsd:simpleType>
-        <xsd:restriction base="dms:Note"/>
-      </xsd:simpleType>
-    </xsd:element>
-  </xsd:schema>
-  <xsd:schema xmlns:xsd="http://www.w3.org/2001/XMLSchema" xmlns:xs="http://www.w3.org/2001/XMLSchema" xmlns:dms="http://schemas.microsoft.com/office/2006/documentManagement/types" xmlns:pc="http://schemas.microsoft.com/office/infopath/2007/PartnerControls" targetNamespace="16c05727-aa75-4e4a-9b5f-8a80a1165891" elementFormDefault="qualified">
-    <xsd:import namespace="http://schemas.microsoft.com/office/2006/documentManagement/types"/>
-    <xsd:import namespace="http://schemas.microsoft.com/office/infopath/2007/PartnerControls"/>
-    <xsd:element name="SharedWithUsers" ma:index="14" nillable="true" ma:displayName="Shared With" ma:hidden="true" ma:internalName="SharedWithUsers" ma:readOnly="true">
-      <xsd:complexType>
-        <xsd:complexContent>
-          <xsd:extension base="dms:UserMulti">
-            <xsd:sequence>
-              <xsd:element name="UserInfo" minOccurs="0" maxOccurs="unbounded">
-                <xsd:complexType>
-                  <xsd:sequence>
-                    <xsd:element name="DisplayName" type="xsd:string" minOccurs="0"/>
-                    <xsd:element name="AccountId" type="dms:UserId" minOccurs="0" nillable="true"/>
-                    <xsd:element name="AccountType" type="xsd:string" minOccurs="0"/>
-                  </xsd:sequence>
-                </xsd:complexType>
-              </xsd:element>
-            </xsd:sequence>
-          </xsd:extension>
-        </xsd:complexContent>
-      </xsd:complexType>
-    </xsd:element>
-    <xsd:element name="SharedWithDetails" ma:index="15" nillable="true" ma:displayName="Shared With Details" ma:hidden="true" ma:internalName="SharedWithDetails" ma:readOnly="true">
-      <xsd:simpleType>
-        <xsd:restriction base="dms:Note"/>
-      </xsd:simpleType>
-    </xsd:element>
-  </xsd:schema>
-  <xsd:schema xmlns:xsd="http://www.w3.org/2001/XMLSchema" xmlns:xs="http://www.w3.org/2001/XMLSchema" xmlns:dms="http://schemas.microsoft.com/office/2006/documentManagement/types" xmlns:pc="http://schemas.microsoft.com/office/infopath/2007/PartnerControls" targetNamespace="230e9df3-be65-4c73-a93b-d1236ebd677e" elementFormDefault="qualified">
-    <xsd:import namespace="http://schemas.microsoft.com/office/2006/documentManagement/types"/>
-    <xsd:import namespace="http://schemas.microsoft.com/office/infopath/2007/PartnerControls"/>
-    <xsd:element name="TaxCatchAll" ma:index="23" nillable="true" ma:displayName="Taxonomy Catch All Column" ma:hidden="true" ma:list="{3f6bfcbc-3db3-4ae6-bd76-326f0798ad28}" ma:internalName="TaxCatchAll" ma:readOnly="false" ma:showField="CatchAllData" ma:web="16c05727-aa75-4e4a-9b5f-8a80a1165891">
-      <xsd:complexType>
-        <xsd:complexContent>
-          <xsd:extension base="dms:MultiChoiceLookup">
-            <xsd:sequence>
-              <xsd:element name="Value" type="dms:Lookup" maxOccurs="unbounded" minOccurs="0" nillable="true"/>
-            </xsd:sequence>
-          </xsd:extension>
-        </xsd:complexContent>
-      </xsd:complexType>
-    </xsd:element>
-  </xsd:schema>
-  <xsd:schema xmlns="http://schemas.openxmlformats.org/package/2006/metadata/core-properties" xmlns:xsd="http://www.w3.org/2001/XMLSchema" xmlns:xsi="http://www.w3.org/2001/XMLSchema-instance" xmlns:dc="http://purl.org/dc/elements/1.1/" xmlns:dcterms="http://purl.org/dc/terms/" xmlns:odoc="http://schemas.microsoft.com/internal/obd" targetNamespace="http://schemas.openxmlformats.org/package/2006/metadata/core-properties" elementFormDefault="qualified" attributeFormDefault="unqualified" blockDefault="#all">
-    <xsd:import namespace="http://purl.org/dc/elements/1.1/" schemaLocation="http://dublincore.org/schemas/xmls/qdc/2003/04/02/dc.xsd"/>
-    <xsd:import namespace="http://purl.org/dc/terms/" schemaLocation="http://dublincore.org/schemas/xmls/qdc/2003/04/02/dcterms.xsd"/>
-    <xsd:element name="coreProperties" type="CT_coreProperties"/>
-    <xsd:complexType name="CT_coreProperties">
-      <xsd:all>
-        <xsd:element ref="dc:creator" minOccurs="0" maxOccurs="1"/>
-        <xsd:element ref="dcterms:created" minOccurs="0" maxOccurs="1"/>
-        <xsd:element ref="dc:identifier" minOccurs="0" maxOccurs="1"/>
-        <xsd:element name="contentType" minOccurs="0" maxOccurs="1" type="xsd:string" ma:displayName="Content Type"/>
-        <xsd:element ref="dc:title" minOccurs="0" maxOccurs="1" ma:index="1" ma:displayName="Title"/>
-        <xsd:element ref="dc:subject" minOccurs="0" maxOccurs="1"/>
-        <xsd:element ref="dc:description" minOccurs="0" maxOccurs="1"/>
-        <xsd:element name="keywords" minOccurs="0" maxOccurs="1" type="xsd:string"/>
-        <xsd:element ref="dc:language" minOccurs="0" maxOccurs="1"/>
-        <xsd:element name="category" minOccurs="0" maxOccurs="1" type="xsd:string"/>
-        <xsd:element name="version" minOccurs="0" maxOccurs="1" type="xsd:string"/>
-        <xsd:element name="revision" minOccurs="0" maxOccurs="1" type="xsd:string">
-          <xsd:annotation>
-            <xsd:documentation>
-                        This value indicates the number of saves or revisions. The application is responsible for updating this value after each revision.
-                    </xsd:documentation>
-          </xsd:annotation>
-        </xsd:element>
-        <xsd:element name="lastModifiedBy" minOccurs="0" maxOccurs="1" type="xsd:string"/>
-        <xsd:element ref="dcterms:modified" minOccurs="0" maxOccurs="1"/>
-        <xsd:element name="contentStatus" minOccurs="0" maxOccurs="1" type="xsd:string"/>
-      </xsd:all>
-    </xsd:complexType>
-  </xsd:schema>
-  <xs:schema xmlns:pc="http://schemas.microsoft.com/office/infopath/2007/PartnerControls" xmlns:xs="http://www.w3.org/2001/XMLSchema" targetNamespace="http://schemas.microsoft.com/office/infopath/2007/PartnerControls" elementFormDefault="qualified" attributeFormDefault="unqualified">
-    <xs:element name="Person">
-      <xs:complexType>
-        <xs:sequence>
-          <xs:element ref="pc:DisplayName" minOccurs="0"/>
-          <xs:element ref="pc:AccountId" minOccurs="0"/>
-          <xs:element ref="pc:AccountType" minOccurs="0"/>
-        </xs:sequence>
-      </xs:complexType>
-    </xs:element>
-    <xs:element name="DisplayName" type="xs:string"/>
-    <xs:element name="AccountId" type="xs:string"/>
-    <xs:element name="AccountType" type="xs:string"/>
-    <xs:element name="BDCAssociatedEntity">
-      <xs:complexType>
-        <xs:sequence>
-          <xs:element ref="pc:BDCEntity" minOccurs="0" maxOccurs="unbounded"/>
-        </xs:sequence>
-        <xs:attribute ref="pc:EntityNamespace"/>
-        <xs:attribute ref="pc:EntityName"/>
-        <xs:attribute ref="pc:SystemInstanceName"/>
-        <xs:attribute ref="pc:AssociationName"/>
-      </xs:complexType>
-    </xs:element>
-    <xs:attribute name="EntityNamespace" type="xs:string"/>
-    <xs:attribute name="EntityName" type="xs:string"/>
-    <xs:attribute name="SystemInstanceName" type="xs:string"/>
-    <xs:attribute name="AssociationName" type="xs:string"/>
-    <xs:element name="BDCEntity">
-      <xs:complexType>
-        <xs:sequence>
-          <xs:element ref="pc:EntityDisplayName" minOccurs="0"/>
-          <xs:element ref="pc:EntityInstanceReference" minOccurs="0"/>
-          <xs:element ref="pc:EntityId1" minOccurs="0"/>
-          <xs:element ref="pc:EntityId2" minOccurs="0"/>
-          <xs:element ref="pc:EntityId3" minOccurs="0"/>
-          <xs:element ref="pc:EntityId4" minOccurs="0"/>
-          <xs:element ref="pc:EntityId5" minOccurs="0"/>
-        </xs:sequence>
-      </xs:complexType>
-    </xs:element>
-    <xs:element name="EntityDisplayName" type="xs:string"/>
-    <xs:element name="EntityInstanceReference" type="xs:string"/>
-    <xs:element name="EntityId1" type="xs:string"/>
-    <xs:element name="EntityId2" type="xs:string"/>
-    <xs:element name="EntityId3" type="xs:string"/>
-    <xs:element name="EntityId4" type="xs:string"/>
-    <xs:element name="EntityId5" type="xs:string"/>
-    <xs:element name="Terms">
-      <xs:complexType>
-        <xs:sequence>
-          <xs:element ref="pc:TermInfo" minOccurs="0" maxOccurs="unbounded"/>
-        </xs:sequence>
-      </xs:complexType>
-    </xs:element>
-    <xs:element name="TermInfo">
-      <xs:complexType>
-        <xs:sequence>
-          <xs:element ref="pc:TermName" minOccurs="0"/>
-          <xs:element ref="pc:TermId" minOccurs="0"/>
-        </xs:sequence>
-      </xs:complexType>
-    </xs:element>
-    <xs:element name="TermName" type="xs:string"/>
-    <xs:element name="TermId" type="xs:string"/>
-  </xs:schema>
-</ct:contentTypeSchema>
-</file>
-
-<file path=customXml/item2.xml><?xml version="1.0" encoding="utf-8"?>
-<?mso-contentType ?>
-<FormTemplates xmlns="http://schemas.microsoft.com/sharepoint/v3/contenttype/forms">
-  <Display>DocumentLibraryForm</Display>
-  <Edit>DocumentLibraryForm</Edit>
-  <New>DocumentLibraryForm</New>
-</FormTemplates>
-</file>
-
-<file path=customXml/item33.xml><?xml version="1.0" encoding="utf-8"?>
-<p:properties xmlns:p="http://schemas.microsoft.com/office/2006/metadata/properties" xmlns:xsi="http://www.w3.org/2001/XMLSchema-instance" xmlns:pc="http://schemas.microsoft.com/office/infopath/2007/PartnerControls">
-  <documentManagement>
-    <_ip_UnifiedCompliancePolicyUIAction xmlns="http://schemas.microsoft.com/sharepoint/v3" xsi:nil="true"/>
-    <Image xmlns="71af3243-3dd4-4a8d-8c0d-dd76da1f02a5">
-      <Url xsi:nil="true"/>
-      <Description xsi:nil="true"/>
-    </Image>
-    <Status xmlns="71af3243-3dd4-4a8d-8c0d-dd76da1f02a5">Not started</Status>
-    <Background xmlns="71af3243-3dd4-4a8d-8c0d-dd76da1f02a5">false</Background>
-    <_ip_UnifiedCompliancePolicyProperties xmlns="http://schemas.microsoft.com/sharepoint/v3" xsi:nil="true"/>
-    <ImageTagsTaxHTField xmlns="71af3243-3dd4-4a8d-8c0d-dd76da1f02a5">
-      <Terms xmlns="http://schemas.microsoft.com/office/infopath/2007/PartnerControls"/>
-    </ImageTagsTaxHTField>
-    <TaxCatchAll xmlns="230e9df3-be65-4c73-a93b-d1236ebd677e" xsi:nil="true"/>
-    <MediaServiceKeyPoints xmlns="71af3243-3dd4-4a8d-8c0d-dd76da1f02a5" xsi:nil="true"/>
-  </documentManagement>
-</p:properties>
-</file>
-
-<file path=customXml/itemProps12.xml><?xml version="1.0" encoding="utf-8"?>
-<ds:datastoreItem xmlns:ds="http://schemas.openxmlformats.org/officeDocument/2006/customXml" ds:itemID="{D64C4827-F570-4322-B2EA-9A2BCC44CAE5}"/>
-</file>
-
-<file path=customXml/itemProps21.xml><?xml version="1.0" encoding="utf-8"?>
-<ds:datastoreItem xmlns:ds="http://schemas.openxmlformats.org/officeDocument/2006/customXml" ds:itemID="{B2760BF0-D3EF-45B7-81EB-D7C92D796ACF}"/>
-</file>
-
-<file path=customXml/itemProps33.xml><?xml version="1.0" encoding="utf-8"?>
-<ds:datastoreItem xmlns:ds="http://schemas.openxmlformats.org/officeDocument/2006/customXml" ds:itemID="{6C05363D-7689-4062-8E19-7996501537FD}"/>
-</file>
-
 <file path=docMetadata/LabelInfo.xml><?xml version="1.0" encoding="utf-8"?>
 <clbl:labelList xmlns:clbl="http://schemas.microsoft.com/office/2020/mipLabelMetadata"/>
 </file>